--- a/hin/docx/010.content.docx
+++ b/hin/docx/010.content.docx
@@ -385,114 +385,84 @@
           <w:lang w:val="hi_IN" w:bidi="hi_IN"/>
         </w:rPr>
       </w:r>
-      <w:hyperlink r:id="rId13">
-        <w:r>
-          <w:rPr>
-            <w:lang w:val="hi_IN" w:bidi="hi_IN"/>
-          </w:rPr>
-          <w:rPr>
-            <w:color w:val="0000EE"/>
-            <w:u w:val="single"/>
-          </w:rPr>
-          <w:t>1 पतरस 1:13</w:t>
-        </w:r>
-      </w:hyperlink>
-    </w:p>
-    <w:p>
-      <w:pPr>
-        <w:pStyle w:val="ListBullet"/>
-        <w:spacing w:line="240" w:lineRule="auto"/>
-        <w:ind w:left="720"/>
-      </w:pPr>
-      <w:r>
-        <w:rPr>
-          <w:lang w:val="hi_IN" w:bidi="hi_IN"/>
-        </w:rPr>
-      </w:r>
-      <w:hyperlink r:id="rId14">
-        <w:r>
-          <w:rPr>
-            <w:lang w:val="hi_IN" w:bidi="hi_IN"/>
-          </w:rPr>
-          <w:rPr>
-            <w:color w:val="0000EE"/>
-            <w:u w:val="single"/>
-          </w:rPr>
-          <w:t>2 इतिहास 6:9</w:t>
-        </w:r>
-      </w:hyperlink>
-    </w:p>
-    <w:p>
-      <w:pPr>
-        <w:pStyle w:val="ListBullet"/>
-        <w:spacing w:line="240" w:lineRule="auto"/>
-        <w:ind w:left="720"/>
-      </w:pPr>
-      <w:r>
-        <w:rPr>
-          <w:lang w:val="hi_IN" w:bidi="hi_IN"/>
-        </w:rPr>
-      </w:r>
-      <w:hyperlink r:id="rId15">
-        <w:r>
-          <w:rPr>
-            <w:lang w:val="hi_IN" w:bidi="hi_IN"/>
-          </w:rPr>
-          <w:rPr>
-            <w:color w:val="0000EE"/>
-            <w:u w:val="single"/>
-          </w:rPr>
-          <w:t>व्यवस्थाविवरण 33:11</w:t>
-        </w:r>
-      </w:hyperlink>
-    </w:p>
-    <w:p>
-      <w:pPr>
-        <w:pStyle w:val="ListBullet"/>
-        <w:spacing w:line="240" w:lineRule="auto"/>
-        <w:ind w:left="720"/>
-      </w:pPr>
-      <w:r>
-        <w:rPr>
-          <w:lang w:val="hi_IN" w:bidi="hi_IN"/>
-        </w:rPr>
-      </w:r>
-      <w:hyperlink r:id="rId16">
-        <w:r>
-          <w:rPr>
-            <w:lang w:val="hi_IN" w:bidi="hi_IN"/>
-          </w:rPr>
-          <w:rPr>
-            <w:color w:val="0000EE"/>
-            <w:u w:val="single"/>
-          </w:rPr>
-          <w:t>उत्पत्ति 37:34</w:t>
-        </w:r>
-      </w:hyperlink>
-    </w:p>
-    <w:p>
-      <w:pPr>
-        <w:pStyle w:val="ListBullet"/>
-        <w:spacing w:line="240" w:lineRule="auto"/>
-        <w:ind w:left="720"/>
-      </w:pPr>
-      <w:r>
-        <w:rPr>
-          <w:lang w:val="hi_IN" w:bidi="hi_IN"/>
-        </w:rPr>
-      </w:r>
-      <w:hyperlink r:id="rId17">
-        <w:r>
-          <w:rPr>
-            <w:lang w:val="hi_IN" w:bidi="hi_IN"/>
-          </w:rPr>
-          <w:rPr>
-            <w:color w:val="0000EE"/>
-            <w:u w:val="single"/>
-          </w:rPr>
-          <w:t>अय्यूब 15:27</w:t>
-        </w:r>
-      </w:hyperlink>
+      <w:r>
+        <w:rPr>
+          <w:lang w:val="hi_IN" w:bidi="hi_IN"/>
+        </w:rPr>
+        <w:t>1 पतरस 1:13</w:t>
+      </w:r>
+    </w:p>
+    <w:p>
+      <w:pPr>
+        <w:pStyle w:val="ListBullet"/>
+        <w:spacing w:line="240" w:lineRule="auto"/>
+        <w:ind w:left="720"/>
+      </w:pPr>
+      <w:r>
+        <w:rPr>
+          <w:lang w:val="hi_IN" w:bidi="hi_IN"/>
+        </w:rPr>
+      </w:r>
+      <w:r>
+        <w:rPr>
+          <w:lang w:val="hi_IN" w:bidi="hi_IN"/>
+        </w:rPr>
+        <w:t>2 इतिहास 6:9</w:t>
+      </w:r>
+    </w:p>
+    <w:p>
+      <w:pPr>
+        <w:pStyle w:val="ListBullet"/>
+        <w:spacing w:line="240" w:lineRule="auto"/>
+        <w:ind w:left="720"/>
+      </w:pPr>
+      <w:r>
+        <w:rPr>
+          <w:lang w:val="hi_IN" w:bidi="hi_IN"/>
+        </w:rPr>
+      </w:r>
+      <w:r>
+        <w:rPr>
+          <w:lang w:val="hi_IN" w:bidi="hi_IN"/>
+        </w:rPr>
+        <w:t>व्यवस्थाविवरण 33:11</w:t>
+      </w:r>
+    </w:p>
+    <w:p>
+      <w:pPr>
+        <w:pStyle w:val="ListBullet"/>
+        <w:spacing w:line="240" w:lineRule="auto"/>
+        <w:ind w:left="720"/>
+      </w:pPr>
+      <w:r>
+        <w:rPr>
+          <w:lang w:val="hi_IN" w:bidi="hi_IN"/>
+        </w:rPr>
+      </w:r>
+      <w:r>
+        <w:rPr>
+          <w:lang w:val="hi_IN" w:bidi="hi_IN"/>
+        </w:rPr>
+        <w:t>उत्पत्ति 37:34</w:t>
+      </w:r>
+    </w:p>
+    <w:p>
+      <w:pPr>
+        <w:pStyle w:val="ListBullet"/>
+        <w:spacing w:line="240" w:lineRule="auto"/>
+        <w:ind w:left="720"/>
+      </w:pPr>
+      <w:r>
+        <w:rPr>
+          <w:lang w:val="hi_IN" w:bidi="hi_IN"/>
+        </w:rPr>
+      </w:r>
+      <w:r>
+        <w:rPr>
+          <w:lang w:val="hi_IN" w:bidi="hi_IN"/>
+        </w:rPr>
+        <w:t>अय्यूब 15:27</w:t>
+      </w:r>
     </w:p>
     <w:p>
       <w:pPr>
@@ -891,138 +861,102 @@
           <w:lang w:val="hi_IN" w:bidi="hi_IN"/>
         </w:rPr>
       </w:r>
-      <w:hyperlink r:id="rId18">
-        <w:r>
-          <w:rPr>
-            <w:lang w:val="hi_IN" w:bidi="hi_IN"/>
-          </w:rPr>
-          <w:rPr>
-            <w:color w:val="0000EE"/>
-            <w:u w:val="single"/>
-          </w:rPr>
-          <w:t>2 कुरिन्थियों 11:23</w:t>
-        </w:r>
-      </w:hyperlink>
-    </w:p>
-    <w:p>
-      <w:pPr>
-        <w:pStyle w:val="ListBullet"/>
-        <w:spacing w:line="240" w:lineRule="auto"/>
-        <w:ind w:left="720"/>
-      </w:pPr>
-      <w:r>
-        <w:rPr>
-          <w:lang w:val="hi_IN" w:bidi="hi_IN"/>
-        </w:rPr>
-      </w:r>
-      <w:hyperlink r:id="rId19">
-        <w:r>
-          <w:rPr>
-            <w:lang w:val="hi_IN" w:bidi="hi_IN"/>
-          </w:rPr>
-          <w:rPr>
-            <w:color w:val="0000EE"/>
-            <w:u w:val="single"/>
-          </w:rPr>
-          <w:t>व्यवस्थाविवरण 15:7</w:t>
-        </w:r>
-      </w:hyperlink>
-    </w:p>
-    <w:p>
-      <w:pPr>
-        <w:pStyle w:val="ListBullet"/>
-        <w:spacing w:line="240" w:lineRule="auto"/>
-        <w:ind w:left="720"/>
-      </w:pPr>
-      <w:r>
-        <w:rPr>
-          <w:lang w:val="hi_IN" w:bidi="hi_IN"/>
-        </w:rPr>
-      </w:r>
-      <w:hyperlink r:id="rId20">
-        <w:r>
-          <w:rPr>
-            <w:lang w:val="hi_IN" w:bidi="hi_IN"/>
-          </w:rPr>
-          <w:rPr>
-            <w:color w:val="0000EE"/>
-            <w:u w:val="single"/>
-          </w:rPr>
-          <w:t>निर्गमन 14:4</w:t>
-        </w:r>
-      </w:hyperlink>
-    </w:p>
-    <w:p>
-      <w:pPr>
-        <w:pStyle w:val="ListBullet"/>
-        <w:spacing w:line="240" w:lineRule="auto"/>
-        <w:ind w:left="720"/>
-      </w:pPr>
-      <w:r>
-        <w:rPr>
-          <w:lang w:val="hi_IN" w:bidi="hi_IN"/>
-        </w:rPr>
-      </w:r>
-      <w:hyperlink r:id="rId21">
-        <w:r>
-          <w:rPr>
-            <w:lang w:val="hi_IN" w:bidi="hi_IN"/>
-          </w:rPr>
-          <w:rPr>
-            <w:color w:val="0000EE"/>
-            <w:u w:val="single"/>
-          </w:rPr>
-          <w:t>इब्रानियों 4:7</w:t>
-        </w:r>
-      </w:hyperlink>
-    </w:p>
-    <w:p>
-      <w:pPr>
-        <w:pStyle w:val="ListBullet"/>
-        <w:spacing w:line="240" w:lineRule="auto"/>
-        <w:ind w:left="720"/>
-      </w:pPr>
-      <w:r>
-        <w:rPr>
-          <w:lang w:val="hi_IN" w:bidi="hi_IN"/>
-        </w:rPr>
-      </w:r>
-      <w:hyperlink r:id="rId22">
-        <w:r>
-          <w:rPr>
-            <w:lang w:val="hi_IN" w:bidi="hi_IN"/>
-          </w:rPr>
-          <w:rPr>
-            <w:color w:val="0000EE"/>
-            <w:u w:val="single"/>
-          </w:rPr>
-          <w:t>यूहन्ना 12:40</w:t>
-        </w:r>
-      </w:hyperlink>
-    </w:p>
-    <w:p>
-      <w:pPr>
-        <w:pStyle w:val="ListBullet"/>
-        <w:spacing w:line="240" w:lineRule="auto"/>
-        <w:ind w:left="720"/>
-      </w:pPr>
-      <w:r>
-        <w:rPr>
-          <w:lang w:val="hi_IN" w:bidi="hi_IN"/>
-        </w:rPr>
-      </w:r>
-      <w:hyperlink r:id="rId23">
-        <w:r>
-          <w:rPr>
-            <w:lang w:val="hi_IN" w:bidi="hi_IN"/>
-          </w:rPr>
-          <w:rPr>
-            <w:color w:val="0000EE"/>
-            <w:u w:val="single"/>
-          </w:rPr>
-          <w:t>मत्ती 19:8</w:t>
-        </w:r>
-      </w:hyperlink>
+      <w:r>
+        <w:rPr>
+          <w:lang w:val="hi_IN" w:bidi="hi_IN"/>
+        </w:rPr>
+        <w:t>2 कुरिन्थियों 11:23</w:t>
+      </w:r>
+    </w:p>
+    <w:p>
+      <w:pPr>
+        <w:pStyle w:val="ListBullet"/>
+        <w:spacing w:line="240" w:lineRule="auto"/>
+        <w:ind w:left="720"/>
+      </w:pPr>
+      <w:r>
+        <w:rPr>
+          <w:lang w:val="hi_IN" w:bidi="hi_IN"/>
+        </w:rPr>
+      </w:r>
+      <w:r>
+        <w:rPr>
+          <w:lang w:val="hi_IN" w:bidi="hi_IN"/>
+        </w:rPr>
+        <w:t>व्यवस्थाविवरण 15:7</w:t>
+      </w:r>
+    </w:p>
+    <w:p>
+      <w:pPr>
+        <w:pStyle w:val="ListBullet"/>
+        <w:spacing w:line="240" w:lineRule="auto"/>
+        <w:ind w:left="720"/>
+      </w:pPr>
+      <w:r>
+        <w:rPr>
+          <w:lang w:val="hi_IN" w:bidi="hi_IN"/>
+        </w:rPr>
+      </w:r>
+      <w:r>
+        <w:rPr>
+          <w:lang w:val="hi_IN" w:bidi="hi_IN"/>
+        </w:rPr>
+        <w:t>निर्गमन 14:4</w:t>
+      </w:r>
+    </w:p>
+    <w:p>
+      <w:pPr>
+        <w:pStyle w:val="ListBullet"/>
+        <w:spacing w:line="240" w:lineRule="auto"/>
+        <w:ind w:left="720"/>
+      </w:pPr>
+      <w:r>
+        <w:rPr>
+          <w:lang w:val="hi_IN" w:bidi="hi_IN"/>
+        </w:rPr>
+      </w:r>
+      <w:r>
+        <w:rPr>
+          <w:lang w:val="hi_IN" w:bidi="hi_IN"/>
+        </w:rPr>
+        <w:t>इब्रानियों 4:7</w:t>
+      </w:r>
+    </w:p>
+    <w:p>
+      <w:pPr>
+        <w:pStyle w:val="ListBullet"/>
+        <w:spacing w:line="240" w:lineRule="auto"/>
+        <w:ind w:left="720"/>
+      </w:pPr>
+      <w:r>
+        <w:rPr>
+          <w:lang w:val="hi_IN" w:bidi="hi_IN"/>
+        </w:rPr>
+      </w:r>
+      <w:r>
+        <w:rPr>
+          <w:lang w:val="hi_IN" w:bidi="hi_IN"/>
+        </w:rPr>
+        <w:t>यूहन्ना 12:40</w:t>
+      </w:r>
+    </w:p>
+    <w:p>
+      <w:pPr>
+        <w:pStyle w:val="ListBullet"/>
+        <w:spacing w:line="240" w:lineRule="auto"/>
+        <w:ind w:left="720"/>
+      </w:pPr>
+      <w:r>
+        <w:rPr>
+          <w:lang w:val="hi_IN" w:bidi="hi_IN"/>
+        </w:rPr>
+      </w:r>
+      <w:r>
+        <w:rPr>
+          <w:lang w:val="hi_IN" w:bidi="hi_IN"/>
+        </w:rPr>
+        <w:t>मत्ती 19:8</w:t>
+      </w:r>
     </w:p>
     <w:p>
       <w:pPr>
@@ -1520,138 +1454,102 @@
           <w:lang w:val="hi_IN" w:bidi="hi_IN"/>
         </w:rPr>
       </w:r>
-      <w:hyperlink r:id="rId24">
-        <w:r>
-          <w:rPr>
-            <w:lang w:val="hi_IN" w:bidi="hi_IN"/>
-          </w:rPr>
-          <w:rPr>
-            <w:color w:val="0000EE"/>
-            <w:u w:val="single"/>
-          </w:rPr>
-          <w:t>प्रे.का. 13:19–20</w:t>
-        </w:r>
-      </w:hyperlink>
-    </w:p>
-    <w:p>
-      <w:pPr>
-        <w:pStyle w:val="ListBullet"/>
-        <w:spacing w:line="240" w:lineRule="auto"/>
-        <w:ind w:left="720"/>
-      </w:pPr>
-      <w:r>
-        <w:rPr>
-          <w:lang w:val="hi_IN" w:bidi="hi_IN"/>
-        </w:rPr>
-      </w:r>
-      <w:hyperlink r:id="rId25">
-        <w:r>
-          <w:rPr>
-            <w:lang w:val="hi_IN" w:bidi="hi_IN"/>
-          </w:rPr>
-          <w:rPr>
-            <w:color w:val="0000EE"/>
-            <w:u w:val="single"/>
-          </w:rPr>
-          <w:t>निर्गमन 3:7–8</w:t>
-        </w:r>
-      </w:hyperlink>
-    </w:p>
-    <w:p>
-      <w:pPr>
-        <w:pStyle w:val="ListBullet"/>
-        <w:spacing w:line="240" w:lineRule="auto"/>
-        <w:ind w:left="720"/>
-      </w:pPr>
-      <w:r>
-        <w:rPr>
-          <w:lang w:val="hi_IN" w:bidi="hi_IN"/>
-        </w:rPr>
-      </w:r>
-      <w:hyperlink r:id="rId26">
-        <w:r>
-          <w:rPr>
-            <w:lang w:val="hi_IN" w:bidi="hi_IN"/>
-          </w:rPr>
-          <w:rPr>
-            <w:color w:val="0000EE"/>
-            <w:u w:val="single"/>
-          </w:rPr>
-          <w:t>उत्पत्ति 9:18</w:t>
-        </w:r>
-      </w:hyperlink>
-    </w:p>
-    <w:p>
-      <w:pPr>
-        <w:pStyle w:val="ListBullet"/>
-        <w:spacing w:line="240" w:lineRule="auto"/>
-        <w:ind w:left="720"/>
-      </w:pPr>
-      <w:r>
-        <w:rPr>
-          <w:lang w:val="hi_IN" w:bidi="hi_IN"/>
-        </w:rPr>
-      </w:r>
-      <w:hyperlink r:id="rId27">
-        <w:r>
-          <w:rPr>
-            <w:lang w:val="hi_IN" w:bidi="hi_IN"/>
-          </w:rPr>
-          <w:rPr>
-            <w:color w:val="0000EE"/>
-            <w:u w:val="single"/>
-          </w:rPr>
-          <w:t>उत्पत्ति 10:19–20</w:t>
-        </w:r>
-      </w:hyperlink>
-    </w:p>
-    <w:p>
-      <w:pPr>
-        <w:pStyle w:val="ListBullet"/>
-        <w:spacing w:line="240" w:lineRule="auto"/>
-        <w:ind w:left="720"/>
-      </w:pPr>
-      <w:r>
-        <w:rPr>
-          <w:lang w:val="hi_IN" w:bidi="hi_IN"/>
-        </w:rPr>
-      </w:r>
-      <w:hyperlink r:id="rId28">
-        <w:r>
-          <w:rPr>
-            <w:lang w:val="hi_IN" w:bidi="hi_IN"/>
-          </w:rPr>
-          <w:rPr>
-            <w:color w:val="0000EE"/>
-            <w:u w:val="single"/>
-          </w:rPr>
-          <w:t>उत्पत्ति 13:7</w:t>
-        </w:r>
-      </w:hyperlink>
-    </w:p>
-    <w:p>
-      <w:pPr>
-        <w:pStyle w:val="ListBullet"/>
-        <w:spacing w:line="240" w:lineRule="auto"/>
-        <w:ind w:left="720"/>
-      </w:pPr>
-      <w:r>
-        <w:rPr>
-          <w:lang w:val="hi_IN" w:bidi="hi_IN"/>
-        </w:rPr>
-      </w:r>
-      <w:hyperlink r:id="rId29">
-        <w:r>
-          <w:rPr>
-            <w:lang w:val="hi_IN" w:bidi="hi_IN"/>
-          </w:rPr>
-          <w:rPr>
-            <w:color w:val="0000EE"/>
-            <w:u w:val="single"/>
-          </w:rPr>
-          <w:t>उत्पत्ति 47:2</w:t>
-        </w:r>
-      </w:hyperlink>
+      <w:r>
+        <w:rPr>
+          <w:lang w:val="hi_IN" w:bidi="hi_IN"/>
+        </w:rPr>
+        <w:t>प्रे.का. 13:19–20</w:t>
+      </w:r>
+    </w:p>
+    <w:p>
+      <w:pPr>
+        <w:pStyle w:val="ListBullet"/>
+        <w:spacing w:line="240" w:lineRule="auto"/>
+        <w:ind w:left="720"/>
+      </w:pPr>
+      <w:r>
+        <w:rPr>
+          <w:lang w:val="hi_IN" w:bidi="hi_IN"/>
+        </w:rPr>
+      </w:r>
+      <w:r>
+        <w:rPr>
+          <w:lang w:val="hi_IN" w:bidi="hi_IN"/>
+        </w:rPr>
+        <w:t>निर्गमन 3:7–8</w:t>
+      </w:r>
+    </w:p>
+    <w:p>
+      <w:pPr>
+        <w:pStyle w:val="ListBullet"/>
+        <w:spacing w:line="240" w:lineRule="auto"/>
+        <w:ind w:left="720"/>
+      </w:pPr>
+      <w:r>
+        <w:rPr>
+          <w:lang w:val="hi_IN" w:bidi="hi_IN"/>
+        </w:rPr>
+      </w:r>
+      <w:r>
+        <w:rPr>
+          <w:lang w:val="hi_IN" w:bidi="hi_IN"/>
+        </w:rPr>
+        <w:t>उत्पत्ति 9:18</w:t>
+      </w:r>
+    </w:p>
+    <w:p>
+      <w:pPr>
+        <w:pStyle w:val="ListBullet"/>
+        <w:spacing w:line="240" w:lineRule="auto"/>
+        <w:ind w:left="720"/>
+      </w:pPr>
+      <w:r>
+        <w:rPr>
+          <w:lang w:val="hi_IN" w:bidi="hi_IN"/>
+        </w:rPr>
+      </w:r>
+      <w:r>
+        <w:rPr>
+          <w:lang w:val="hi_IN" w:bidi="hi_IN"/>
+        </w:rPr>
+        <w:t>उत्पत्ति 10:19–20</w:t>
+      </w:r>
+    </w:p>
+    <w:p>
+      <w:pPr>
+        <w:pStyle w:val="ListBullet"/>
+        <w:spacing w:line="240" w:lineRule="auto"/>
+        <w:ind w:left="720"/>
+      </w:pPr>
+      <w:r>
+        <w:rPr>
+          <w:lang w:val="hi_IN" w:bidi="hi_IN"/>
+        </w:rPr>
+      </w:r>
+      <w:r>
+        <w:rPr>
+          <w:lang w:val="hi_IN" w:bidi="hi_IN"/>
+        </w:rPr>
+        <w:t>उत्पत्ति 13:7</w:t>
+      </w:r>
+    </w:p>
+    <w:p>
+      <w:pPr>
+        <w:pStyle w:val="ListBullet"/>
+        <w:spacing w:line="240" w:lineRule="auto"/>
+        <w:ind w:left="720"/>
+      </w:pPr>
+      <w:r>
+        <w:rPr>
+          <w:lang w:val="hi_IN" w:bidi="hi_IN"/>
+        </w:rPr>
+      </w:r>
+      <w:r>
+        <w:rPr>
+          <w:lang w:val="hi_IN" w:bidi="hi_IN"/>
+        </w:rPr>
+        <w:t>उत्पत्ति 47:2</w:t>
+      </w:r>
     </w:p>
     <w:p>
       <w:pPr>
@@ -2088,162 +1986,120 @@
           <w:lang w:val="hi_IN" w:bidi="hi_IN"/>
         </w:rPr>
       </w:r>
-      <w:hyperlink r:id="rId30">
-        <w:r>
-          <w:rPr>
-            <w:lang w:val="hi_IN" w:bidi="hi_IN"/>
-          </w:rPr>
-          <w:rPr>
-            <w:color w:val="0000EE"/>
-            <w:u w:val="single"/>
-          </w:rPr>
-          <w:t>गलातियों 2:13</w:t>
-        </w:r>
-      </w:hyperlink>
-    </w:p>
-    <w:p>
-      <w:pPr>
-        <w:pStyle w:val="ListBullet"/>
-        <w:spacing w:line="240" w:lineRule="auto"/>
-        <w:ind w:left="720"/>
-      </w:pPr>
-      <w:r>
-        <w:rPr>
-          <w:lang w:val="hi_IN" w:bidi="hi_IN"/>
-        </w:rPr>
-      </w:r>
-      <w:hyperlink r:id="rId31">
-        <w:r>
-          <w:rPr>
-            <w:lang w:val="hi_IN" w:bidi="hi_IN"/>
-          </w:rPr>
-          <w:rPr>
-            <w:color w:val="0000EE"/>
-            <w:u w:val="single"/>
-          </w:rPr>
-          <w:t>लूका 6:41–42</w:t>
-        </w:r>
-      </w:hyperlink>
-    </w:p>
-    <w:p>
-      <w:pPr>
-        <w:pStyle w:val="ListBullet"/>
-        <w:spacing w:line="240" w:lineRule="auto"/>
-        <w:ind w:left="720"/>
-      </w:pPr>
-      <w:r>
-        <w:rPr>
-          <w:lang w:val="hi_IN" w:bidi="hi_IN"/>
-        </w:rPr>
-      </w:r>
-      <w:hyperlink r:id="rId32">
-        <w:r>
-          <w:rPr>
-            <w:lang w:val="hi_IN" w:bidi="hi_IN"/>
-          </w:rPr>
-          <w:rPr>
-            <w:color w:val="0000EE"/>
-            <w:u w:val="single"/>
-          </w:rPr>
-          <w:t>लूका 12:54–56</w:t>
-        </w:r>
-      </w:hyperlink>
-    </w:p>
-    <w:p>
-      <w:pPr>
-        <w:pStyle w:val="ListBullet"/>
-        <w:spacing w:line="240" w:lineRule="auto"/>
-        <w:ind w:left="720"/>
-      </w:pPr>
-      <w:r>
-        <w:rPr>
-          <w:lang w:val="hi_IN" w:bidi="hi_IN"/>
-        </w:rPr>
-      </w:r>
-      <w:hyperlink r:id="rId33">
-        <w:r>
-          <w:rPr>
-            <w:lang w:val="hi_IN" w:bidi="hi_IN"/>
-          </w:rPr>
-          <w:rPr>
-            <w:color w:val="0000EE"/>
-            <w:u w:val="single"/>
-          </w:rPr>
-          <w:t>लूका 13:15</w:t>
-        </w:r>
-      </w:hyperlink>
-    </w:p>
-    <w:p>
-      <w:pPr>
-        <w:pStyle w:val="ListBullet"/>
-        <w:spacing w:line="240" w:lineRule="auto"/>
-        <w:ind w:left="720"/>
-      </w:pPr>
-      <w:r>
-        <w:rPr>
-          <w:lang w:val="hi_IN" w:bidi="hi_IN"/>
-        </w:rPr>
-      </w:r>
-      <w:hyperlink r:id="rId34">
-        <w:r>
-          <w:rPr>
-            <w:lang w:val="hi_IN" w:bidi="hi_IN"/>
-          </w:rPr>
-          <w:rPr>
-            <w:color w:val="0000EE"/>
-            <w:u w:val="single"/>
-          </w:rPr>
-          <w:t>मरकुस 7:6–7</w:t>
-        </w:r>
-      </w:hyperlink>
-    </w:p>
-    <w:p>
-      <w:pPr>
-        <w:pStyle w:val="ListBullet"/>
-        <w:spacing w:line="240" w:lineRule="auto"/>
-        <w:ind w:left="720"/>
-      </w:pPr>
-      <w:r>
-        <w:rPr>
-          <w:lang w:val="hi_IN" w:bidi="hi_IN"/>
-        </w:rPr>
-      </w:r>
-      <w:hyperlink r:id="rId35">
-        <w:r>
-          <w:rPr>
-            <w:lang w:val="hi_IN" w:bidi="hi_IN"/>
-          </w:rPr>
-          <w:rPr>
-            <w:color w:val="0000EE"/>
-            <w:u w:val="single"/>
-          </w:rPr>
-          <w:t>मत्ती 6:1–2</w:t>
-        </w:r>
-      </w:hyperlink>
-    </w:p>
-    <w:p>
-      <w:pPr>
-        <w:pStyle w:val="ListBullet"/>
-        <w:spacing w:line="240" w:lineRule="auto"/>
-        <w:ind w:left="720"/>
-      </w:pPr>
-      <w:r>
-        <w:rPr>
-          <w:lang w:val="hi_IN" w:bidi="hi_IN"/>
-        </w:rPr>
-      </w:r>
-      <w:hyperlink r:id="rId36">
-        <w:r>
-          <w:rPr>
-            <w:lang w:val="hi_IN" w:bidi="hi_IN"/>
-          </w:rPr>
-          <w:rPr>
-            <w:color w:val="0000EE"/>
-            <w:u w:val="single"/>
-          </w:rPr>
-          <w:t>रोमियो 12:9</w:t>
-        </w:r>
-      </w:hyperlink>
+      <w:r>
+        <w:rPr>
+          <w:lang w:val="hi_IN" w:bidi="hi_IN"/>
+        </w:rPr>
+        <w:t>गलातियों 2:13</w:t>
+      </w:r>
+    </w:p>
+    <w:p>
+      <w:pPr>
+        <w:pStyle w:val="ListBullet"/>
+        <w:spacing w:line="240" w:lineRule="auto"/>
+        <w:ind w:left="720"/>
+      </w:pPr>
+      <w:r>
+        <w:rPr>
+          <w:lang w:val="hi_IN" w:bidi="hi_IN"/>
+        </w:rPr>
+      </w:r>
+      <w:r>
+        <w:rPr>
+          <w:lang w:val="hi_IN" w:bidi="hi_IN"/>
+        </w:rPr>
+        <w:t>लूका 6:41–42</w:t>
+      </w:r>
+    </w:p>
+    <w:p>
+      <w:pPr>
+        <w:pStyle w:val="ListBullet"/>
+        <w:spacing w:line="240" w:lineRule="auto"/>
+        <w:ind w:left="720"/>
+      </w:pPr>
+      <w:r>
+        <w:rPr>
+          <w:lang w:val="hi_IN" w:bidi="hi_IN"/>
+        </w:rPr>
+      </w:r>
+      <w:r>
+        <w:rPr>
+          <w:lang w:val="hi_IN" w:bidi="hi_IN"/>
+        </w:rPr>
+        <w:t>लूका 12:54–56</w:t>
+      </w:r>
+    </w:p>
+    <w:p>
+      <w:pPr>
+        <w:pStyle w:val="ListBullet"/>
+        <w:spacing w:line="240" w:lineRule="auto"/>
+        <w:ind w:left="720"/>
+      </w:pPr>
+      <w:r>
+        <w:rPr>
+          <w:lang w:val="hi_IN" w:bidi="hi_IN"/>
+        </w:rPr>
+      </w:r>
+      <w:r>
+        <w:rPr>
+          <w:lang w:val="hi_IN" w:bidi="hi_IN"/>
+        </w:rPr>
+        <w:t>लूका 13:15</w:t>
+      </w:r>
+    </w:p>
+    <w:p>
+      <w:pPr>
+        <w:pStyle w:val="ListBullet"/>
+        <w:spacing w:line="240" w:lineRule="auto"/>
+        <w:ind w:left="720"/>
+      </w:pPr>
+      <w:r>
+        <w:rPr>
+          <w:lang w:val="hi_IN" w:bidi="hi_IN"/>
+        </w:rPr>
+      </w:r>
+      <w:r>
+        <w:rPr>
+          <w:lang w:val="hi_IN" w:bidi="hi_IN"/>
+        </w:rPr>
+        <w:t>मरकुस 7:6–7</w:t>
+      </w:r>
+    </w:p>
+    <w:p>
+      <w:pPr>
+        <w:pStyle w:val="ListBullet"/>
+        <w:spacing w:line="240" w:lineRule="auto"/>
+        <w:ind w:left="720"/>
+      </w:pPr>
+      <w:r>
+        <w:rPr>
+          <w:lang w:val="hi_IN" w:bidi="hi_IN"/>
+        </w:rPr>
+      </w:r>
+      <w:r>
+        <w:rPr>
+          <w:lang w:val="hi_IN" w:bidi="hi_IN"/>
+        </w:rPr>
+        <w:t>मत्ती 6:1–2</w:t>
+      </w:r>
+    </w:p>
+    <w:p>
+      <w:pPr>
+        <w:pStyle w:val="ListBullet"/>
+        <w:spacing w:line="240" w:lineRule="auto"/>
+        <w:ind w:left="720"/>
+      </w:pPr>
+      <w:r>
+        <w:rPr>
+          <w:lang w:val="hi_IN" w:bidi="hi_IN"/>
+        </w:rPr>
+      </w:r>
+      <w:r>
+        <w:rPr>
+          <w:lang w:val="hi_IN" w:bidi="hi_IN"/>
+        </w:rPr>
+        <w:t>रोमियो 12:9</w:t>
+      </w:r>
     </w:p>
     <w:p>
       <w:pPr>
@@ -2479,162 +2335,120 @@
           <w:lang w:val="hi_IN" w:bidi="hi_IN"/>
         </w:rPr>
       </w:r>
-      <w:hyperlink r:id="rId37">
-        <w:r>
-          <w:rPr>
-            <w:lang w:val="hi_IN" w:bidi="hi_IN"/>
-          </w:rPr>
-          <w:rPr>
-            <w:color w:val="0000EE"/>
-            <w:u w:val="single"/>
-          </w:rPr>
-          <w:t>यूहन्ना 2:12</w:t>
-        </w:r>
-      </w:hyperlink>
-    </w:p>
-    <w:p>
-      <w:pPr>
-        <w:pStyle w:val="ListBullet"/>
-        <w:spacing w:line="240" w:lineRule="auto"/>
-        <w:ind w:left="720"/>
-      </w:pPr>
-      <w:r>
-        <w:rPr>
-          <w:lang w:val="hi_IN" w:bidi="hi_IN"/>
-        </w:rPr>
-      </w:r>
-      <w:hyperlink r:id="rId38">
-        <w:r>
-          <w:rPr>
-            <w:lang w:val="hi_IN" w:bidi="hi_IN"/>
-          </w:rPr>
-          <w:rPr>
-            <w:color w:val="0000EE"/>
-            <w:u w:val="single"/>
-          </w:rPr>
-          <w:t>लूका 4:31</w:t>
-        </w:r>
-      </w:hyperlink>
-    </w:p>
-    <w:p>
-      <w:pPr>
-        <w:pStyle w:val="ListBullet"/>
-        <w:spacing w:line="240" w:lineRule="auto"/>
-        <w:ind w:left="720"/>
-      </w:pPr>
-      <w:r>
-        <w:rPr>
-          <w:lang w:val="hi_IN" w:bidi="hi_IN"/>
-        </w:rPr>
-      </w:r>
-      <w:hyperlink r:id="rId39">
-        <w:r>
-          <w:rPr>
-            <w:lang w:val="hi_IN" w:bidi="hi_IN"/>
-          </w:rPr>
-          <w:rPr>
-            <w:color w:val="0000EE"/>
-            <w:u w:val="single"/>
-          </w:rPr>
-          <w:t>लूका 7:1</w:t>
-        </w:r>
-      </w:hyperlink>
-    </w:p>
-    <w:p>
-      <w:pPr>
-        <w:pStyle w:val="ListBullet"/>
-        <w:spacing w:line="240" w:lineRule="auto"/>
-        <w:ind w:left="720"/>
-      </w:pPr>
-      <w:r>
-        <w:rPr>
-          <w:lang w:val="hi_IN" w:bidi="hi_IN"/>
-        </w:rPr>
-      </w:r>
-      <w:hyperlink r:id="rId40">
-        <w:r>
-          <w:rPr>
-            <w:lang w:val="hi_IN" w:bidi="hi_IN"/>
-          </w:rPr>
-          <w:rPr>
-            <w:color w:val="0000EE"/>
-            <w:u w:val="single"/>
-          </w:rPr>
-          <w:t>मरकुस 1:21</w:t>
-        </w:r>
-      </w:hyperlink>
-    </w:p>
-    <w:p>
-      <w:pPr>
-        <w:pStyle w:val="ListBullet"/>
-        <w:spacing w:line="240" w:lineRule="auto"/>
-        <w:ind w:left="720"/>
-      </w:pPr>
-      <w:r>
-        <w:rPr>
-          <w:lang w:val="hi_IN" w:bidi="hi_IN"/>
-        </w:rPr>
-      </w:r>
-      <w:hyperlink r:id="rId41">
-        <w:r>
-          <w:rPr>
-            <w:lang w:val="hi_IN" w:bidi="hi_IN"/>
-          </w:rPr>
-          <w:rPr>
-            <w:color w:val="0000EE"/>
-            <w:u w:val="single"/>
-          </w:rPr>
-          <w:t>मरकुस 2:2</w:t>
-        </w:r>
-      </w:hyperlink>
-    </w:p>
-    <w:p>
-      <w:pPr>
-        <w:pStyle w:val="ListBullet"/>
-        <w:spacing w:line="240" w:lineRule="auto"/>
-        <w:ind w:left="720"/>
-      </w:pPr>
-      <w:r>
-        <w:rPr>
-          <w:lang w:val="hi_IN" w:bidi="hi_IN"/>
-        </w:rPr>
-      </w:r>
-      <w:hyperlink r:id="rId42">
-        <w:r>
-          <w:rPr>
-            <w:lang w:val="hi_IN" w:bidi="hi_IN"/>
-          </w:rPr>
-          <w:rPr>
-            <w:color w:val="0000EE"/>
-            <w:u w:val="single"/>
-          </w:rPr>
-          <w:t>मत्ती 4:12–13</w:t>
-        </w:r>
-      </w:hyperlink>
-    </w:p>
-    <w:p>
-      <w:pPr>
-        <w:pStyle w:val="ListBullet"/>
-        <w:spacing w:line="240" w:lineRule="auto"/>
-        <w:ind w:left="720"/>
-      </w:pPr>
-      <w:r>
-        <w:rPr>
-          <w:lang w:val="hi_IN" w:bidi="hi_IN"/>
-        </w:rPr>
-      </w:r>
-      <w:hyperlink r:id="rId43">
-        <w:r>
-          <w:rPr>
-            <w:lang w:val="hi_IN" w:bidi="hi_IN"/>
-          </w:rPr>
-          <w:rPr>
-            <w:color w:val="0000EE"/>
-            <w:u w:val="single"/>
-          </w:rPr>
-          <w:t>मत्ती 17:24–25</w:t>
-        </w:r>
-      </w:hyperlink>
+      <w:r>
+        <w:rPr>
+          <w:lang w:val="hi_IN" w:bidi="hi_IN"/>
+        </w:rPr>
+        <w:t>यूहन्ना 2:12</w:t>
+      </w:r>
+    </w:p>
+    <w:p>
+      <w:pPr>
+        <w:pStyle w:val="ListBullet"/>
+        <w:spacing w:line="240" w:lineRule="auto"/>
+        <w:ind w:left="720"/>
+      </w:pPr>
+      <w:r>
+        <w:rPr>
+          <w:lang w:val="hi_IN" w:bidi="hi_IN"/>
+        </w:rPr>
+      </w:r>
+      <w:r>
+        <w:rPr>
+          <w:lang w:val="hi_IN" w:bidi="hi_IN"/>
+        </w:rPr>
+        <w:t>लूका 4:31</w:t>
+      </w:r>
+    </w:p>
+    <w:p>
+      <w:pPr>
+        <w:pStyle w:val="ListBullet"/>
+        <w:spacing w:line="240" w:lineRule="auto"/>
+        <w:ind w:left="720"/>
+      </w:pPr>
+      <w:r>
+        <w:rPr>
+          <w:lang w:val="hi_IN" w:bidi="hi_IN"/>
+        </w:rPr>
+      </w:r>
+      <w:r>
+        <w:rPr>
+          <w:lang w:val="hi_IN" w:bidi="hi_IN"/>
+        </w:rPr>
+        <w:t>लूका 7:1</w:t>
+      </w:r>
+    </w:p>
+    <w:p>
+      <w:pPr>
+        <w:pStyle w:val="ListBullet"/>
+        <w:spacing w:line="240" w:lineRule="auto"/>
+        <w:ind w:left="720"/>
+      </w:pPr>
+      <w:r>
+        <w:rPr>
+          <w:lang w:val="hi_IN" w:bidi="hi_IN"/>
+        </w:rPr>
+      </w:r>
+      <w:r>
+        <w:rPr>
+          <w:lang w:val="hi_IN" w:bidi="hi_IN"/>
+        </w:rPr>
+        <w:t>मरकुस 1:21</w:t>
+      </w:r>
+    </w:p>
+    <w:p>
+      <w:pPr>
+        <w:pStyle w:val="ListBullet"/>
+        <w:spacing w:line="240" w:lineRule="auto"/>
+        <w:ind w:left="720"/>
+      </w:pPr>
+      <w:r>
+        <w:rPr>
+          <w:lang w:val="hi_IN" w:bidi="hi_IN"/>
+        </w:rPr>
+      </w:r>
+      <w:r>
+        <w:rPr>
+          <w:lang w:val="hi_IN" w:bidi="hi_IN"/>
+        </w:rPr>
+        <w:t>मरकुस 2:2</w:t>
+      </w:r>
+    </w:p>
+    <w:p>
+      <w:pPr>
+        <w:pStyle w:val="ListBullet"/>
+        <w:spacing w:line="240" w:lineRule="auto"/>
+        <w:ind w:left="720"/>
+      </w:pPr>
+      <w:r>
+        <w:rPr>
+          <w:lang w:val="hi_IN" w:bidi="hi_IN"/>
+        </w:rPr>
+      </w:r>
+      <w:r>
+        <w:rPr>
+          <w:lang w:val="hi_IN" w:bidi="hi_IN"/>
+        </w:rPr>
+        <w:t>मत्ती 4:12–13</w:t>
+      </w:r>
+    </w:p>
+    <w:p>
+      <w:pPr>
+        <w:pStyle w:val="ListBullet"/>
+        <w:spacing w:line="240" w:lineRule="auto"/>
+        <w:ind w:left="720"/>
+      </w:pPr>
+      <w:r>
+        <w:rPr>
+          <w:lang w:val="hi_IN" w:bidi="hi_IN"/>
+        </w:rPr>
+      </w:r>
+      <w:r>
+        <w:rPr>
+          <w:lang w:val="hi_IN" w:bidi="hi_IN"/>
+        </w:rPr>
+        <w:t>मत्ती 17:24–25</w:t>
+      </w:r>
     </w:p>
     <w:p>
       <w:pPr>
@@ -2860,186 +2674,138 @@
           <w:lang w:val="hi_IN" w:bidi="hi_IN"/>
         </w:rPr>
       </w:r>
-      <w:hyperlink r:id="rId44">
-        <w:r>
-          <w:rPr>
-            <w:lang w:val="hi_IN" w:bidi="hi_IN"/>
-          </w:rPr>
-          <w:rPr>
-            <w:color w:val="0000EE"/>
-            <w:u w:val="single"/>
-          </w:rPr>
-          <w:t>प्रे.का. 2:29–31</w:t>
-        </w:r>
-      </w:hyperlink>
-    </w:p>
-    <w:p>
-      <w:pPr>
-        <w:pStyle w:val="ListBullet"/>
-        <w:spacing w:line="240" w:lineRule="auto"/>
-        <w:ind w:left="720"/>
-      </w:pPr>
-      <w:r>
-        <w:rPr>
-          <w:lang w:val="hi_IN" w:bidi="hi_IN"/>
-        </w:rPr>
-      </w:r>
-      <w:hyperlink r:id="rId45">
-        <w:r>
-          <w:rPr>
-            <w:lang w:val="hi_IN" w:bidi="hi_IN"/>
-          </w:rPr>
-          <w:rPr>
-            <w:color w:val="0000EE"/>
-            <w:u w:val="single"/>
-          </w:rPr>
-          <w:t>उत्पत्ति 23:5–6</w:t>
-        </w:r>
-      </w:hyperlink>
-    </w:p>
-    <w:p>
-      <w:pPr>
-        <w:pStyle w:val="ListBullet"/>
-        <w:spacing w:line="240" w:lineRule="auto"/>
-        <w:ind w:left="720"/>
-      </w:pPr>
-      <w:r>
-        <w:rPr>
-          <w:lang w:val="hi_IN" w:bidi="hi_IN"/>
-        </w:rPr>
-      </w:r>
-      <w:hyperlink r:id="rId46">
-        <w:r>
-          <w:rPr>
-            <w:lang w:val="hi_IN" w:bidi="hi_IN"/>
-          </w:rPr>
-          <w:rPr>
-            <w:color w:val="0000EE"/>
-            <w:u w:val="single"/>
-          </w:rPr>
-          <w:t>उत्पत्ति 50:5</w:t>
-        </w:r>
-      </w:hyperlink>
-    </w:p>
-    <w:p>
-      <w:pPr>
-        <w:pStyle w:val="ListBullet"/>
-        <w:spacing w:line="240" w:lineRule="auto"/>
-        <w:ind w:left="720"/>
-      </w:pPr>
-      <w:r>
-        <w:rPr>
-          <w:lang w:val="hi_IN" w:bidi="hi_IN"/>
-        </w:rPr>
-      </w:r>
-      <w:hyperlink r:id="rId47">
-        <w:r>
-          <w:rPr>
-            <w:lang w:val="hi_IN" w:bidi="hi_IN"/>
-          </w:rPr>
-          <w:rPr>
-            <w:color w:val="0000EE"/>
-            <w:u w:val="single"/>
-          </w:rPr>
-          <w:t>यूहन्ना 19:41</w:t>
-        </w:r>
-      </w:hyperlink>
-    </w:p>
-    <w:p>
-      <w:pPr>
-        <w:pStyle w:val="ListBullet"/>
-        <w:spacing w:line="240" w:lineRule="auto"/>
-        <w:ind w:left="720"/>
-      </w:pPr>
-      <w:r>
-        <w:rPr>
-          <w:lang w:val="hi_IN" w:bidi="hi_IN"/>
-        </w:rPr>
-      </w:r>
-      <w:hyperlink r:id="rId48">
-        <w:r>
-          <w:rPr>
-            <w:lang w:val="hi_IN" w:bidi="hi_IN"/>
-          </w:rPr>
-          <w:rPr>
-            <w:color w:val="0000EE"/>
-            <w:u w:val="single"/>
-          </w:rPr>
-          <w:t>लूका 23:53</w:t>
-        </w:r>
-      </w:hyperlink>
-    </w:p>
-    <w:p>
-      <w:pPr>
-        <w:pStyle w:val="ListBullet"/>
-        <w:spacing w:line="240" w:lineRule="auto"/>
-        <w:ind w:left="720"/>
-      </w:pPr>
-      <w:r>
-        <w:rPr>
-          <w:lang w:val="hi_IN" w:bidi="hi_IN"/>
-        </w:rPr>
-      </w:r>
-      <w:hyperlink r:id="rId49">
-        <w:r>
-          <w:rPr>
-            <w:lang w:val="hi_IN" w:bidi="hi_IN"/>
-          </w:rPr>
-          <w:rPr>
-            <w:color w:val="0000EE"/>
-            <w:u w:val="single"/>
-          </w:rPr>
-          <w:t>मरकुस 5:1–2</w:t>
-        </w:r>
-      </w:hyperlink>
-    </w:p>
-    <w:p>
-      <w:pPr>
-        <w:pStyle w:val="ListBullet"/>
-        <w:spacing w:line="240" w:lineRule="auto"/>
-        <w:ind w:left="720"/>
-      </w:pPr>
-      <w:r>
-        <w:rPr>
-          <w:lang w:val="hi_IN" w:bidi="hi_IN"/>
-        </w:rPr>
-      </w:r>
-      <w:hyperlink r:id="rId50">
-        <w:r>
-          <w:rPr>
-            <w:lang w:val="hi_IN" w:bidi="hi_IN"/>
-          </w:rPr>
-          <w:rPr>
-            <w:color w:val="0000EE"/>
-            <w:u w:val="single"/>
-          </w:rPr>
-          <w:t>मत्ती 27:53</w:t>
-        </w:r>
-      </w:hyperlink>
-    </w:p>
-    <w:p>
-      <w:pPr>
-        <w:pStyle w:val="ListBullet"/>
-        <w:spacing w:line="240" w:lineRule="auto"/>
-        <w:ind w:left="720"/>
-      </w:pPr>
-      <w:r>
-        <w:rPr>
-          <w:lang w:val="hi_IN" w:bidi="hi_IN"/>
-        </w:rPr>
-      </w:r>
-      <w:hyperlink r:id="rId51">
-        <w:r>
-          <w:rPr>
-            <w:lang w:val="hi_IN" w:bidi="hi_IN"/>
-          </w:rPr>
-          <w:rPr>
-            <w:color w:val="0000EE"/>
-            <w:u w:val="single"/>
-          </w:rPr>
-          <w:t>रोमियो 3:13</w:t>
-        </w:r>
-      </w:hyperlink>
+      <w:r>
+        <w:rPr>
+          <w:lang w:val="hi_IN" w:bidi="hi_IN"/>
+        </w:rPr>
+        <w:t>प्रे.का. 2:29–31</w:t>
+      </w:r>
+    </w:p>
+    <w:p>
+      <w:pPr>
+        <w:pStyle w:val="ListBullet"/>
+        <w:spacing w:line="240" w:lineRule="auto"/>
+        <w:ind w:left="720"/>
+      </w:pPr>
+      <w:r>
+        <w:rPr>
+          <w:lang w:val="hi_IN" w:bidi="hi_IN"/>
+        </w:rPr>
+      </w:r>
+      <w:r>
+        <w:rPr>
+          <w:lang w:val="hi_IN" w:bidi="hi_IN"/>
+        </w:rPr>
+        <w:t>उत्पत्ति 23:5–6</w:t>
+      </w:r>
+    </w:p>
+    <w:p>
+      <w:pPr>
+        <w:pStyle w:val="ListBullet"/>
+        <w:spacing w:line="240" w:lineRule="auto"/>
+        <w:ind w:left="720"/>
+      </w:pPr>
+      <w:r>
+        <w:rPr>
+          <w:lang w:val="hi_IN" w:bidi="hi_IN"/>
+        </w:rPr>
+      </w:r>
+      <w:r>
+        <w:rPr>
+          <w:lang w:val="hi_IN" w:bidi="hi_IN"/>
+        </w:rPr>
+        <w:t>उत्पत्ति 50:5</w:t>
+      </w:r>
+    </w:p>
+    <w:p>
+      <w:pPr>
+        <w:pStyle w:val="ListBullet"/>
+        <w:spacing w:line="240" w:lineRule="auto"/>
+        <w:ind w:left="720"/>
+      </w:pPr>
+      <w:r>
+        <w:rPr>
+          <w:lang w:val="hi_IN" w:bidi="hi_IN"/>
+        </w:rPr>
+      </w:r>
+      <w:r>
+        <w:rPr>
+          <w:lang w:val="hi_IN" w:bidi="hi_IN"/>
+        </w:rPr>
+        <w:t>यूहन्ना 19:41</w:t>
+      </w:r>
+    </w:p>
+    <w:p>
+      <w:pPr>
+        <w:pStyle w:val="ListBullet"/>
+        <w:spacing w:line="240" w:lineRule="auto"/>
+        <w:ind w:left="720"/>
+      </w:pPr>
+      <w:r>
+        <w:rPr>
+          <w:lang w:val="hi_IN" w:bidi="hi_IN"/>
+        </w:rPr>
+      </w:r>
+      <w:r>
+        <w:rPr>
+          <w:lang w:val="hi_IN" w:bidi="hi_IN"/>
+        </w:rPr>
+        <w:t>लूका 23:53</w:t>
+      </w:r>
+    </w:p>
+    <w:p>
+      <w:pPr>
+        <w:pStyle w:val="ListBullet"/>
+        <w:spacing w:line="240" w:lineRule="auto"/>
+        <w:ind w:left="720"/>
+      </w:pPr>
+      <w:r>
+        <w:rPr>
+          <w:lang w:val="hi_IN" w:bidi="hi_IN"/>
+        </w:rPr>
+      </w:r>
+      <w:r>
+        <w:rPr>
+          <w:lang w:val="hi_IN" w:bidi="hi_IN"/>
+        </w:rPr>
+        <w:t>मरकुस 5:1–2</w:t>
+      </w:r>
+    </w:p>
+    <w:p>
+      <w:pPr>
+        <w:pStyle w:val="ListBullet"/>
+        <w:spacing w:line="240" w:lineRule="auto"/>
+        <w:ind w:left="720"/>
+      </w:pPr>
+      <w:r>
+        <w:rPr>
+          <w:lang w:val="hi_IN" w:bidi="hi_IN"/>
+        </w:rPr>
+      </w:r>
+      <w:r>
+        <w:rPr>
+          <w:lang w:val="hi_IN" w:bidi="hi_IN"/>
+        </w:rPr>
+        <w:t>मत्ती 27:53</w:t>
+      </w:r>
+    </w:p>
+    <w:p>
+      <w:pPr>
+        <w:pStyle w:val="ListBullet"/>
+        <w:spacing w:line="240" w:lineRule="auto"/>
+        <w:ind w:left="720"/>
+      </w:pPr>
+      <w:r>
+        <w:rPr>
+          <w:lang w:val="hi_IN" w:bidi="hi_IN"/>
+        </w:rPr>
+      </w:r>
+      <w:r>
+        <w:rPr>
+          <w:lang w:val="hi_IN" w:bidi="hi_IN"/>
+        </w:rPr>
+        <w:t>रोमियो 3:13</w:t>
+      </w:r>
     </w:p>
     <w:p>
       <w:pPr>
@@ -3514,42 +3280,30 @@
           <w:lang w:val="hi_IN" w:bidi="hi_IN"/>
         </w:rPr>
       </w:r>
-      <w:hyperlink r:id="rId13">
-        <w:r>
-          <w:rPr>
-            <w:lang w:val="hi_IN" w:bidi="hi_IN"/>
-          </w:rPr>
-          <w:rPr>
-            <w:color w:val="0000EE"/>
-            <w:u w:val="single"/>
-          </w:rPr>
-          <w:t>1 पतरस 1:13</w:t>
-        </w:r>
-      </w:hyperlink>
-    </w:p>
-    <w:p>
-      <w:pPr>
-        <w:pStyle w:val="ListBullet"/>
-        <w:spacing w:line="240" w:lineRule="auto"/>
-        <w:ind w:left="720"/>
-      </w:pPr>
-      <w:r>
-        <w:rPr>
-          <w:lang w:val="hi_IN" w:bidi="hi_IN"/>
-        </w:rPr>
-      </w:r>
-      <w:hyperlink r:id="rId52">
-        <w:r>
-          <w:rPr>
-            <w:lang w:val="hi_IN" w:bidi="hi_IN"/>
-          </w:rPr>
-          <w:rPr>
-            <w:color w:val="0000EE"/>
-            <w:u w:val="single"/>
-          </w:rPr>
-          <w:t>अय्यूब 38:3</w:t>
-        </w:r>
-      </w:hyperlink>
+      <w:r>
+        <w:rPr>
+          <w:lang w:val="hi_IN" w:bidi="hi_IN"/>
+        </w:rPr>
+        <w:t>1 पतरस 1:13</w:t>
+      </w:r>
+    </w:p>
+    <w:p>
+      <w:pPr>
+        <w:pStyle w:val="ListBullet"/>
+        <w:spacing w:line="240" w:lineRule="auto"/>
+        <w:ind w:left="720"/>
+      </w:pPr>
+      <w:r>
+        <w:rPr>
+          <w:lang w:val="hi_IN" w:bidi="hi_IN"/>
+        </w:rPr>
+      </w:r>
+      <w:r>
+        <w:rPr>
+          <w:lang w:val="hi_IN" w:bidi="hi_IN"/>
+        </w:rPr>
+        <w:t>अय्यूब 38:3</w:t>
+      </w:r>
     </w:p>
     <w:p>
       <w:pPr>
@@ -3909,138 +3663,102 @@
           <w:lang w:val="hi_IN" w:bidi="hi_IN"/>
         </w:rPr>
       </w:r>
-      <w:hyperlink r:id="rId53">
-        <w:r>
-          <w:rPr>
-            <w:lang w:val="hi_IN" w:bidi="hi_IN"/>
-          </w:rPr>
-          <w:rPr>
-            <w:color w:val="0000EE"/>
-            <w:u w:val="single"/>
-          </w:rPr>
-          <w:t>लूका 20:21–22</w:t>
-        </w:r>
-      </w:hyperlink>
-    </w:p>
-    <w:p>
-      <w:pPr>
-        <w:pStyle w:val="ListBullet"/>
-        <w:spacing w:line="240" w:lineRule="auto"/>
-        <w:ind w:left="720"/>
-      </w:pPr>
-      <w:r>
-        <w:rPr>
-          <w:lang w:val="hi_IN" w:bidi="hi_IN"/>
-        </w:rPr>
-      </w:r>
-      <w:hyperlink r:id="rId54">
-        <w:r>
-          <w:rPr>
-            <w:lang w:val="hi_IN" w:bidi="hi_IN"/>
-          </w:rPr>
-          <w:rPr>
-            <w:color w:val="0000EE"/>
-            <w:u w:val="single"/>
-          </w:rPr>
-          <w:t>मरकुस 2:13–14</w:t>
-        </w:r>
-      </w:hyperlink>
-    </w:p>
-    <w:p>
-      <w:pPr>
-        <w:pStyle w:val="ListBullet"/>
-        <w:spacing w:line="240" w:lineRule="auto"/>
-        <w:ind w:left="720"/>
-      </w:pPr>
-      <w:r>
-        <w:rPr>
-          <w:lang w:val="hi_IN" w:bidi="hi_IN"/>
-        </w:rPr>
-      </w:r>
-      <w:hyperlink r:id="rId55">
-        <w:r>
-          <w:rPr>
-            <w:lang w:val="hi_IN" w:bidi="hi_IN"/>
-          </w:rPr>
-          <w:rPr>
-            <w:color w:val="0000EE"/>
-            <w:u w:val="single"/>
-          </w:rPr>
-          <w:t>मत्ती 9:7–9</w:t>
-        </w:r>
-      </w:hyperlink>
-    </w:p>
-    <w:p>
-      <w:pPr>
-        <w:pStyle w:val="ListBullet"/>
-        <w:spacing w:line="240" w:lineRule="auto"/>
-        <w:ind w:left="720"/>
-      </w:pPr>
-      <w:r>
-        <w:rPr>
-          <w:lang w:val="hi_IN" w:bidi="hi_IN"/>
-        </w:rPr>
-      </w:r>
-      <w:hyperlink r:id="rId56">
-        <w:r>
-          <w:rPr>
-            <w:lang w:val="hi_IN" w:bidi="hi_IN"/>
-          </w:rPr>
-          <w:rPr>
-            <w:color w:val="0000EE"/>
-            <w:u w:val="single"/>
-          </w:rPr>
-          <w:t>गिनती 31:28–29</w:t>
-        </w:r>
-      </w:hyperlink>
-    </w:p>
-    <w:p>
-      <w:pPr>
-        <w:pStyle w:val="ListBullet"/>
-        <w:spacing w:line="240" w:lineRule="auto"/>
-        <w:ind w:left="720"/>
-      </w:pPr>
-      <w:r>
-        <w:rPr>
-          <w:lang w:val="hi_IN" w:bidi="hi_IN"/>
-        </w:rPr>
-      </w:r>
-      <w:hyperlink r:id="rId57">
-        <w:r>
-          <w:rPr>
-            <w:lang w:val="hi_IN" w:bidi="hi_IN"/>
-          </w:rPr>
-          <w:rPr>
-            <w:color w:val="0000EE"/>
-            <w:u w:val="single"/>
-          </w:rPr>
-          <w:t>रोमियो 13:6–7</w:t>
-        </w:r>
-      </w:hyperlink>
-    </w:p>
-    <w:p>
-      <w:pPr>
-        <w:pStyle w:val="ListBullet"/>
-        <w:spacing w:line="240" w:lineRule="auto"/>
-        <w:ind w:left="720"/>
-      </w:pPr>
-      <w:r>
-        <w:rPr>
-          <w:lang w:val="hi_IN" w:bidi="hi_IN"/>
-        </w:rPr>
-      </w:r>
-      <w:hyperlink r:id="rId58">
-        <w:r>
-          <w:rPr>
-            <w:lang w:val="hi_IN" w:bidi="hi_IN"/>
-          </w:rPr>
-          <w:rPr>
-            <w:color w:val="0000EE"/>
-            <w:u w:val="single"/>
-          </w:rPr>
-          <w:t>लूका 3:12–13</w:t>
-        </w:r>
-      </w:hyperlink>
+      <w:r>
+        <w:rPr>
+          <w:lang w:val="hi_IN" w:bidi="hi_IN"/>
+        </w:rPr>
+        <w:t>लूका 20:21–22</w:t>
+      </w:r>
+    </w:p>
+    <w:p>
+      <w:pPr>
+        <w:pStyle w:val="ListBullet"/>
+        <w:spacing w:line="240" w:lineRule="auto"/>
+        <w:ind w:left="720"/>
+      </w:pPr>
+      <w:r>
+        <w:rPr>
+          <w:lang w:val="hi_IN" w:bidi="hi_IN"/>
+        </w:rPr>
+      </w:r>
+      <w:r>
+        <w:rPr>
+          <w:lang w:val="hi_IN" w:bidi="hi_IN"/>
+        </w:rPr>
+        <w:t>मरकुस 2:13–14</w:t>
+      </w:r>
+    </w:p>
+    <w:p>
+      <w:pPr>
+        <w:pStyle w:val="ListBullet"/>
+        <w:spacing w:line="240" w:lineRule="auto"/>
+        <w:ind w:left="720"/>
+      </w:pPr>
+      <w:r>
+        <w:rPr>
+          <w:lang w:val="hi_IN" w:bidi="hi_IN"/>
+        </w:rPr>
+      </w:r>
+      <w:r>
+        <w:rPr>
+          <w:lang w:val="hi_IN" w:bidi="hi_IN"/>
+        </w:rPr>
+        <w:t>मत्ती 9:7–9</w:t>
+      </w:r>
+    </w:p>
+    <w:p>
+      <w:pPr>
+        <w:pStyle w:val="ListBullet"/>
+        <w:spacing w:line="240" w:lineRule="auto"/>
+        <w:ind w:left="720"/>
+      </w:pPr>
+      <w:r>
+        <w:rPr>
+          <w:lang w:val="hi_IN" w:bidi="hi_IN"/>
+        </w:rPr>
+      </w:r>
+      <w:r>
+        <w:rPr>
+          <w:lang w:val="hi_IN" w:bidi="hi_IN"/>
+        </w:rPr>
+        <w:t>गिनती 31:28–29</w:t>
+      </w:r>
+    </w:p>
+    <w:p>
+      <w:pPr>
+        <w:pStyle w:val="ListBullet"/>
+        <w:spacing w:line="240" w:lineRule="auto"/>
+        <w:ind w:left="720"/>
+      </w:pPr>
+      <w:r>
+        <w:rPr>
+          <w:lang w:val="hi_IN" w:bidi="hi_IN"/>
+        </w:rPr>
+      </w:r>
+      <w:r>
+        <w:rPr>
+          <w:lang w:val="hi_IN" w:bidi="hi_IN"/>
+        </w:rPr>
+        <w:t>रोमियो 13:6–7</w:t>
+      </w:r>
+    </w:p>
+    <w:p>
+      <w:pPr>
+        <w:pStyle w:val="ListBullet"/>
+        <w:spacing w:line="240" w:lineRule="auto"/>
+        <w:ind w:left="720"/>
+      </w:pPr>
+      <w:r>
+        <w:rPr>
+          <w:lang w:val="hi_IN" w:bidi="hi_IN"/>
+        </w:rPr>
+      </w:r>
+      <w:r>
+        <w:rPr>
+          <w:lang w:val="hi_IN" w:bidi="hi_IN"/>
+        </w:rPr>
+        <w:t>लूका 3:12–13</w:t>
+      </w:r>
     </w:p>
     <w:p>
       <w:pPr>
@@ -4071,42 +3789,30 @@
           <w:lang w:val="hi_IN" w:bidi="hi_IN"/>
         </w:rPr>
       </w:r>
-      <w:hyperlink r:id="rId59">
-        <w:r>
-          <w:rPr>
-            <w:lang w:val="hi_IN" w:bidi="hi_IN"/>
-          </w:rPr>
-          <w:rPr>
-            <w:color w:val="0000EE"/>
-            <w:u w:val="single"/>
-          </w:rPr>
-          <w:t>मत्ति 5:46–48</w:t>
-        </w:r>
-      </w:hyperlink>
-    </w:p>
-    <w:p>
-      <w:pPr>
-        <w:pStyle w:val="ListBullet"/>
-        <w:spacing w:line="240" w:lineRule="auto"/>
-        <w:ind w:left="720"/>
-      </w:pPr>
-      <w:r>
-        <w:rPr>
-          <w:lang w:val="hi_IN" w:bidi="hi_IN"/>
-        </w:rPr>
-      </w:r>
-      <w:hyperlink r:id="rId60">
-        <w:r>
-          <w:rPr>
-            <w:lang w:val="hi_IN" w:bidi="hi_IN"/>
-          </w:rPr>
-          <w:rPr>
-            <w:color w:val="0000EE"/>
-            <w:u w:val="single"/>
-          </w:rPr>
-          <w:t>मत्ती 9:10–11</w:t>
-        </w:r>
-      </w:hyperlink>
+      <w:r>
+        <w:rPr>
+          <w:lang w:val="hi_IN" w:bidi="hi_IN"/>
+        </w:rPr>
+        <w:t>मत्ति 5:46–48</w:t>
+      </w:r>
+    </w:p>
+    <w:p>
+      <w:pPr>
+        <w:pStyle w:val="ListBullet"/>
+        <w:spacing w:line="240" w:lineRule="auto"/>
+        <w:ind w:left="720"/>
+      </w:pPr>
+      <w:r>
+        <w:rPr>
+          <w:lang w:val="hi_IN" w:bidi="hi_IN"/>
+        </w:rPr>
+      </w:r>
+      <w:r>
+        <w:rPr>
+          <w:lang w:val="hi_IN" w:bidi="hi_IN"/>
+        </w:rPr>
+        <w:t>मत्ती 9:10–11</w:t>
+      </w:r>
     </w:p>
     <w:p>
       <w:pPr>
@@ -4137,42 +3843,30 @@
           <w:lang w:val="hi_IN" w:bidi="hi_IN"/>
         </w:rPr>
       </w:r>
-      <w:hyperlink r:id="rId61">
-        <w:r>
-          <w:rPr>
-            <w:lang w:val="hi_IN" w:bidi="hi_IN"/>
-          </w:rPr>
-          <w:rPr>
-            <w:color w:val="0000EE"/>
-            <w:u w:val="single"/>
-          </w:rPr>
-          <w:t>मत्ती 17:26–27</w:t>
-        </w:r>
-      </w:hyperlink>
-    </w:p>
-    <w:p>
-      <w:pPr>
-        <w:pStyle w:val="ListBullet"/>
-        <w:spacing w:line="240" w:lineRule="auto"/>
-        <w:ind w:left="720"/>
-      </w:pPr>
-      <w:r>
-        <w:rPr>
-          <w:lang w:val="hi_IN" w:bidi="hi_IN"/>
-        </w:rPr>
-      </w:r>
-      <w:hyperlink r:id="rId62">
-        <w:r>
-          <w:rPr>
-            <w:lang w:val="hi_IN" w:bidi="hi_IN"/>
-          </w:rPr>
-          <w:rPr>
-            <w:color w:val="0000EE"/>
-            <w:u w:val="single"/>
-          </w:rPr>
-          <w:t>मत्ती 18:17</w:t>
-        </w:r>
-      </w:hyperlink>
+      <w:r>
+        <w:rPr>
+          <w:lang w:val="hi_IN" w:bidi="hi_IN"/>
+        </w:rPr>
+        <w:t>मत्ती 17:26–27</w:t>
+      </w:r>
+    </w:p>
+    <w:p>
+      <w:pPr>
+        <w:pStyle w:val="ListBullet"/>
+        <w:spacing w:line="240" w:lineRule="auto"/>
+        <w:ind w:left="720"/>
+      </w:pPr>
+      <w:r>
+        <w:rPr>
+          <w:lang w:val="hi_IN" w:bidi="hi_IN"/>
+        </w:rPr>
+      </w:r>
+      <w:r>
+        <w:rPr>
+          <w:lang w:val="hi_IN" w:bidi="hi_IN"/>
+        </w:rPr>
+        <w:t>मत्ती 18:17</w:t>
+      </w:r>
     </w:p>
     <w:p>
       <w:pPr>
@@ -4472,90 +4166,66 @@
           <w:lang w:val="hi_IN" w:bidi="hi_IN"/>
         </w:rPr>
       </w:r>
-      <w:hyperlink r:id="rId63">
-        <w:r>
-          <w:rPr>
-            <w:lang w:val="hi_IN" w:bidi="hi_IN"/>
-          </w:rPr>
-          <w:rPr>
-            <w:color w:val="0000EE"/>
-            <w:u w:val="single"/>
-          </w:rPr>
-          <w:t>1 इतिहास 18:1–2</w:t>
-        </w:r>
-      </w:hyperlink>
-    </w:p>
-    <w:p>
-      <w:pPr>
-        <w:pStyle w:val="ListBullet"/>
-        <w:spacing w:line="240" w:lineRule="auto"/>
-        <w:ind w:left="720"/>
-      </w:pPr>
-      <w:r>
-        <w:rPr>
-          <w:lang w:val="hi_IN" w:bidi="hi_IN"/>
-        </w:rPr>
-      </w:r>
-      <w:hyperlink r:id="rId14">
-        <w:r>
-          <w:rPr>
-            <w:lang w:val="hi_IN" w:bidi="hi_IN"/>
-          </w:rPr>
-          <w:rPr>
-            <w:color w:val="0000EE"/>
-            <w:u w:val="single"/>
-          </w:rPr>
-          <w:t>2 इतिहास 09:22–24</w:t>
-        </w:r>
-      </w:hyperlink>
-    </w:p>
-    <w:p>
-      <w:pPr>
-        <w:pStyle w:val="ListBullet"/>
-        <w:spacing w:line="240" w:lineRule="auto"/>
-        <w:ind w:left="720"/>
-      </w:pPr>
-      <w:r>
-        <w:rPr>
-          <w:lang w:val="hi_IN" w:bidi="hi_IN"/>
-        </w:rPr>
-      </w:r>
-      <w:hyperlink r:id="rId64">
-        <w:r>
-          <w:rPr>
-            <w:lang w:val="hi_IN" w:bidi="hi_IN"/>
-          </w:rPr>
-          <w:rPr>
-            <w:color w:val="0000EE"/>
-            <w:u w:val="single"/>
-          </w:rPr>
-          <w:t>2 राजा 17:03</w:t>
-        </w:r>
-      </w:hyperlink>
-    </w:p>
-    <w:p>
-      <w:pPr>
-        <w:pStyle w:val="ListBullet"/>
-        <w:spacing w:line="240" w:lineRule="auto"/>
-        <w:ind w:left="720"/>
-      </w:pPr>
-      <w:r>
-        <w:rPr>
-          <w:lang w:val="hi_IN" w:bidi="hi_IN"/>
-        </w:rPr>
-      </w:r>
-      <w:hyperlink r:id="rId65">
-        <w:r>
-          <w:rPr>
-            <w:lang w:val="hi_IN" w:bidi="hi_IN"/>
-          </w:rPr>
-          <w:rPr>
-            <w:color w:val="0000EE"/>
-            <w:u w:val="single"/>
-          </w:rPr>
-          <w:t>लूका 23:02</w:t>
-        </w:r>
-      </w:hyperlink>
+      <w:r>
+        <w:rPr>
+          <w:lang w:val="hi_IN" w:bidi="hi_IN"/>
+        </w:rPr>
+        <w:t>1 इतिहास 18:1–2</w:t>
+      </w:r>
+    </w:p>
+    <w:p>
+      <w:pPr>
+        <w:pStyle w:val="ListBullet"/>
+        <w:spacing w:line="240" w:lineRule="auto"/>
+        <w:ind w:left="720"/>
+      </w:pPr>
+      <w:r>
+        <w:rPr>
+          <w:lang w:val="hi_IN" w:bidi="hi_IN"/>
+        </w:rPr>
+      </w:r>
+      <w:r>
+        <w:rPr>
+          <w:lang w:val="hi_IN" w:bidi="hi_IN"/>
+        </w:rPr>
+        <w:t>2 इतिहास 09:22–24</w:t>
+      </w:r>
+    </w:p>
+    <w:p>
+      <w:pPr>
+        <w:pStyle w:val="ListBullet"/>
+        <w:spacing w:line="240" w:lineRule="auto"/>
+        <w:ind w:left="720"/>
+      </w:pPr>
+      <w:r>
+        <w:rPr>
+          <w:lang w:val="hi_IN" w:bidi="hi_IN"/>
+        </w:rPr>
+      </w:r>
+      <w:r>
+        <w:rPr>
+          <w:lang w:val="hi_IN" w:bidi="hi_IN"/>
+        </w:rPr>
+        <w:t>2 राजा 17:03</w:t>
+      </w:r>
+    </w:p>
+    <w:p>
+      <w:pPr>
+        <w:pStyle w:val="ListBullet"/>
+        <w:spacing w:line="240" w:lineRule="auto"/>
+        <w:ind w:left="720"/>
+      </w:pPr>
+      <w:r>
+        <w:rPr>
+          <w:lang w:val="hi_IN" w:bidi="hi_IN"/>
+        </w:rPr>
+      </w:r>
+      <w:r>
+        <w:rPr>
+          <w:lang w:val="hi_IN" w:bidi="hi_IN"/>
+        </w:rPr>
+        <w:t>लूका 23:02</w:t>
+      </w:r>
     </w:p>
     <w:p>
       <w:pPr>
@@ -4721,114 +4391,84 @@
           <w:lang w:val="hi_IN" w:bidi="hi_IN"/>
         </w:rPr>
       </w:r>
-      <w:hyperlink r:id="rId66">
-        <w:r>
-          <w:rPr>
-            <w:lang w:val="hi_IN" w:bidi="hi_IN"/>
-          </w:rPr>
-          <w:rPr>
-            <w:color w:val="0000EE"/>
-            <w:u w:val="single"/>
-          </w:rPr>
-          <w:t>यहेजकेल 6:6</w:t>
-        </w:r>
-      </w:hyperlink>
-    </w:p>
-    <w:p>
-      <w:pPr>
-        <w:pStyle w:val="ListBullet"/>
-        <w:spacing w:line="240" w:lineRule="auto"/>
-        <w:ind w:left="720"/>
-      </w:pPr>
-      <w:r>
-        <w:rPr>
-          <w:lang w:val="hi_IN" w:bidi="hi_IN"/>
-        </w:rPr>
-      </w:r>
-      <w:hyperlink r:id="rId67">
-        <w:r>
-          <w:rPr>
-            <w:lang w:val="hi_IN" w:bidi="hi_IN"/>
-          </w:rPr>
-          <w:rPr>
-            <w:color w:val="0000EE"/>
-            <w:u w:val="single"/>
-          </w:rPr>
-          <w:t>लैव्यव्यवस्था 26:39</w:t>
-        </w:r>
-      </w:hyperlink>
-    </w:p>
-    <w:p>
-      <w:pPr>
-        <w:pStyle w:val="ListBullet"/>
-        <w:spacing w:line="240" w:lineRule="auto"/>
-        <w:ind w:left="720"/>
-      </w:pPr>
-      <w:r>
-        <w:rPr>
-          <w:lang w:val="hi_IN" w:bidi="hi_IN"/>
-        </w:rPr>
-      </w:r>
-      <w:hyperlink r:id="rId68">
-        <w:r>
-          <w:rPr>
-            <w:lang w:val="hi_IN" w:bidi="hi_IN"/>
-          </w:rPr>
-          <w:rPr>
-            <w:color w:val="0000EE"/>
-            <w:u w:val="single"/>
-          </w:rPr>
-          <w:t>मत्ती 26:8</w:t>
-        </w:r>
-      </w:hyperlink>
-    </w:p>
-    <w:p>
-      <w:pPr>
-        <w:pStyle w:val="ListBullet"/>
-        <w:spacing w:line="240" w:lineRule="auto"/>
-        <w:ind w:left="720"/>
-      </w:pPr>
-      <w:r>
-        <w:rPr>
-          <w:lang w:val="hi_IN" w:bidi="hi_IN"/>
-        </w:rPr>
-      </w:r>
-      <w:hyperlink r:id="rId69">
-        <w:r>
-          <w:rPr>
-            <w:lang w:val="hi_IN" w:bidi="hi_IN"/>
-          </w:rPr>
-          <w:rPr>
-            <w:color w:val="0000EE"/>
-            <w:u w:val="single"/>
-          </w:rPr>
-          <w:t>प्रकाशितवाक्य 18:15–17</w:t>
-        </w:r>
-      </w:hyperlink>
-    </w:p>
-    <w:p>
-      <w:pPr>
-        <w:pStyle w:val="ListBullet"/>
-        <w:spacing w:line="240" w:lineRule="auto"/>
-        <w:ind w:left="720"/>
-      </w:pPr>
-      <w:r>
-        <w:rPr>
-          <w:lang w:val="hi_IN" w:bidi="hi_IN"/>
-        </w:rPr>
-      </w:r>
-      <w:hyperlink r:id="rId70">
-        <w:r>
-          <w:rPr>
-            <w:lang w:val="hi_IN" w:bidi="hi_IN"/>
-          </w:rPr>
-          <w:rPr>
-            <w:color w:val="0000EE"/>
-            <w:u w:val="single"/>
-          </w:rPr>
-          <w:t>जकर्याह 7:13–14</w:t>
-        </w:r>
-      </w:hyperlink>
+      <w:r>
+        <w:rPr>
+          <w:lang w:val="hi_IN" w:bidi="hi_IN"/>
+        </w:rPr>
+        <w:t>यहेजकेल 6:6</w:t>
+      </w:r>
+    </w:p>
+    <w:p>
+      <w:pPr>
+        <w:pStyle w:val="ListBullet"/>
+        <w:spacing w:line="240" w:lineRule="auto"/>
+        <w:ind w:left="720"/>
+      </w:pPr>
+      <w:r>
+        <w:rPr>
+          <w:lang w:val="hi_IN" w:bidi="hi_IN"/>
+        </w:rPr>
+      </w:r>
+      <w:r>
+        <w:rPr>
+          <w:lang w:val="hi_IN" w:bidi="hi_IN"/>
+        </w:rPr>
+        <w:t>लैव्यव्यवस्था 26:39</w:t>
+      </w:r>
+    </w:p>
+    <w:p>
+      <w:pPr>
+        <w:pStyle w:val="ListBullet"/>
+        <w:spacing w:line="240" w:lineRule="auto"/>
+        <w:ind w:left="720"/>
+      </w:pPr>
+      <w:r>
+        <w:rPr>
+          <w:lang w:val="hi_IN" w:bidi="hi_IN"/>
+        </w:rPr>
+      </w:r>
+      <w:r>
+        <w:rPr>
+          <w:lang w:val="hi_IN" w:bidi="hi_IN"/>
+        </w:rPr>
+        <w:t>मत्ती 26:8</w:t>
+      </w:r>
+    </w:p>
+    <w:p>
+      <w:pPr>
+        <w:pStyle w:val="ListBullet"/>
+        <w:spacing w:line="240" w:lineRule="auto"/>
+        <w:ind w:left="720"/>
+      </w:pPr>
+      <w:r>
+        <w:rPr>
+          <w:lang w:val="hi_IN" w:bidi="hi_IN"/>
+        </w:rPr>
+      </w:r>
+      <w:r>
+        <w:rPr>
+          <w:lang w:val="hi_IN" w:bidi="hi_IN"/>
+        </w:rPr>
+        <w:t>प्रकाशितवाक्य 18:15–17</w:t>
+      </w:r>
+    </w:p>
+    <w:p>
+      <w:pPr>
+        <w:pStyle w:val="ListBullet"/>
+        <w:spacing w:line="240" w:lineRule="auto"/>
+        <w:ind w:left="720"/>
+      </w:pPr>
+      <w:r>
+        <w:rPr>
+          <w:lang w:val="hi_IN" w:bidi="hi_IN"/>
+        </w:rPr>
+      </w:r>
+      <w:r>
+        <w:rPr>
+          <w:lang w:val="hi_IN" w:bidi="hi_IN"/>
+        </w:rPr>
+        <w:t>जकर्याह 7:13–14</w:t>
+      </w:r>
     </w:p>
     <w:p>
       <w:pPr>
@@ -5092,90 +4732,66 @@
           <w:lang w:val="hi_IN" w:bidi="hi_IN"/>
         </w:rPr>
       </w:r>
-      <w:hyperlink r:id="rId63">
-        <w:r>
-          <w:rPr>
-            <w:lang w:val="hi_IN" w:bidi="hi_IN"/>
-          </w:rPr>
-          <w:rPr>
-            <w:color w:val="0000EE"/>
-            <w:u w:val="single"/>
-          </w:rPr>
-          <w:t>1 इतिहास 28:7</w:t>
-        </w:r>
-      </w:hyperlink>
-    </w:p>
-    <w:p>
-      <w:pPr>
-        <w:pStyle w:val="ListBullet"/>
-        <w:spacing w:line="240" w:lineRule="auto"/>
-        <w:ind w:left="720"/>
-      </w:pPr>
-      <w:r>
-        <w:rPr>
-          <w:lang w:val="hi_IN" w:bidi="hi_IN"/>
-        </w:rPr>
-      </w:r>
-      <w:hyperlink r:id="rId13">
-        <w:r>
-          <w:rPr>
-            <w:lang w:val="hi_IN" w:bidi="hi_IN"/>
-          </w:rPr>
-          <w:rPr>
-            <w:color w:val="0000EE"/>
-            <w:u w:val="single"/>
-          </w:rPr>
-          <w:t>1 पतरस 2:21–23</w:t>
-        </w:r>
-      </w:hyperlink>
-    </w:p>
-    <w:p>
-      <w:pPr>
-        <w:pStyle w:val="ListBullet"/>
-        <w:spacing w:line="240" w:lineRule="auto"/>
-        <w:ind w:left="720"/>
-      </w:pPr>
-      <w:r>
-        <w:rPr>
-          <w:lang w:val="hi_IN" w:bidi="hi_IN"/>
-        </w:rPr>
-      </w:r>
-      <w:hyperlink r:id="rId71">
-        <w:r>
-          <w:rPr>
-            <w:lang w:val="hi_IN" w:bidi="hi_IN"/>
-          </w:rPr>
-          <w:rPr>
-            <w:color w:val="0000EE"/>
-            <w:u w:val="single"/>
-          </w:rPr>
-          <w:t>यिर्मयाह 2:12–13</w:t>
-        </w:r>
-      </w:hyperlink>
-    </w:p>
-    <w:p>
-      <w:pPr>
-        <w:pStyle w:val="ListBullet"/>
-        <w:spacing w:line="240" w:lineRule="auto"/>
-        <w:ind w:left="720"/>
-      </w:pPr>
-      <w:r>
-        <w:rPr>
-          <w:lang w:val="hi_IN" w:bidi="hi_IN"/>
-        </w:rPr>
-      </w:r>
-      <w:hyperlink r:id="rId72">
-        <w:r>
-          <w:rPr>
-            <w:lang w:val="hi_IN" w:bidi="hi_IN"/>
-          </w:rPr>
-          <w:rPr>
-            <w:color w:val="0000EE"/>
-            <w:u w:val="single"/>
-          </w:rPr>
-          <w:t>मत्ती 13:41</w:t>
-        </w:r>
-      </w:hyperlink>
+      <w:r>
+        <w:rPr>
+          <w:lang w:val="hi_IN" w:bidi="hi_IN"/>
+        </w:rPr>
+        <w:t>1 इतिहास 28:7</w:t>
+      </w:r>
+    </w:p>
+    <w:p>
+      <w:pPr>
+        <w:pStyle w:val="ListBullet"/>
+        <w:spacing w:line="240" w:lineRule="auto"/>
+        <w:ind w:left="720"/>
+      </w:pPr>
+      <w:r>
+        <w:rPr>
+          <w:lang w:val="hi_IN" w:bidi="hi_IN"/>
+        </w:rPr>
+      </w:r>
+      <w:r>
+        <w:rPr>
+          <w:lang w:val="hi_IN" w:bidi="hi_IN"/>
+        </w:rPr>
+        <w:t>1 पतरस 2:21–23</w:t>
+      </w:r>
+    </w:p>
+    <w:p>
+      <w:pPr>
+        <w:pStyle w:val="ListBullet"/>
+        <w:spacing w:line="240" w:lineRule="auto"/>
+        <w:ind w:left="720"/>
+      </w:pPr>
+      <w:r>
+        <w:rPr>
+          <w:lang w:val="hi_IN" w:bidi="hi_IN"/>
+        </w:rPr>
+      </w:r>
+      <w:r>
+        <w:rPr>
+          <w:lang w:val="hi_IN" w:bidi="hi_IN"/>
+        </w:rPr>
+        <w:t>यिर्मयाह 2:12–13</w:t>
+      </w:r>
+    </w:p>
+    <w:p>
+      <w:pPr>
+        <w:pStyle w:val="ListBullet"/>
+        <w:spacing w:line="240" w:lineRule="auto"/>
+        <w:ind w:left="720"/>
+      </w:pPr>
+      <w:r>
+        <w:rPr>
+          <w:lang w:val="hi_IN" w:bidi="hi_IN"/>
+        </w:rPr>
+      </w:r>
+      <w:r>
+        <w:rPr>
+          <w:lang w:val="hi_IN" w:bidi="hi_IN"/>
+        </w:rPr>
+        <w:t>मत्ती 13:41</w:t>
+      </w:r>
     </w:p>
     <w:p>
       <w:pPr>
@@ -5522,114 +5138,84 @@
           <w:lang w:val="hi_IN" w:bidi="hi_IN"/>
         </w:rPr>
       </w:r>
-      <w:hyperlink r:id="rId63">
-        <w:r>
-          <w:rPr>
-            <w:lang w:val="hi_IN" w:bidi="hi_IN"/>
-          </w:rPr>
-          <w:rPr>
-            <w:color w:val="0000EE"/>
-            <w:u w:val="single"/>
-          </w:rPr>
-          <w:t>1 इतिहास 13:5–6</w:t>
-        </w:r>
-      </w:hyperlink>
-    </w:p>
-    <w:p>
-      <w:pPr>
-        <w:pStyle w:val="ListBullet"/>
-        <w:spacing w:line="240" w:lineRule="auto"/>
-        <w:ind w:left="720"/>
-      </w:pPr>
-      <w:r>
-        <w:rPr>
-          <w:lang w:val="hi_IN" w:bidi="hi_IN"/>
-        </w:rPr>
-      </w:r>
-      <w:hyperlink r:id="rId73">
-        <w:r>
-          <w:rPr>
-            <w:lang w:val="hi_IN" w:bidi="hi_IN"/>
-          </w:rPr>
-          <w:rPr>
-            <w:color w:val="0000EE"/>
-            <w:u w:val="single"/>
-          </w:rPr>
-          <w:t>1 राजा 06:23–26</w:t>
-        </w:r>
-      </w:hyperlink>
-    </w:p>
-    <w:p>
-      <w:pPr>
-        <w:pStyle w:val="ListBullet"/>
-        <w:spacing w:line="240" w:lineRule="auto"/>
-        <w:ind w:left="720"/>
-      </w:pPr>
-      <w:r>
-        <w:rPr>
-          <w:lang w:val="hi_IN" w:bidi="hi_IN"/>
-        </w:rPr>
-      </w:r>
-      <w:hyperlink r:id="rId74">
-        <w:r>
-          <w:rPr>
-            <w:lang w:val="hi_IN" w:bidi="hi_IN"/>
-          </w:rPr>
-          <w:rPr>
-            <w:color w:val="0000EE"/>
-            <w:u w:val="single"/>
-          </w:rPr>
-          <w:t>निर्गमन 25:15–18</w:t>
-        </w:r>
-      </w:hyperlink>
-    </w:p>
-    <w:p>
-      <w:pPr>
-        <w:pStyle w:val="ListBullet"/>
-        <w:spacing w:line="240" w:lineRule="auto"/>
-        <w:ind w:left="720"/>
-      </w:pPr>
-      <w:r>
-        <w:rPr>
-          <w:lang w:val="hi_IN" w:bidi="hi_IN"/>
-        </w:rPr>
-      </w:r>
-      <w:hyperlink r:id="rId75">
-        <w:r>
-          <w:rPr>
-            <w:lang w:val="hi_IN" w:bidi="hi_IN"/>
-          </w:rPr>
-          <w:rPr>
-            <w:color w:val="0000EE"/>
-            <w:u w:val="single"/>
-          </w:rPr>
-          <w:t>यहेजकेल 09:3–4</w:t>
-        </w:r>
-      </w:hyperlink>
-    </w:p>
-    <w:p>
-      <w:pPr>
-        <w:pStyle w:val="ListBullet"/>
-        <w:spacing w:line="240" w:lineRule="auto"/>
-        <w:ind w:left="720"/>
-      </w:pPr>
-      <w:r>
-        <w:rPr>
-          <w:lang w:val="hi_IN" w:bidi="hi_IN"/>
-        </w:rPr>
-      </w:r>
-      <w:hyperlink r:id="rId76">
-        <w:r>
-          <w:rPr>
-            <w:lang w:val="hi_IN" w:bidi="hi_IN"/>
-          </w:rPr>
-          <w:rPr>
-            <w:color w:val="0000EE"/>
-            <w:u w:val="single"/>
-          </w:rPr>
-          <w:t>उत्पत्ति 03:22–24</w:t>
-        </w:r>
-      </w:hyperlink>
+      <w:r>
+        <w:rPr>
+          <w:lang w:val="hi_IN" w:bidi="hi_IN"/>
+        </w:rPr>
+        <w:t>1 इतिहास 13:5–6</w:t>
+      </w:r>
+    </w:p>
+    <w:p>
+      <w:pPr>
+        <w:pStyle w:val="ListBullet"/>
+        <w:spacing w:line="240" w:lineRule="auto"/>
+        <w:ind w:left="720"/>
+      </w:pPr>
+      <w:r>
+        <w:rPr>
+          <w:lang w:val="hi_IN" w:bidi="hi_IN"/>
+        </w:rPr>
+      </w:r>
+      <w:r>
+        <w:rPr>
+          <w:lang w:val="hi_IN" w:bidi="hi_IN"/>
+        </w:rPr>
+        <w:t>1 राजा 06:23–26</w:t>
+      </w:r>
+    </w:p>
+    <w:p>
+      <w:pPr>
+        <w:pStyle w:val="ListBullet"/>
+        <w:spacing w:line="240" w:lineRule="auto"/>
+        <w:ind w:left="720"/>
+      </w:pPr>
+      <w:r>
+        <w:rPr>
+          <w:lang w:val="hi_IN" w:bidi="hi_IN"/>
+        </w:rPr>
+      </w:r>
+      <w:r>
+        <w:rPr>
+          <w:lang w:val="hi_IN" w:bidi="hi_IN"/>
+        </w:rPr>
+        <w:t>निर्गमन 25:15–18</w:t>
+      </w:r>
+    </w:p>
+    <w:p>
+      <w:pPr>
+        <w:pStyle w:val="ListBullet"/>
+        <w:spacing w:line="240" w:lineRule="auto"/>
+        <w:ind w:left="720"/>
+      </w:pPr>
+      <w:r>
+        <w:rPr>
+          <w:lang w:val="hi_IN" w:bidi="hi_IN"/>
+        </w:rPr>
+      </w:r>
+      <w:r>
+        <w:rPr>
+          <w:lang w:val="hi_IN" w:bidi="hi_IN"/>
+        </w:rPr>
+        <w:t>यहेजकेल 09:3–4</w:t>
+      </w:r>
+    </w:p>
+    <w:p>
+      <w:pPr>
+        <w:pStyle w:val="ListBullet"/>
+        <w:spacing w:line="240" w:lineRule="auto"/>
+        <w:ind w:left="720"/>
+      </w:pPr>
+      <w:r>
+        <w:rPr>
+          <w:lang w:val="hi_IN" w:bidi="hi_IN"/>
+        </w:rPr>
+      </w:r>
+      <w:r>
+        <w:rPr>
+          <w:lang w:val="hi_IN" w:bidi="hi_IN"/>
+        </w:rPr>
+        <w:t>उत्पत्ति 03:22–24</w:t>
+      </w:r>
     </w:p>
     <w:p>
       <w:pPr>
@@ -5871,18 +5457,12 @@
           <w:lang w:val="hi_IN" w:bidi="hi_IN"/>
         </w:rPr>
       </w:r>
-      <w:hyperlink r:id="rId77">
-        <w:r>
-          <w:rPr>
-            <w:lang w:val="hi_IN" w:bidi="hi_IN"/>
-          </w:rPr>
-          <w:rPr>
-            <w:color w:val="0000EE"/>
-            <w:u w:val="single"/>
-          </w:rPr>
-          <w:t>सपन्याह 02:4–5</w:t>
-        </w:r>
-      </w:hyperlink>
+      <w:r>
+        <w:rPr>
+          <w:lang w:val="hi_IN" w:bidi="hi_IN"/>
+        </w:rPr>
+        <w:t>सपन्याह 02:4–5</w:t>
+      </w:r>
     </w:p>
     <w:p>
       <w:pPr>
@@ -6142,90 +5722,66 @@
           <w:lang w:val="hi_IN" w:bidi="hi_IN"/>
         </w:rPr>
       </w:r>
-      <w:hyperlink r:id="rId73">
-        <w:r>
-          <w:rPr>
-            <w:lang w:val="hi_IN" w:bidi="hi_IN"/>
-          </w:rPr>
-          <w:rPr>
-            <w:color w:val="0000EE"/>
-            <w:u w:val="single"/>
-          </w:rPr>
-          <w:t>1 राजा 18:18–19</w:t>
-        </w:r>
-      </w:hyperlink>
-    </w:p>
-    <w:p>
-      <w:pPr>
-        <w:pStyle w:val="ListBullet"/>
-        <w:spacing w:line="240" w:lineRule="auto"/>
-        <w:ind w:left="720"/>
-      </w:pPr>
-      <w:r>
-        <w:rPr>
-          <w:lang w:val="hi_IN" w:bidi="hi_IN"/>
-        </w:rPr>
-      </w:r>
-      <w:hyperlink r:id="rId78">
-        <w:r>
-          <w:rPr>
-            <w:lang w:val="hi_IN" w:bidi="hi_IN"/>
-          </w:rPr>
-          <w:rPr>
-            <w:color w:val="0000EE"/>
-            <w:u w:val="single"/>
-          </w:rPr>
-          <w:t>1 शमूएल 15:12–13</w:t>
-        </w:r>
-      </w:hyperlink>
-    </w:p>
-    <w:p>
-      <w:pPr>
-        <w:pStyle w:val="ListBullet"/>
-        <w:spacing w:line="240" w:lineRule="auto"/>
-        <w:ind w:left="720"/>
-      </w:pPr>
-      <w:r>
-        <w:rPr>
-          <w:lang w:val="hi_IN" w:bidi="hi_IN"/>
-        </w:rPr>
-      </w:r>
-      <w:hyperlink r:id="rId79">
-        <w:r>
-          <w:rPr>
-            <w:lang w:val="hi_IN" w:bidi="hi_IN"/>
-          </w:rPr>
-          <w:rPr>
-            <w:color w:val="0000EE"/>
-            <w:u w:val="single"/>
-          </w:rPr>
-          <w:t>यिर्मयाह 46:18–19</w:t>
-        </w:r>
-      </w:hyperlink>
-    </w:p>
-    <w:p>
-      <w:pPr>
-        <w:pStyle w:val="ListBullet"/>
-        <w:spacing w:line="240" w:lineRule="auto"/>
-        <w:ind w:left="720"/>
-      </w:pPr>
-      <w:r>
-        <w:rPr>
-          <w:lang w:val="hi_IN" w:bidi="hi_IN"/>
-        </w:rPr>
-      </w:r>
-      <w:hyperlink r:id="rId80">
-        <w:r>
-          <w:rPr>
-            <w:lang w:val="hi_IN" w:bidi="hi_IN"/>
-          </w:rPr>
-          <w:rPr>
-            <w:color w:val="0000EE"/>
-            <w:u w:val="single"/>
-          </w:rPr>
-          <w:t>मीका 07:14–15</w:t>
-        </w:r>
-      </w:hyperlink>
+      <w:r>
+        <w:rPr>
+          <w:lang w:val="hi_IN" w:bidi="hi_IN"/>
+        </w:rPr>
+        <w:t>1 राजा 18:18–19</w:t>
+      </w:r>
+    </w:p>
+    <w:p>
+      <w:pPr>
+        <w:pStyle w:val="ListBullet"/>
+        <w:spacing w:line="240" w:lineRule="auto"/>
+        <w:ind w:left="720"/>
+      </w:pPr>
+      <w:r>
+        <w:rPr>
+          <w:lang w:val="hi_IN" w:bidi="hi_IN"/>
+        </w:rPr>
+      </w:r>
+      <w:r>
+        <w:rPr>
+          <w:lang w:val="hi_IN" w:bidi="hi_IN"/>
+        </w:rPr>
+        <w:t>1 शमूएल 15:12–13</w:t>
+      </w:r>
+    </w:p>
+    <w:p>
+      <w:pPr>
+        <w:pStyle w:val="ListBullet"/>
+        <w:spacing w:line="240" w:lineRule="auto"/>
+        <w:ind w:left="720"/>
+      </w:pPr>
+      <w:r>
+        <w:rPr>
+          <w:lang w:val="hi_IN" w:bidi="hi_IN"/>
+        </w:rPr>
+      </w:r>
+      <w:r>
+        <w:rPr>
+          <w:lang w:val="hi_IN" w:bidi="hi_IN"/>
+        </w:rPr>
+        <w:t>यिर्मयाह 46:18–19</w:t>
+      </w:r>
+    </w:p>
+    <w:p>
+      <w:pPr>
+        <w:pStyle w:val="ListBullet"/>
+        <w:spacing w:line="240" w:lineRule="auto"/>
+        <w:ind w:left="720"/>
+      </w:pPr>
+      <w:r>
+        <w:rPr>
+          <w:lang w:val="hi_IN" w:bidi="hi_IN"/>
+        </w:rPr>
+      </w:r>
+      <w:r>
+        <w:rPr>
+          <w:lang w:val="hi_IN" w:bidi="hi_IN"/>
+        </w:rPr>
+        <w:t>मीका 07:14–15</w:t>
+      </w:r>
     </w:p>
     <w:p>
       <w:pPr>
@@ -6391,90 +5947,66 @@
           <w:lang w:val="hi_IN" w:bidi="hi_IN"/>
         </w:rPr>
       </w:r>
-      <w:hyperlink r:id="rId81">
-        <w:r>
-          <w:rPr>
-            <w:lang w:val="hi_IN" w:bidi="hi_IN"/>
-          </w:rPr>
-          <w:rPr>
-            <w:color w:val="0000EE"/>
-            <w:u w:val="single"/>
-          </w:rPr>
-          <w:t>1 कुरिन्थियों 03:3–5</w:t>
-        </w:r>
-      </w:hyperlink>
-    </w:p>
-    <w:p>
-      <w:pPr>
-        <w:pStyle w:val="ListBullet"/>
-        <w:spacing w:line="240" w:lineRule="auto"/>
-        <w:ind w:left="720"/>
-      </w:pPr>
-      <w:r>
-        <w:rPr>
-          <w:lang w:val="hi_IN" w:bidi="hi_IN"/>
-        </w:rPr>
-      </w:r>
-      <w:hyperlink r:id="rId82">
-        <w:r>
-          <w:rPr>
-            <w:lang w:val="hi_IN" w:bidi="hi_IN"/>
-          </w:rPr>
-          <w:rPr>
-            <w:color w:val="0000EE"/>
-            <w:u w:val="single"/>
-          </w:rPr>
-          <w:t>हबक्कूक 01:3</w:t>
-        </w:r>
-      </w:hyperlink>
-    </w:p>
-    <w:p>
-      <w:pPr>
-        <w:pStyle w:val="ListBullet"/>
-        <w:spacing w:line="240" w:lineRule="auto"/>
-        <w:ind w:left="720"/>
-      </w:pPr>
-      <w:r>
-        <w:rPr>
-          <w:lang w:val="hi_IN" w:bidi="hi_IN"/>
-        </w:rPr>
-      </w:r>
-      <w:hyperlink r:id="rId83">
-        <w:r>
-          <w:rPr>
-            <w:lang w:val="hi_IN" w:bidi="hi_IN"/>
-          </w:rPr>
-          <w:rPr>
-            <w:color w:val="0000EE"/>
-            <w:u w:val="single"/>
-          </w:rPr>
-          <w:t>फिलिप्पियों 01:17</w:t>
-        </w:r>
-      </w:hyperlink>
-    </w:p>
-    <w:p>
-      <w:pPr>
-        <w:pStyle w:val="ListBullet"/>
-        <w:spacing w:line="240" w:lineRule="auto"/>
-        <w:ind w:left="720"/>
-      </w:pPr>
-      <w:r>
-        <w:rPr>
-          <w:lang w:val="hi_IN" w:bidi="hi_IN"/>
-        </w:rPr>
-      </w:r>
-      <w:hyperlink r:id="rId84">
-        <w:r>
-          <w:rPr>
-            <w:lang w:val="hi_IN" w:bidi="hi_IN"/>
-          </w:rPr>
-          <w:rPr>
-            <w:color w:val="0000EE"/>
-            <w:u w:val="single"/>
-          </w:rPr>
-          <w:t>नीतिवचन 17:01</w:t>
-        </w:r>
-      </w:hyperlink>
+      <w:r>
+        <w:rPr>
+          <w:lang w:val="hi_IN" w:bidi="hi_IN"/>
+        </w:rPr>
+        <w:t>1 कुरिन्थियों 03:3–5</w:t>
+      </w:r>
+    </w:p>
+    <w:p>
+      <w:pPr>
+        <w:pStyle w:val="ListBullet"/>
+        <w:spacing w:line="240" w:lineRule="auto"/>
+        <w:ind w:left="720"/>
+      </w:pPr>
+      <w:r>
+        <w:rPr>
+          <w:lang w:val="hi_IN" w:bidi="hi_IN"/>
+        </w:rPr>
+      </w:r>
+      <w:r>
+        <w:rPr>
+          <w:lang w:val="hi_IN" w:bidi="hi_IN"/>
+        </w:rPr>
+        <w:t>हबक्कूक 01:3</w:t>
+      </w:r>
+    </w:p>
+    <w:p>
+      <w:pPr>
+        <w:pStyle w:val="ListBullet"/>
+        <w:spacing w:line="240" w:lineRule="auto"/>
+        <w:ind w:left="720"/>
+      </w:pPr>
+      <w:r>
+        <w:rPr>
+          <w:lang w:val="hi_IN" w:bidi="hi_IN"/>
+        </w:rPr>
+      </w:r>
+      <w:r>
+        <w:rPr>
+          <w:lang w:val="hi_IN" w:bidi="hi_IN"/>
+        </w:rPr>
+        <w:t>फिलिप्पियों 01:17</w:t>
+      </w:r>
+    </w:p>
+    <w:p>
+      <w:pPr>
+        <w:pStyle w:val="ListBullet"/>
+        <w:spacing w:line="240" w:lineRule="auto"/>
+        <w:ind w:left="720"/>
+      </w:pPr>
+      <w:r>
+        <w:rPr>
+          <w:lang w:val="hi_IN" w:bidi="hi_IN"/>
+        </w:rPr>
+      </w:r>
+      <w:r>
+        <w:rPr>
+          <w:lang w:val="hi_IN" w:bidi="hi_IN"/>
+        </w:rPr>
+        <w:t>नीतिवचन 17:01</w:t>
+      </w:r>
     </w:p>
     <w:p>
       <w:pPr>
@@ -6505,18 +6037,12 @@
           <w:lang w:val="hi_IN" w:bidi="hi_IN"/>
         </w:rPr>
       </w:r>
-      <w:hyperlink r:id="rId85">
-        <w:r>
-          <w:rPr>
-            <w:lang w:val="hi_IN" w:bidi="hi_IN"/>
-          </w:rPr>
-          <w:rPr>
-            <w:color w:val="0000EE"/>
-            <w:u w:val="single"/>
-          </w:rPr>
-          <w:t>रोमियो 13:13</w:t>
-        </w:r>
-      </w:hyperlink>
+      <w:r>
+        <w:rPr>
+          <w:lang w:val="hi_IN" w:bidi="hi_IN"/>
+        </w:rPr>
+        <w:t>रोमियो 13:13</w:t>
+      </w:r>
     </w:p>
     <w:p>
       <w:pPr>
@@ -6851,234 +6377,174 @@
           <w:lang w:val="hi_IN" w:bidi="hi_IN"/>
         </w:rPr>
       </w:r>
-      <w:hyperlink r:id="rId81">
-        <w:r>
-          <w:rPr>
-            <w:lang w:val="hi_IN" w:bidi="hi_IN"/>
-          </w:rPr>
-          <w:rPr>
-            <w:color w:val="0000EE"/>
-            <w:u w:val="single"/>
-          </w:rPr>
-          <w:t>1 कुरिन्थियों 5:12</w:t>
-        </w:r>
-      </w:hyperlink>
-    </w:p>
-    <w:p>
-      <w:pPr>
-        <w:pStyle w:val="ListBullet"/>
-        <w:spacing w:line="240" w:lineRule="auto"/>
-        <w:ind w:left="720"/>
-      </w:pPr>
-      <w:r>
-        <w:rPr>
-          <w:lang w:val="hi_IN" w:bidi="hi_IN"/>
-        </w:rPr>
-      </w:r>
-      <w:hyperlink r:id="rId86">
-        <w:r>
-          <w:rPr>
-            <w:lang w:val="hi_IN" w:bidi="hi_IN"/>
-          </w:rPr>
-          <w:rPr>
-            <w:color w:val="0000EE"/>
-            <w:u w:val="single"/>
-          </w:rPr>
-          <w:t>1 थिस्सलुनीकियों 2:14</w:t>
-        </w:r>
-      </w:hyperlink>
-    </w:p>
-    <w:p>
-      <w:pPr>
-        <w:pStyle w:val="ListBullet"/>
-        <w:spacing w:line="240" w:lineRule="auto"/>
-        <w:ind w:left="720"/>
-      </w:pPr>
-      <w:r>
-        <w:rPr>
-          <w:lang w:val="hi_IN" w:bidi="hi_IN"/>
-        </w:rPr>
-      </w:r>
-      <w:hyperlink r:id="rId87">
-        <w:r>
-          <w:rPr>
-            <w:lang w:val="hi_IN" w:bidi="hi_IN"/>
-          </w:rPr>
-          <w:rPr>
-            <w:color w:val="0000EE"/>
-            <w:u w:val="single"/>
-          </w:rPr>
-          <w:t>1 तीमुथियुस 3:5</w:t>
-        </w:r>
-      </w:hyperlink>
-    </w:p>
-    <w:p>
-      <w:pPr>
-        <w:pStyle w:val="ListBullet"/>
-        <w:spacing w:line="240" w:lineRule="auto"/>
-        <w:ind w:left="720"/>
-      </w:pPr>
-      <w:r>
-        <w:rPr>
-          <w:lang w:val="hi_IN" w:bidi="hi_IN"/>
-        </w:rPr>
-      </w:r>
-      <w:hyperlink r:id="rId88">
-        <w:r>
-          <w:rPr>
-            <w:lang w:val="hi_IN" w:bidi="hi_IN"/>
-          </w:rPr>
-          <w:rPr>
-            <w:color w:val="0000EE"/>
-            <w:u w:val="single"/>
-          </w:rPr>
-          <w:t>प्रे.का. 9:31</w:t>
-        </w:r>
-      </w:hyperlink>
-    </w:p>
-    <w:p>
-      <w:pPr>
-        <w:pStyle w:val="ListBullet"/>
-        <w:spacing w:line="240" w:lineRule="auto"/>
-        <w:ind w:left="720"/>
-      </w:pPr>
-      <w:r>
-        <w:rPr>
-          <w:lang w:val="hi_IN" w:bidi="hi_IN"/>
-        </w:rPr>
-      </w:r>
-      <w:hyperlink r:id="rId89">
-        <w:r>
-          <w:rPr>
-            <w:lang w:val="hi_IN" w:bidi="hi_IN"/>
-          </w:rPr>
-          <w:rPr>
-            <w:color w:val="0000EE"/>
-            <w:u w:val="single"/>
-          </w:rPr>
-          <w:t>प्रे.का. 14:23</w:t>
-        </w:r>
-      </w:hyperlink>
-    </w:p>
-    <w:p>
-      <w:pPr>
-        <w:pStyle w:val="ListBullet"/>
-        <w:spacing w:line="240" w:lineRule="auto"/>
-        <w:ind w:left="720"/>
-      </w:pPr>
-      <w:r>
-        <w:rPr>
-          <w:lang w:val="hi_IN" w:bidi="hi_IN"/>
-        </w:rPr>
-      </w:r>
-      <w:hyperlink r:id="rId90">
-        <w:r>
-          <w:rPr>
-            <w:lang w:val="hi_IN" w:bidi="hi_IN"/>
-          </w:rPr>
-          <w:rPr>
-            <w:color w:val="0000EE"/>
-            <w:u w:val="single"/>
-          </w:rPr>
-          <w:t>प्रे.का. 15:41</w:t>
-        </w:r>
-      </w:hyperlink>
-    </w:p>
-    <w:p>
-      <w:pPr>
-        <w:pStyle w:val="ListBullet"/>
-        <w:spacing w:line="240" w:lineRule="auto"/>
-        <w:ind w:left="720"/>
-      </w:pPr>
-      <w:r>
-        <w:rPr>
-          <w:lang w:val="hi_IN" w:bidi="hi_IN"/>
-        </w:rPr>
-      </w:r>
-      <w:hyperlink r:id="rId91">
-        <w:r>
-          <w:rPr>
-            <w:lang w:val="hi_IN" w:bidi="hi_IN"/>
-          </w:rPr>
-          <w:rPr>
-            <w:color w:val="0000EE"/>
-            <w:u w:val="single"/>
-          </w:rPr>
-          <w:t>कुलुस्सियों 4:15</w:t>
-        </w:r>
-      </w:hyperlink>
-    </w:p>
-    <w:p>
-      <w:pPr>
-        <w:pStyle w:val="ListBullet"/>
-        <w:spacing w:line="240" w:lineRule="auto"/>
-        <w:ind w:left="720"/>
-      </w:pPr>
-      <w:r>
-        <w:rPr>
-          <w:lang w:val="hi_IN" w:bidi="hi_IN"/>
-        </w:rPr>
-      </w:r>
-      <w:hyperlink r:id="rId92">
-        <w:r>
-          <w:rPr>
-            <w:lang w:val="hi_IN" w:bidi="hi_IN"/>
-          </w:rPr>
-          <w:rPr>
-            <w:color w:val="0000EE"/>
-            <w:u w:val="single"/>
-          </w:rPr>
-          <w:t>इफिसियों 5:23</w:t>
-        </w:r>
-      </w:hyperlink>
-    </w:p>
-    <w:p>
-      <w:pPr>
-        <w:pStyle w:val="ListBullet"/>
-        <w:spacing w:line="240" w:lineRule="auto"/>
-        <w:ind w:left="720"/>
-      </w:pPr>
-      <w:r>
-        <w:rPr>
-          <w:lang w:val="hi_IN" w:bidi="hi_IN"/>
-        </w:rPr>
-      </w:r>
-      <w:hyperlink r:id="rId93">
-        <w:r>
-          <w:rPr>
-            <w:lang w:val="hi_IN" w:bidi="hi_IN"/>
-          </w:rPr>
-          <w:rPr>
-            <w:color w:val="0000EE"/>
-            <w:u w:val="single"/>
-          </w:rPr>
-          <w:t>मत्ती 16:18</w:t>
-        </w:r>
-      </w:hyperlink>
-    </w:p>
-    <w:p>
-      <w:pPr>
-        <w:pStyle w:val="ListBullet"/>
-        <w:spacing w:line="240" w:lineRule="auto"/>
-        <w:ind w:left="720"/>
-      </w:pPr>
-      <w:r>
-        <w:rPr>
-          <w:lang w:val="hi_IN" w:bidi="hi_IN"/>
-        </w:rPr>
-      </w:r>
-      <w:hyperlink r:id="rId94">
-        <w:r>
-          <w:rPr>
-            <w:lang w:val="hi_IN" w:bidi="hi_IN"/>
-          </w:rPr>
-          <w:rPr>
-            <w:color w:val="0000EE"/>
-            <w:u w:val="single"/>
-          </w:rPr>
-          <w:t>फिलिप्पियों 1:15</w:t>
-        </w:r>
-      </w:hyperlink>
+      <w:r>
+        <w:rPr>
+          <w:lang w:val="hi_IN" w:bidi="hi_IN"/>
+        </w:rPr>
+        <w:t>1 कुरिन्थियों 5:12</w:t>
+      </w:r>
+    </w:p>
+    <w:p>
+      <w:pPr>
+        <w:pStyle w:val="ListBullet"/>
+        <w:spacing w:line="240" w:lineRule="auto"/>
+        <w:ind w:left="720"/>
+      </w:pPr>
+      <w:r>
+        <w:rPr>
+          <w:lang w:val="hi_IN" w:bidi="hi_IN"/>
+        </w:rPr>
+      </w:r>
+      <w:r>
+        <w:rPr>
+          <w:lang w:val="hi_IN" w:bidi="hi_IN"/>
+        </w:rPr>
+        <w:t>1 थिस्सलुनीकियों 2:14</w:t>
+      </w:r>
+    </w:p>
+    <w:p>
+      <w:pPr>
+        <w:pStyle w:val="ListBullet"/>
+        <w:spacing w:line="240" w:lineRule="auto"/>
+        <w:ind w:left="720"/>
+      </w:pPr>
+      <w:r>
+        <w:rPr>
+          <w:lang w:val="hi_IN" w:bidi="hi_IN"/>
+        </w:rPr>
+      </w:r>
+      <w:r>
+        <w:rPr>
+          <w:lang w:val="hi_IN" w:bidi="hi_IN"/>
+        </w:rPr>
+        <w:t>1 तीमुथियुस 3:5</w:t>
+      </w:r>
+    </w:p>
+    <w:p>
+      <w:pPr>
+        <w:pStyle w:val="ListBullet"/>
+        <w:spacing w:line="240" w:lineRule="auto"/>
+        <w:ind w:left="720"/>
+      </w:pPr>
+      <w:r>
+        <w:rPr>
+          <w:lang w:val="hi_IN" w:bidi="hi_IN"/>
+        </w:rPr>
+      </w:r>
+      <w:r>
+        <w:rPr>
+          <w:lang w:val="hi_IN" w:bidi="hi_IN"/>
+        </w:rPr>
+        <w:t>प्रे.का. 9:31</w:t>
+      </w:r>
+    </w:p>
+    <w:p>
+      <w:pPr>
+        <w:pStyle w:val="ListBullet"/>
+        <w:spacing w:line="240" w:lineRule="auto"/>
+        <w:ind w:left="720"/>
+      </w:pPr>
+      <w:r>
+        <w:rPr>
+          <w:lang w:val="hi_IN" w:bidi="hi_IN"/>
+        </w:rPr>
+      </w:r>
+      <w:r>
+        <w:rPr>
+          <w:lang w:val="hi_IN" w:bidi="hi_IN"/>
+        </w:rPr>
+        <w:t>प्रे.का. 14:23</w:t>
+      </w:r>
+    </w:p>
+    <w:p>
+      <w:pPr>
+        <w:pStyle w:val="ListBullet"/>
+        <w:spacing w:line="240" w:lineRule="auto"/>
+        <w:ind w:left="720"/>
+      </w:pPr>
+      <w:r>
+        <w:rPr>
+          <w:lang w:val="hi_IN" w:bidi="hi_IN"/>
+        </w:rPr>
+      </w:r>
+      <w:r>
+        <w:rPr>
+          <w:lang w:val="hi_IN" w:bidi="hi_IN"/>
+        </w:rPr>
+        <w:t>प्रे.का. 15:41</w:t>
+      </w:r>
+    </w:p>
+    <w:p>
+      <w:pPr>
+        <w:pStyle w:val="ListBullet"/>
+        <w:spacing w:line="240" w:lineRule="auto"/>
+        <w:ind w:left="720"/>
+      </w:pPr>
+      <w:r>
+        <w:rPr>
+          <w:lang w:val="hi_IN" w:bidi="hi_IN"/>
+        </w:rPr>
+      </w:r>
+      <w:r>
+        <w:rPr>
+          <w:lang w:val="hi_IN" w:bidi="hi_IN"/>
+        </w:rPr>
+        <w:t>कुलुस्सियों 4:15</w:t>
+      </w:r>
+    </w:p>
+    <w:p>
+      <w:pPr>
+        <w:pStyle w:val="ListBullet"/>
+        <w:spacing w:line="240" w:lineRule="auto"/>
+        <w:ind w:left="720"/>
+      </w:pPr>
+      <w:r>
+        <w:rPr>
+          <w:lang w:val="hi_IN" w:bidi="hi_IN"/>
+        </w:rPr>
+      </w:r>
+      <w:r>
+        <w:rPr>
+          <w:lang w:val="hi_IN" w:bidi="hi_IN"/>
+        </w:rPr>
+        <w:t>इफिसियों 5:23</w:t>
+      </w:r>
+    </w:p>
+    <w:p>
+      <w:pPr>
+        <w:pStyle w:val="ListBullet"/>
+        <w:spacing w:line="240" w:lineRule="auto"/>
+        <w:ind w:left="720"/>
+      </w:pPr>
+      <w:r>
+        <w:rPr>
+          <w:lang w:val="hi_IN" w:bidi="hi_IN"/>
+        </w:rPr>
+      </w:r>
+      <w:r>
+        <w:rPr>
+          <w:lang w:val="hi_IN" w:bidi="hi_IN"/>
+        </w:rPr>
+        <w:t>मत्ती 16:18</w:t>
+      </w:r>
+    </w:p>
+    <w:p>
+      <w:pPr>
+        <w:pStyle w:val="ListBullet"/>
+        <w:spacing w:line="240" w:lineRule="auto"/>
+        <w:ind w:left="720"/>
+      </w:pPr>
+      <w:r>
+        <w:rPr>
+          <w:lang w:val="hi_IN" w:bidi="hi_IN"/>
+        </w:rPr>
+      </w:r>
+      <w:r>
+        <w:rPr>
+          <w:lang w:val="hi_IN" w:bidi="hi_IN"/>
+        </w:rPr>
+        <w:t>फिलिप्पियों 1:15</w:t>
+      </w:r>
     </w:p>
     <w:p>
       <w:pPr>
@@ -7532,138 +6998,102 @@
           <w:lang w:val="hi_IN" w:bidi="hi_IN"/>
         </w:rPr>
       </w:r>
-      <w:hyperlink r:id="rId95">
-        <w:r>
-          <w:rPr>
-            <w:lang w:val="hi_IN" w:bidi="hi_IN"/>
-          </w:rPr>
-          <w:rPr>
-            <w:color w:val="0000EE"/>
-            <w:u w:val="single"/>
-          </w:rPr>
-          <w:t>प्रे.का. 7:4–5</w:t>
-        </w:r>
-      </w:hyperlink>
-    </w:p>
-    <w:p>
-      <w:pPr>
-        <w:pStyle w:val="ListBullet"/>
-        <w:spacing w:line="240" w:lineRule="auto"/>
-        <w:ind w:left="720"/>
-      </w:pPr>
-      <w:r>
-        <w:rPr>
-          <w:lang w:val="hi_IN" w:bidi="hi_IN"/>
-        </w:rPr>
-      </w:r>
-      <w:hyperlink r:id="rId96">
-        <w:r>
-          <w:rPr>
-            <w:lang w:val="hi_IN" w:bidi="hi_IN"/>
-          </w:rPr>
-          <w:rPr>
-            <w:color w:val="0000EE"/>
-            <w:u w:val="single"/>
-          </w:rPr>
-          <w:t>यहेजकेल 1:1</w:t>
-        </w:r>
-      </w:hyperlink>
-    </w:p>
-    <w:p>
-      <w:pPr>
-        <w:pStyle w:val="ListBullet"/>
-        <w:spacing w:line="240" w:lineRule="auto"/>
-        <w:ind w:left="720"/>
-      </w:pPr>
-      <w:r>
-        <w:rPr>
-          <w:lang w:val="hi_IN" w:bidi="hi_IN"/>
-        </w:rPr>
-      </w:r>
-      <w:hyperlink r:id="rId97">
-        <w:r>
-          <w:rPr>
-            <w:lang w:val="hi_IN" w:bidi="hi_IN"/>
-          </w:rPr>
-          <w:rPr>
-            <w:color w:val="0000EE"/>
-            <w:u w:val="single"/>
-          </w:rPr>
-          <w:t>उत्पत्ति 11:27–28</w:t>
-        </w:r>
-      </w:hyperlink>
-    </w:p>
-    <w:p>
-      <w:pPr>
-        <w:pStyle w:val="ListBullet"/>
-        <w:spacing w:line="240" w:lineRule="auto"/>
-        <w:ind w:left="720"/>
-      </w:pPr>
-      <w:r>
-        <w:rPr>
-          <w:lang w:val="hi_IN" w:bidi="hi_IN"/>
-        </w:rPr>
-      </w:r>
-      <w:hyperlink r:id="rId98">
-        <w:r>
-          <w:rPr>
-            <w:lang w:val="hi_IN" w:bidi="hi_IN"/>
-          </w:rPr>
-          <w:rPr>
-            <w:color w:val="0000EE"/>
-            <w:u w:val="single"/>
-          </w:rPr>
-          <w:t>उत्पत्ति 11:31–32</w:t>
-        </w:r>
-      </w:hyperlink>
-    </w:p>
-    <w:p>
-      <w:pPr>
-        <w:pStyle w:val="ListBullet"/>
-        <w:spacing w:line="240" w:lineRule="auto"/>
-        <w:ind w:left="720"/>
-      </w:pPr>
-      <w:r>
-        <w:rPr>
-          <w:lang w:val="hi_IN" w:bidi="hi_IN"/>
-        </w:rPr>
-      </w:r>
-      <w:hyperlink r:id="rId99">
-        <w:r>
-          <w:rPr>
-            <w:lang w:val="hi_IN" w:bidi="hi_IN"/>
-          </w:rPr>
-          <w:rPr>
-            <w:color w:val="0000EE"/>
-            <w:u w:val="single"/>
-          </w:rPr>
-          <w:t>उत्पत्ति 15:6–8</w:t>
-        </w:r>
-      </w:hyperlink>
-    </w:p>
-    <w:p>
-      <w:pPr>
-        <w:pStyle w:val="ListBullet"/>
-        <w:spacing w:line="240" w:lineRule="auto"/>
-        <w:ind w:left="720"/>
-      </w:pPr>
-      <w:r>
-        <w:rPr>
-          <w:lang w:val="hi_IN" w:bidi="hi_IN"/>
-        </w:rPr>
-      </w:r>
-      <w:hyperlink r:id="rId100">
-        <w:r>
-          <w:rPr>
-            <w:lang w:val="hi_IN" w:bidi="hi_IN"/>
-          </w:rPr>
-          <w:rPr>
-            <w:color w:val="0000EE"/>
-            <w:u w:val="single"/>
-          </w:rPr>
-          <w:t>यशायाह 13:19</w:t>
-        </w:r>
-      </w:hyperlink>
+      <w:r>
+        <w:rPr>
+          <w:lang w:val="hi_IN" w:bidi="hi_IN"/>
+        </w:rPr>
+        <w:t>प्रे.का. 7:4–5</w:t>
+      </w:r>
+    </w:p>
+    <w:p>
+      <w:pPr>
+        <w:pStyle w:val="ListBullet"/>
+        <w:spacing w:line="240" w:lineRule="auto"/>
+        <w:ind w:left="720"/>
+      </w:pPr>
+      <w:r>
+        <w:rPr>
+          <w:lang w:val="hi_IN" w:bidi="hi_IN"/>
+        </w:rPr>
+      </w:r>
+      <w:r>
+        <w:rPr>
+          <w:lang w:val="hi_IN" w:bidi="hi_IN"/>
+        </w:rPr>
+        <w:t>यहेजकेल 1:1</w:t>
+      </w:r>
+    </w:p>
+    <w:p>
+      <w:pPr>
+        <w:pStyle w:val="ListBullet"/>
+        <w:spacing w:line="240" w:lineRule="auto"/>
+        <w:ind w:left="720"/>
+      </w:pPr>
+      <w:r>
+        <w:rPr>
+          <w:lang w:val="hi_IN" w:bidi="hi_IN"/>
+        </w:rPr>
+      </w:r>
+      <w:r>
+        <w:rPr>
+          <w:lang w:val="hi_IN" w:bidi="hi_IN"/>
+        </w:rPr>
+        <w:t>उत्पत्ति 11:27–28</w:t>
+      </w:r>
+    </w:p>
+    <w:p>
+      <w:pPr>
+        <w:pStyle w:val="ListBullet"/>
+        <w:spacing w:line="240" w:lineRule="auto"/>
+        <w:ind w:left="720"/>
+      </w:pPr>
+      <w:r>
+        <w:rPr>
+          <w:lang w:val="hi_IN" w:bidi="hi_IN"/>
+        </w:rPr>
+      </w:r>
+      <w:r>
+        <w:rPr>
+          <w:lang w:val="hi_IN" w:bidi="hi_IN"/>
+        </w:rPr>
+        <w:t>उत्पत्ति 11:31–32</w:t>
+      </w:r>
+    </w:p>
+    <w:p>
+      <w:pPr>
+        <w:pStyle w:val="ListBullet"/>
+        <w:spacing w:line="240" w:lineRule="auto"/>
+        <w:ind w:left="720"/>
+      </w:pPr>
+      <w:r>
+        <w:rPr>
+          <w:lang w:val="hi_IN" w:bidi="hi_IN"/>
+        </w:rPr>
+      </w:r>
+      <w:r>
+        <w:rPr>
+          <w:lang w:val="hi_IN" w:bidi="hi_IN"/>
+        </w:rPr>
+        <w:t>उत्पत्ति 15:6–8</w:t>
+      </w:r>
+    </w:p>
+    <w:p>
+      <w:pPr>
+        <w:pStyle w:val="ListBullet"/>
+        <w:spacing w:line="240" w:lineRule="auto"/>
+        <w:ind w:left="720"/>
+      </w:pPr>
+      <w:r>
+        <w:rPr>
+          <w:lang w:val="hi_IN" w:bidi="hi_IN"/>
+        </w:rPr>
+      </w:r>
+      <w:r>
+        <w:rPr>
+          <w:lang w:val="hi_IN" w:bidi="hi_IN"/>
+        </w:rPr>
+        <w:t>यशायाह 13:19</w:t>
+      </w:r>
     </w:p>
     <w:p>
       <w:pPr>
@@ -7915,90 +7345,66 @@
           <w:lang w:val="hi_IN" w:bidi="hi_IN"/>
         </w:rPr>
       </w:r>
-      <w:hyperlink r:id="rId101">
-        <w:r>
-          <w:rPr>
-            <w:lang w:val="hi_IN" w:bidi="hi_IN"/>
-          </w:rPr>
-          <w:rPr>
-            <w:color w:val="0000EE"/>
-            <w:u w:val="single"/>
-          </w:rPr>
-          <w:t>इब्रानियों 6:7–8</w:t>
-        </w:r>
-      </w:hyperlink>
-    </w:p>
-    <w:p>
-      <w:pPr>
-        <w:pStyle w:val="ListBullet"/>
-        <w:spacing w:line="240" w:lineRule="auto"/>
-        <w:ind w:left="720"/>
-      </w:pPr>
-      <w:r>
-        <w:rPr>
-          <w:lang w:val="hi_IN" w:bidi="hi_IN"/>
-        </w:rPr>
-      </w:r>
-      <w:hyperlink r:id="rId102">
-        <w:r>
-          <w:rPr>
-            <w:lang w:val="hi_IN" w:bidi="hi_IN"/>
-          </w:rPr>
-          <w:rPr>
-            <w:color w:val="0000EE"/>
-            <w:u w:val="single"/>
-          </w:rPr>
-          <w:t>मत्ती 13:7</w:t>
-        </w:r>
-      </w:hyperlink>
-    </w:p>
-    <w:p>
-      <w:pPr>
-        <w:pStyle w:val="ListBullet"/>
-        <w:spacing w:line="240" w:lineRule="auto"/>
-        <w:ind w:left="720"/>
-      </w:pPr>
-      <w:r>
-        <w:rPr>
-          <w:lang w:val="hi_IN" w:bidi="hi_IN"/>
-        </w:rPr>
-      </w:r>
-      <w:hyperlink r:id="rId103">
-        <w:r>
-          <w:rPr>
-            <w:lang w:val="hi_IN" w:bidi="hi_IN"/>
-          </w:rPr>
-          <w:rPr>
-            <w:color w:val="0000EE"/>
-            <w:u w:val="single"/>
-          </w:rPr>
-          <w:t>मत्ती 13:22</w:t>
-        </w:r>
-      </w:hyperlink>
-    </w:p>
-    <w:p>
-      <w:pPr>
-        <w:pStyle w:val="ListBullet"/>
-        <w:spacing w:line="240" w:lineRule="auto"/>
-        <w:ind w:left="720"/>
-      </w:pPr>
-      <w:r>
-        <w:rPr>
-          <w:lang w:val="hi_IN" w:bidi="hi_IN"/>
-        </w:rPr>
-      </w:r>
-      <w:hyperlink r:id="rId104">
-        <w:r>
-          <w:rPr>
-            <w:lang w:val="hi_IN" w:bidi="hi_IN"/>
-          </w:rPr>
-          <w:rPr>
-            <w:color w:val="0000EE"/>
-            <w:u w:val="single"/>
-          </w:rPr>
-          <w:t>गिनती 33:55</w:t>
-        </w:r>
-      </w:hyperlink>
+      <w:r>
+        <w:rPr>
+          <w:lang w:val="hi_IN" w:bidi="hi_IN"/>
+        </w:rPr>
+        <w:t>इब्रानियों 6:7–8</w:t>
+      </w:r>
+    </w:p>
+    <w:p>
+      <w:pPr>
+        <w:pStyle w:val="ListBullet"/>
+        <w:spacing w:line="240" w:lineRule="auto"/>
+        <w:ind w:left="720"/>
+      </w:pPr>
+      <w:r>
+        <w:rPr>
+          <w:lang w:val="hi_IN" w:bidi="hi_IN"/>
+        </w:rPr>
+      </w:r>
+      <w:r>
+        <w:rPr>
+          <w:lang w:val="hi_IN" w:bidi="hi_IN"/>
+        </w:rPr>
+        <w:t>मत्ती 13:7</w:t>
+      </w:r>
+    </w:p>
+    <w:p>
+      <w:pPr>
+        <w:pStyle w:val="ListBullet"/>
+        <w:spacing w:line="240" w:lineRule="auto"/>
+        <w:ind w:left="720"/>
+      </w:pPr>
+      <w:r>
+        <w:rPr>
+          <w:lang w:val="hi_IN" w:bidi="hi_IN"/>
+        </w:rPr>
+      </w:r>
+      <w:r>
+        <w:rPr>
+          <w:lang w:val="hi_IN" w:bidi="hi_IN"/>
+        </w:rPr>
+        <w:t>मत्ती 13:22</w:t>
+      </w:r>
+    </w:p>
+    <w:p>
+      <w:pPr>
+        <w:pStyle w:val="ListBullet"/>
+        <w:spacing w:line="240" w:lineRule="auto"/>
+        <w:ind w:left="720"/>
+      </w:pPr>
+      <w:r>
+        <w:rPr>
+          <w:lang w:val="hi_IN" w:bidi="hi_IN"/>
+        </w:rPr>
+      </w:r>
+      <w:r>
+        <w:rPr>
+          <w:lang w:val="hi_IN" w:bidi="hi_IN"/>
+        </w:rPr>
+        <w:t>गिनती 33:55</w:t>
+      </w:r>
     </w:p>
     <w:p>
       <w:pPr>
@@ -8214,114 +7620,84 @@
           <w:lang w:val="hi_IN" w:bidi="hi_IN"/>
         </w:rPr>
       </w:r>
-      <w:hyperlink r:id="rId18">
-        <w:r>
-          <w:rPr>
-            <w:lang w:val="hi_IN" w:bidi="hi_IN"/>
-          </w:rPr>
-          <w:rPr>
-            <w:color w:val="0000EE"/>
-            <w:u w:val="single"/>
-          </w:rPr>
-          <w:t>2 कुरिन्थियों 7:15</w:t>
-        </w:r>
-      </w:hyperlink>
-    </w:p>
-    <w:p>
-      <w:pPr>
-        <w:pStyle w:val="ListBullet"/>
-        <w:spacing w:line="240" w:lineRule="auto"/>
-        <w:ind w:left="720"/>
-      </w:pPr>
-      <w:r>
-        <w:rPr>
-          <w:lang w:val="hi_IN" w:bidi="hi_IN"/>
-        </w:rPr>
-      </w:r>
-      <w:hyperlink r:id="rId105">
-        <w:r>
-          <w:rPr>
-            <w:lang w:val="hi_IN" w:bidi="hi_IN"/>
-          </w:rPr>
-          <w:rPr>
-            <w:color w:val="0000EE"/>
-            <w:u w:val="single"/>
-          </w:rPr>
-          <w:t>2 शमूएल 22:44–46</w:t>
-        </w:r>
-      </w:hyperlink>
-    </w:p>
-    <w:p>
-      <w:pPr>
-        <w:pStyle w:val="ListBullet"/>
-        <w:spacing w:line="240" w:lineRule="auto"/>
-        <w:ind w:left="720"/>
-      </w:pPr>
-      <w:r>
-        <w:rPr>
-          <w:lang w:val="hi_IN" w:bidi="hi_IN"/>
-        </w:rPr>
-      </w:r>
-      <w:hyperlink r:id="rId106">
-        <w:r>
-          <w:rPr>
-            <w:lang w:val="hi_IN" w:bidi="hi_IN"/>
-          </w:rPr>
-          <w:rPr>
-            <w:color w:val="0000EE"/>
-            <w:u w:val="single"/>
-          </w:rPr>
-          <w:t>प्रे.का. 16:29–31</w:t>
-        </w:r>
-      </w:hyperlink>
-    </w:p>
-    <w:p>
-      <w:pPr>
-        <w:pStyle w:val="ListBullet"/>
-        <w:spacing w:line="240" w:lineRule="auto"/>
-        <w:ind w:left="720"/>
-      </w:pPr>
-      <w:r>
-        <w:rPr>
-          <w:lang w:val="hi_IN" w:bidi="hi_IN"/>
-        </w:rPr>
-      </w:r>
-      <w:hyperlink r:id="rId107">
-        <w:r>
-          <w:rPr>
-            <w:lang w:val="hi_IN" w:bidi="hi_IN"/>
-          </w:rPr>
-          <w:rPr>
-            <w:color w:val="0000EE"/>
-            <w:u w:val="single"/>
-          </w:rPr>
-          <w:t>यिर्मयाह 5:22</w:t>
-        </w:r>
-      </w:hyperlink>
-    </w:p>
-    <w:p>
-      <w:pPr>
-        <w:pStyle w:val="ListBullet"/>
-        <w:spacing w:line="240" w:lineRule="auto"/>
-        <w:ind w:left="720"/>
-      </w:pPr>
-      <w:r>
-        <w:rPr>
-          <w:lang w:val="hi_IN" w:bidi="hi_IN"/>
-        </w:rPr>
-      </w:r>
-      <w:hyperlink r:id="rId108">
-        <w:r>
-          <w:rPr>
-            <w:lang w:val="hi_IN" w:bidi="hi_IN"/>
-          </w:rPr>
-          <w:rPr>
-            <w:color w:val="0000EE"/>
-            <w:u w:val="single"/>
-          </w:rPr>
-          <w:t>लूका 8:47</w:t>
-        </w:r>
-      </w:hyperlink>
+      <w:r>
+        <w:rPr>
+          <w:lang w:val="hi_IN" w:bidi="hi_IN"/>
+        </w:rPr>
+        <w:t>2 कुरिन्थियों 7:15</w:t>
+      </w:r>
+    </w:p>
+    <w:p>
+      <w:pPr>
+        <w:pStyle w:val="ListBullet"/>
+        <w:spacing w:line="240" w:lineRule="auto"/>
+        <w:ind w:left="720"/>
+      </w:pPr>
+      <w:r>
+        <w:rPr>
+          <w:lang w:val="hi_IN" w:bidi="hi_IN"/>
+        </w:rPr>
+      </w:r>
+      <w:r>
+        <w:rPr>
+          <w:lang w:val="hi_IN" w:bidi="hi_IN"/>
+        </w:rPr>
+        <w:t>2 शमूएल 22:44–46</w:t>
+      </w:r>
+    </w:p>
+    <w:p>
+      <w:pPr>
+        <w:pStyle w:val="ListBullet"/>
+        <w:spacing w:line="240" w:lineRule="auto"/>
+        <w:ind w:left="720"/>
+      </w:pPr>
+      <w:r>
+        <w:rPr>
+          <w:lang w:val="hi_IN" w:bidi="hi_IN"/>
+        </w:rPr>
+      </w:r>
+      <w:r>
+        <w:rPr>
+          <w:lang w:val="hi_IN" w:bidi="hi_IN"/>
+        </w:rPr>
+        <w:t>प्रे.का. 16:29–31</w:t>
+      </w:r>
+    </w:p>
+    <w:p>
+      <w:pPr>
+        <w:pStyle w:val="ListBullet"/>
+        <w:spacing w:line="240" w:lineRule="auto"/>
+        <w:ind w:left="720"/>
+      </w:pPr>
+      <w:r>
+        <w:rPr>
+          <w:lang w:val="hi_IN" w:bidi="hi_IN"/>
+        </w:rPr>
+      </w:r>
+      <w:r>
+        <w:rPr>
+          <w:lang w:val="hi_IN" w:bidi="hi_IN"/>
+        </w:rPr>
+        <w:t>यिर्मयाह 5:22</w:t>
+      </w:r>
+    </w:p>
+    <w:p>
+      <w:pPr>
+        <w:pStyle w:val="ListBullet"/>
+        <w:spacing w:line="240" w:lineRule="auto"/>
+        <w:ind w:left="720"/>
+      </w:pPr>
+      <w:r>
+        <w:rPr>
+          <w:lang w:val="hi_IN" w:bidi="hi_IN"/>
+        </w:rPr>
+      </w:r>
+      <w:r>
+        <w:rPr>
+          <w:lang w:val="hi_IN" w:bidi="hi_IN"/>
+        </w:rPr>
+        <w:t>लूका 8:47</w:t>
+      </w:r>
     </w:p>
     <w:p>
       <w:pPr>
@@ -8605,138 +7981,102 @@
           <w:lang w:val="hi_IN" w:bidi="hi_IN"/>
         </w:rPr>
       </w:r>
-      <w:hyperlink r:id="rId109">
-        <w:r>
-          <w:rPr>
-            <w:lang w:val="hi_IN" w:bidi="hi_IN"/>
-          </w:rPr>
-          <w:rPr>
-            <w:color w:val="0000EE"/>
-            <w:u w:val="single"/>
-          </w:rPr>
-          <w:t>यहेजकेल 48:27–29</w:t>
-        </w:r>
-      </w:hyperlink>
-    </w:p>
-    <w:p>
-      <w:pPr>
-        <w:pStyle w:val="ListBullet"/>
-        <w:spacing w:line="240" w:lineRule="auto"/>
-        <w:ind w:left="720"/>
-      </w:pPr>
-      <w:r>
-        <w:rPr>
-          <w:lang w:val="hi_IN" w:bidi="hi_IN"/>
-        </w:rPr>
-      </w:r>
-      <w:hyperlink r:id="rId110">
-        <w:r>
-          <w:rPr>
-            <w:lang w:val="hi_IN" w:bidi="hi_IN"/>
-          </w:rPr>
-          <w:rPr>
-            <w:color w:val="0000EE"/>
-            <w:u w:val="single"/>
-          </w:rPr>
-          <w:t>उत्पत्ति 14:7–9</w:t>
-        </w:r>
-      </w:hyperlink>
-    </w:p>
-    <w:p>
-      <w:pPr>
-        <w:pStyle w:val="ListBullet"/>
-        <w:spacing w:line="240" w:lineRule="auto"/>
-        <w:ind w:left="720"/>
-      </w:pPr>
-      <w:r>
-        <w:rPr>
-          <w:lang w:val="hi_IN" w:bidi="hi_IN"/>
-        </w:rPr>
-      </w:r>
-      <w:hyperlink r:id="rId111">
-        <w:r>
-          <w:rPr>
-            <w:lang w:val="hi_IN" w:bidi="hi_IN"/>
-          </w:rPr>
-          <w:rPr>
-            <w:color w:val="0000EE"/>
-            <w:u w:val="single"/>
-          </w:rPr>
-          <w:t>उत्पत्ति 16:13–14</w:t>
-        </w:r>
-      </w:hyperlink>
-    </w:p>
-    <w:p>
-      <w:pPr>
-        <w:pStyle w:val="ListBullet"/>
-        <w:spacing w:line="240" w:lineRule="auto"/>
-        <w:ind w:left="720"/>
-      </w:pPr>
-      <w:r>
-        <w:rPr>
-          <w:lang w:val="hi_IN" w:bidi="hi_IN"/>
-        </w:rPr>
-      </w:r>
-      <w:hyperlink r:id="rId112">
-        <w:r>
-          <w:rPr>
-            <w:lang w:val="hi_IN" w:bidi="hi_IN"/>
-          </w:rPr>
-          <w:rPr>
-            <w:color w:val="0000EE"/>
-            <w:u w:val="single"/>
-          </w:rPr>
-          <w:t>उत्पत्ति 20:1–3</w:t>
-        </w:r>
-      </w:hyperlink>
-    </w:p>
-    <w:p>
-      <w:pPr>
-        <w:pStyle w:val="ListBullet"/>
-        <w:spacing w:line="240" w:lineRule="auto"/>
-        <w:ind w:left="720"/>
-      </w:pPr>
-      <w:r>
-        <w:rPr>
-          <w:lang w:val="hi_IN" w:bidi="hi_IN"/>
-        </w:rPr>
-      </w:r>
-      <w:hyperlink r:id="rId113">
-        <w:r>
-          <w:rPr>
-            <w:lang w:val="hi_IN" w:bidi="hi_IN"/>
-          </w:rPr>
-          <w:rPr>
-            <w:color w:val="0000EE"/>
-            <w:u w:val="single"/>
-          </w:rPr>
-          <w:t>यहोशू 10:40–41</w:t>
-        </w:r>
-      </w:hyperlink>
-    </w:p>
-    <w:p>
-      <w:pPr>
-        <w:pStyle w:val="ListBullet"/>
-        <w:spacing w:line="240" w:lineRule="auto"/>
-        <w:ind w:left="720"/>
-      </w:pPr>
-      <w:r>
-        <w:rPr>
-          <w:lang w:val="hi_IN" w:bidi="hi_IN"/>
-        </w:rPr>
-      </w:r>
-      <w:hyperlink r:id="rId114">
-        <w:r>
-          <w:rPr>
-            <w:lang w:val="hi_IN" w:bidi="hi_IN"/>
-          </w:rPr>
-          <w:rPr>
-            <w:color w:val="0000EE"/>
-            <w:u w:val="single"/>
-          </w:rPr>
-          <w:t>गिनती 20:1</w:t>
-        </w:r>
-      </w:hyperlink>
+      <w:r>
+        <w:rPr>
+          <w:lang w:val="hi_IN" w:bidi="hi_IN"/>
+        </w:rPr>
+        <w:t>यहेजकेल 48:27–29</w:t>
+      </w:r>
+    </w:p>
+    <w:p>
+      <w:pPr>
+        <w:pStyle w:val="ListBullet"/>
+        <w:spacing w:line="240" w:lineRule="auto"/>
+        <w:ind w:left="720"/>
+      </w:pPr>
+      <w:r>
+        <w:rPr>
+          <w:lang w:val="hi_IN" w:bidi="hi_IN"/>
+        </w:rPr>
+      </w:r>
+      <w:r>
+        <w:rPr>
+          <w:lang w:val="hi_IN" w:bidi="hi_IN"/>
+        </w:rPr>
+        <w:t>उत्पत्ति 14:7–9</w:t>
+      </w:r>
+    </w:p>
+    <w:p>
+      <w:pPr>
+        <w:pStyle w:val="ListBullet"/>
+        <w:spacing w:line="240" w:lineRule="auto"/>
+        <w:ind w:left="720"/>
+      </w:pPr>
+      <w:r>
+        <w:rPr>
+          <w:lang w:val="hi_IN" w:bidi="hi_IN"/>
+        </w:rPr>
+      </w:r>
+      <w:r>
+        <w:rPr>
+          <w:lang w:val="hi_IN" w:bidi="hi_IN"/>
+        </w:rPr>
+        <w:t>उत्पत्ति 16:13–14</w:t>
+      </w:r>
+    </w:p>
+    <w:p>
+      <w:pPr>
+        <w:pStyle w:val="ListBullet"/>
+        <w:spacing w:line="240" w:lineRule="auto"/>
+        <w:ind w:left="720"/>
+      </w:pPr>
+      <w:r>
+        <w:rPr>
+          <w:lang w:val="hi_IN" w:bidi="hi_IN"/>
+        </w:rPr>
+      </w:r>
+      <w:r>
+        <w:rPr>
+          <w:lang w:val="hi_IN" w:bidi="hi_IN"/>
+        </w:rPr>
+        <w:t>उत्पत्ति 20:1–3</w:t>
+      </w:r>
+    </w:p>
+    <w:p>
+      <w:pPr>
+        <w:pStyle w:val="ListBullet"/>
+        <w:spacing w:line="240" w:lineRule="auto"/>
+        <w:ind w:left="720"/>
+      </w:pPr>
+      <w:r>
+        <w:rPr>
+          <w:lang w:val="hi_IN" w:bidi="hi_IN"/>
+        </w:rPr>
+      </w:r>
+      <w:r>
+        <w:rPr>
+          <w:lang w:val="hi_IN" w:bidi="hi_IN"/>
+        </w:rPr>
+        <w:t>यहोशू 10:40–41</w:t>
+      </w:r>
+    </w:p>
+    <w:p>
+      <w:pPr>
+        <w:pStyle w:val="ListBullet"/>
+        <w:spacing w:line="240" w:lineRule="auto"/>
+        <w:ind w:left="720"/>
+      </w:pPr>
+      <w:r>
+        <w:rPr>
+          <w:lang w:val="hi_IN" w:bidi="hi_IN"/>
+        </w:rPr>
+      </w:r>
+      <w:r>
+        <w:rPr>
+          <w:lang w:val="hi_IN" w:bidi="hi_IN"/>
+        </w:rPr>
+        <w:t>गिनती 20:1</w:t>
+      </w:r>
     </w:p>
     <w:p>
       <w:pPr>
@@ -8952,42 +8292,30 @@
           <w:lang w:val="hi_IN" w:bidi="hi_IN"/>
         </w:rPr>
       </w:r>
-      <w:hyperlink r:id="rId115">
-        <w:r>
-          <w:rPr>
-            <w:lang w:val="hi_IN" w:bidi="hi_IN"/>
-          </w:rPr>
-          <w:rPr>
-            <w:color w:val="0000EE"/>
-            <w:u w:val="single"/>
-          </w:rPr>
-          <w:t>यूहन्ना 2:1–2</w:t>
-        </w:r>
-      </w:hyperlink>
-    </w:p>
-    <w:p>
-      <w:pPr>
-        <w:pStyle w:val="ListBullet"/>
-        <w:spacing w:line="240" w:lineRule="auto"/>
-        <w:ind w:left="720"/>
-      </w:pPr>
-      <w:r>
-        <w:rPr>
-          <w:lang w:val="hi_IN" w:bidi="hi_IN"/>
-        </w:rPr>
-      </w:r>
-      <w:hyperlink r:id="rId116">
-        <w:r>
-          <w:rPr>
-            <w:lang w:val="hi_IN" w:bidi="hi_IN"/>
-          </w:rPr>
-          <w:rPr>
-            <w:color w:val="0000EE"/>
-            <w:u w:val="single"/>
-          </w:rPr>
-          <w:t>यूहन्ना 4:46–47</w:t>
-        </w:r>
-      </w:hyperlink>
+      <w:r>
+        <w:rPr>
+          <w:lang w:val="hi_IN" w:bidi="hi_IN"/>
+        </w:rPr>
+        <w:t>यूहन्ना 2:1–2</w:t>
+      </w:r>
+    </w:p>
+    <w:p>
+      <w:pPr>
+        <w:pStyle w:val="ListBullet"/>
+        <w:spacing w:line="240" w:lineRule="auto"/>
+        <w:ind w:left="720"/>
+      </w:pPr>
+      <w:r>
+        <w:rPr>
+          <w:lang w:val="hi_IN" w:bidi="hi_IN"/>
+        </w:rPr>
+      </w:r>
+      <w:r>
+        <w:rPr>
+          <w:lang w:val="hi_IN" w:bidi="hi_IN"/>
+        </w:rPr>
+        <w:t>यूहन्ना 4:46–47</w:t>
+      </w:r>
     </w:p>
     <w:p>
       <w:pPr>
@@ -9161,114 +8489,84 @@
           <w:lang w:val="hi_IN" w:bidi="hi_IN"/>
         </w:rPr>
       </w:r>
-      <w:hyperlink r:id="rId87">
-        <w:r>
-          <w:rPr>
-            <w:lang w:val="hi_IN" w:bidi="hi_IN"/>
-          </w:rPr>
-          <w:rPr>
-            <w:color w:val="0000EE"/>
-            <w:u w:val="single"/>
-          </w:rPr>
-          <w:t>1 तीमुथियुस 05:13</w:t>
-        </w:r>
-      </w:hyperlink>
-    </w:p>
-    <w:p>
-      <w:pPr>
-        <w:pStyle w:val="ListBullet"/>
-        <w:spacing w:line="240" w:lineRule="auto"/>
-        <w:ind w:left="720"/>
-      </w:pPr>
-      <w:r>
-        <w:rPr>
-          <w:lang w:val="hi_IN" w:bidi="hi_IN"/>
-        </w:rPr>
-      </w:r>
-      <w:hyperlink r:id="rId18">
-        <w:r>
-          <w:rPr>
-            <w:lang w:val="hi_IN" w:bidi="hi_IN"/>
-          </w:rPr>
-          <w:rPr>
-            <w:color w:val="0000EE"/>
-            <w:u w:val="single"/>
-          </w:rPr>
-          <w:t>2 कुरिन्थियों 12:20</w:t>
-        </w:r>
-      </w:hyperlink>
-    </w:p>
-    <w:p>
-      <w:pPr>
-        <w:pStyle w:val="ListBullet"/>
-        <w:spacing w:line="240" w:lineRule="auto"/>
-        <w:ind w:left="720"/>
-      </w:pPr>
-      <w:r>
-        <w:rPr>
-          <w:lang w:val="hi_IN" w:bidi="hi_IN"/>
-        </w:rPr>
-      </w:r>
-      <w:hyperlink r:id="rId117">
-        <w:r>
-          <w:rPr>
-            <w:lang w:val="hi_IN" w:bidi="hi_IN"/>
-          </w:rPr>
-          <w:rPr>
-            <w:color w:val="0000EE"/>
-            <w:u w:val="single"/>
-          </w:rPr>
-          <w:t>लैव्यव्यवस्था 19:15–16</w:t>
-        </w:r>
-      </w:hyperlink>
-    </w:p>
-    <w:p>
-      <w:pPr>
-        <w:pStyle w:val="ListBullet"/>
-        <w:spacing w:line="240" w:lineRule="auto"/>
-        <w:ind w:left="720"/>
-      </w:pPr>
-      <w:r>
-        <w:rPr>
-          <w:lang w:val="hi_IN" w:bidi="hi_IN"/>
-        </w:rPr>
-      </w:r>
-      <w:hyperlink r:id="rId118">
-        <w:r>
-          <w:rPr>
-            <w:lang w:val="hi_IN" w:bidi="hi_IN"/>
-          </w:rPr>
-          <w:rPr>
-            <w:color w:val="0000EE"/>
-            <w:u w:val="single"/>
-          </w:rPr>
-          <w:t>नीतिवचन 16:28</w:t>
-        </w:r>
-      </w:hyperlink>
-    </w:p>
-    <w:p>
-      <w:pPr>
-        <w:pStyle w:val="ListBullet"/>
-        <w:spacing w:line="240" w:lineRule="auto"/>
-        <w:ind w:left="720"/>
-      </w:pPr>
-      <w:r>
-        <w:rPr>
-          <w:lang w:val="hi_IN" w:bidi="hi_IN"/>
-        </w:rPr>
-      </w:r>
-      <w:hyperlink r:id="rId119">
-        <w:r>
-          <w:rPr>
-            <w:lang w:val="hi_IN" w:bidi="hi_IN"/>
-          </w:rPr>
-          <w:rPr>
-            <w:color w:val="0000EE"/>
-            <w:u w:val="single"/>
-          </w:rPr>
-          <w:t>रोमियो 01:29–31</w:t>
-        </w:r>
-      </w:hyperlink>
+      <w:r>
+        <w:rPr>
+          <w:lang w:val="hi_IN" w:bidi="hi_IN"/>
+        </w:rPr>
+        <w:t>1 तीमुथियुस 05:13</w:t>
+      </w:r>
+    </w:p>
+    <w:p>
+      <w:pPr>
+        <w:pStyle w:val="ListBullet"/>
+        <w:spacing w:line="240" w:lineRule="auto"/>
+        <w:ind w:left="720"/>
+      </w:pPr>
+      <w:r>
+        <w:rPr>
+          <w:lang w:val="hi_IN" w:bidi="hi_IN"/>
+        </w:rPr>
+      </w:r>
+      <w:r>
+        <w:rPr>
+          <w:lang w:val="hi_IN" w:bidi="hi_IN"/>
+        </w:rPr>
+        <w:t>2 कुरिन्थियों 12:20</w:t>
+      </w:r>
+    </w:p>
+    <w:p>
+      <w:pPr>
+        <w:pStyle w:val="ListBullet"/>
+        <w:spacing w:line="240" w:lineRule="auto"/>
+        <w:ind w:left="720"/>
+      </w:pPr>
+      <w:r>
+        <w:rPr>
+          <w:lang w:val="hi_IN" w:bidi="hi_IN"/>
+        </w:rPr>
+      </w:r>
+      <w:r>
+        <w:rPr>
+          <w:lang w:val="hi_IN" w:bidi="hi_IN"/>
+        </w:rPr>
+        <w:t>लैव्यव्यवस्था 19:15–16</w:t>
+      </w:r>
+    </w:p>
+    <w:p>
+      <w:pPr>
+        <w:pStyle w:val="ListBullet"/>
+        <w:spacing w:line="240" w:lineRule="auto"/>
+        <w:ind w:left="720"/>
+      </w:pPr>
+      <w:r>
+        <w:rPr>
+          <w:lang w:val="hi_IN" w:bidi="hi_IN"/>
+        </w:rPr>
+      </w:r>
+      <w:r>
+        <w:rPr>
+          <w:lang w:val="hi_IN" w:bidi="hi_IN"/>
+        </w:rPr>
+        <w:t>नीतिवचन 16:28</w:t>
+      </w:r>
+    </w:p>
+    <w:p>
+      <w:pPr>
+        <w:pStyle w:val="ListBullet"/>
+        <w:spacing w:line="240" w:lineRule="auto"/>
+        <w:ind w:left="720"/>
+      </w:pPr>
+      <w:r>
+        <w:rPr>
+          <w:lang w:val="hi_IN" w:bidi="hi_IN"/>
+        </w:rPr>
+      </w:r>
+      <w:r>
+        <w:rPr>
+          <w:lang w:val="hi_IN" w:bidi="hi_IN"/>
+        </w:rPr>
+        <w:t>रोमियो 01:29–31</w:t>
+      </w:r>
     </w:p>
     <w:p>
       <w:pPr>
@@ -9486,90 +8784,66 @@
           <w:lang w:val="hi_IN" w:bidi="hi_IN"/>
         </w:rPr>
       </w:r>
-      <w:hyperlink r:id="rId63">
-        <w:r>
-          <w:rPr>
-            <w:lang w:val="hi_IN" w:bidi="hi_IN"/>
-          </w:rPr>
-          <w:rPr>
-            <w:color w:val="0000EE"/>
-            <w:u w:val="single"/>
-          </w:rPr>
-          <w:t>1 इतिहास 4:13</w:t>
-        </w:r>
-      </w:hyperlink>
-    </w:p>
-    <w:p>
-      <w:pPr>
-        <w:pStyle w:val="ListBullet"/>
-        <w:spacing w:line="240" w:lineRule="auto"/>
-        <w:ind w:left="720"/>
-      </w:pPr>
-      <w:r>
-        <w:rPr>
-          <w:lang w:val="hi_IN" w:bidi="hi_IN"/>
-        </w:rPr>
-      </w:r>
-      <w:hyperlink r:id="rId120">
-        <w:r>
-          <w:rPr>
-            <w:lang w:val="hi_IN" w:bidi="hi_IN"/>
-          </w:rPr>
-          <w:rPr>
-            <w:color w:val="0000EE"/>
-            <w:u w:val="single"/>
-          </w:rPr>
-          <w:t>यहोशू 14:6–7</w:t>
-        </w:r>
-      </w:hyperlink>
-    </w:p>
-    <w:p>
-      <w:pPr>
-        <w:pStyle w:val="ListBullet"/>
-        <w:spacing w:line="240" w:lineRule="auto"/>
-        <w:ind w:left="720"/>
-      </w:pPr>
-      <w:r>
-        <w:rPr>
-          <w:lang w:val="hi_IN" w:bidi="hi_IN"/>
-        </w:rPr>
-      </w:r>
-      <w:hyperlink r:id="rId121">
-        <w:r>
-          <w:rPr>
-            <w:lang w:val="hi_IN" w:bidi="hi_IN"/>
-          </w:rPr>
-          <w:rPr>
-            <w:color w:val="0000EE"/>
-            <w:u w:val="single"/>
-          </w:rPr>
-          <w:t>न्यायियों 01:12</w:t>
-        </w:r>
-      </w:hyperlink>
-    </w:p>
-    <w:p>
-      <w:pPr>
-        <w:pStyle w:val="ListBullet"/>
-        <w:spacing w:line="240" w:lineRule="auto"/>
-        <w:ind w:left="720"/>
-      </w:pPr>
-      <w:r>
-        <w:rPr>
-          <w:lang w:val="hi_IN" w:bidi="hi_IN"/>
-        </w:rPr>
-      </w:r>
-      <w:hyperlink r:id="rId122">
-        <w:r>
-          <w:rPr>
-            <w:lang w:val="hi_IN" w:bidi="hi_IN"/>
-          </w:rPr>
-          <w:rPr>
-            <w:color w:val="0000EE"/>
-            <w:u w:val="single"/>
-          </w:rPr>
-          <w:t>गिनती 32:10–12</w:t>
-        </w:r>
-      </w:hyperlink>
+      <w:r>
+        <w:rPr>
+          <w:lang w:val="hi_IN" w:bidi="hi_IN"/>
+        </w:rPr>
+        <w:t>1 इतिहास 4:13</w:t>
+      </w:r>
+    </w:p>
+    <w:p>
+      <w:pPr>
+        <w:pStyle w:val="ListBullet"/>
+        <w:spacing w:line="240" w:lineRule="auto"/>
+        <w:ind w:left="720"/>
+      </w:pPr>
+      <w:r>
+        <w:rPr>
+          <w:lang w:val="hi_IN" w:bidi="hi_IN"/>
+        </w:rPr>
+      </w:r>
+      <w:r>
+        <w:rPr>
+          <w:lang w:val="hi_IN" w:bidi="hi_IN"/>
+        </w:rPr>
+        <w:t>यहोशू 14:6–7</w:t>
+      </w:r>
+    </w:p>
+    <w:p>
+      <w:pPr>
+        <w:pStyle w:val="ListBullet"/>
+        <w:spacing w:line="240" w:lineRule="auto"/>
+        <w:ind w:left="720"/>
+      </w:pPr>
+      <w:r>
+        <w:rPr>
+          <w:lang w:val="hi_IN" w:bidi="hi_IN"/>
+        </w:rPr>
+      </w:r>
+      <w:r>
+        <w:rPr>
+          <w:lang w:val="hi_IN" w:bidi="hi_IN"/>
+        </w:rPr>
+        <w:t>न्यायियों 01:12</w:t>
+      </w:r>
+    </w:p>
+    <w:p>
+      <w:pPr>
+        <w:pStyle w:val="ListBullet"/>
+        <w:spacing w:line="240" w:lineRule="auto"/>
+        <w:ind w:left="720"/>
+      </w:pPr>
+      <w:r>
+        <w:rPr>
+          <w:lang w:val="hi_IN" w:bidi="hi_IN"/>
+        </w:rPr>
+      </w:r>
+      <w:r>
+        <w:rPr>
+          <w:lang w:val="hi_IN" w:bidi="hi_IN"/>
+        </w:rPr>
+        <w:t>गिनती 32:10–12</w:t>
+      </w:r>
     </w:p>
     <w:p>
       <w:pPr>
@@ -10038,18 +9312,12 @@
           <w:lang w:val="hi_IN" w:bidi="hi_IN"/>
         </w:rPr>
       </w:r>
-      <w:hyperlink r:id="rId123">
-        <w:r>
-          <w:rPr>
-            <w:lang w:val="hi_IN" w:bidi="hi_IN"/>
-          </w:rPr>
-          <w:rPr>
-            <w:color w:val="0000EE"/>
-            <w:u w:val="single"/>
-          </w:rPr>
-          <w:t>यूहन्ना 18:1</w:t>
-        </w:r>
-      </w:hyperlink>
+      <w:r>
+        <w:rPr>
+          <w:lang w:val="hi_IN" w:bidi="hi_IN"/>
+        </w:rPr>
+        <w:t>यूहन्ना 18:1</w:t>
+      </w:r>
     </w:p>
     <w:p>
       <w:pPr>
@@ -10279,90 +9547,66 @@
           <w:lang w:val="hi_IN" w:bidi="hi_IN"/>
         </w:rPr>
       </w:r>
-      <w:hyperlink r:id="rId124">
-        <w:r>
-          <w:rPr>
-            <w:lang w:val="hi_IN" w:bidi="hi_IN"/>
-          </w:rPr>
-          <w:rPr>
-            <w:color w:val="0000EE"/>
-            <w:u w:val="single"/>
-          </w:rPr>
-          <w:t>प्रे.का. 06:8–9</w:t>
-        </w:r>
-      </w:hyperlink>
-    </w:p>
-    <w:p>
-      <w:pPr>
-        <w:pStyle w:val="ListBullet"/>
-        <w:spacing w:line="240" w:lineRule="auto"/>
-        <w:ind w:left="720"/>
-      </w:pPr>
-      <w:r>
-        <w:rPr>
-          <w:lang w:val="hi_IN" w:bidi="hi_IN"/>
-        </w:rPr>
-      </w:r>
-      <w:hyperlink r:id="rId125">
-        <w:r>
-          <w:rPr>
-            <w:lang w:val="hi_IN" w:bidi="hi_IN"/>
-          </w:rPr>
-          <w:rPr>
-            <w:color w:val="0000EE"/>
-            <w:u w:val="single"/>
-          </w:rPr>
-          <w:t>प्रे.का. 15:39–41</w:t>
-        </w:r>
-      </w:hyperlink>
-    </w:p>
-    <w:p>
-      <w:pPr>
-        <w:pStyle w:val="ListBullet"/>
-        <w:spacing w:line="240" w:lineRule="auto"/>
-        <w:ind w:left="720"/>
-      </w:pPr>
-      <w:r>
-        <w:rPr>
-          <w:lang w:val="hi_IN" w:bidi="hi_IN"/>
-        </w:rPr>
-      </w:r>
-      <w:hyperlink r:id="rId126">
-        <w:r>
-          <w:rPr>
-            <w:lang w:val="hi_IN" w:bidi="hi_IN"/>
-          </w:rPr>
-          <w:rPr>
-            <w:color w:val="0000EE"/>
-            <w:u w:val="single"/>
-          </w:rPr>
-          <w:t>प्रे.का. 27:3–6</w:t>
-        </w:r>
-      </w:hyperlink>
-    </w:p>
-    <w:p>
-      <w:pPr>
-        <w:pStyle w:val="ListBullet"/>
-        <w:spacing w:line="240" w:lineRule="auto"/>
-        <w:ind w:left="720"/>
-      </w:pPr>
-      <w:r>
-        <w:rPr>
-          <w:lang w:val="hi_IN" w:bidi="hi_IN"/>
-        </w:rPr>
-      </w:r>
-      <w:hyperlink r:id="rId127">
-        <w:r>
-          <w:rPr>
-            <w:lang w:val="hi_IN" w:bidi="hi_IN"/>
-          </w:rPr>
-          <w:rPr>
-            <w:color w:val="0000EE"/>
-            <w:u w:val="single"/>
-          </w:rPr>
-          <w:t>गलातियों 01:21–24</w:t>
-        </w:r>
-      </w:hyperlink>
+      <w:r>
+        <w:rPr>
+          <w:lang w:val="hi_IN" w:bidi="hi_IN"/>
+        </w:rPr>
+        <w:t>प्रे.का. 06:8–9</w:t>
+      </w:r>
+    </w:p>
+    <w:p>
+      <w:pPr>
+        <w:pStyle w:val="ListBullet"/>
+        <w:spacing w:line="240" w:lineRule="auto"/>
+        <w:ind w:left="720"/>
+      </w:pPr>
+      <w:r>
+        <w:rPr>
+          <w:lang w:val="hi_IN" w:bidi="hi_IN"/>
+        </w:rPr>
+      </w:r>
+      <w:r>
+        <w:rPr>
+          <w:lang w:val="hi_IN" w:bidi="hi_IN"/>
+        </w:rPr>
+        <w:t>प्रे.का. 15:39–41</w:t>
+      </w:r>
+    </w:p>
+    <w:p>
+      <w:pPr>
+        <w:pStyle w:val="ListBullet"/>
+        <w:spacing w:line="240" w:lineRule="auto"/>
+        <w:ind w:left="720"/>
+      </w:pPr>
+      <w:r>
+        <w:rPr>
+          <w:lang w:val="hi_IN" w:bidi="hi_IN"/>
+        </w:rPr>
+      </w:r>
+      <w:r>
+        <w:rPr>
+          <w:lang w:val="hi_IN" w:bidi="hi_IN"/>
+        </w:rPr>
+        <w:t>प्रे.का. 27:3–6</w:t>
+      </w:r>
+    </w:p>
+    <w:p>
+      <w:pPr>
+        <w:pStyle w:val="ListBullet"/>
+        <w:spacing w:line="240" w:lineRule="auto"/>
+        <w:ind w:left="720"/>
+      </w:pPr>
+      <w:r>
+        <w:rPr>
+          <w:lang w:val="hi_IN" w:bidi="hi_IN"/>
+        </w:rPr>
+      </w:r>
+      <w:r>
+        <w:rPr>
+          <w:lang w:val="hi_IN" w:bidi="hi_IN"/>
+        </w:rPr>
+        <w:t>गलातियों 01:21–24</w:t>
+      </w:r>
     </w:p>
     <w:p>
       <w:pPr>
@@ -10655,18 +9899,12 @@
           <w:lang w:val="hi_IN" w:bidi="hi_IN"/>
         </w:rPr>
       </w:r>
-      <w:hyperlink r:id="rId128">
-        <w:r>
-          <w:rPr>
-            <w:lang w:val="hi_IN" w:bidi="hi_IN"/>
-          </w:rPr>
-          <w:rPr>
-            <w:color w:val="0000EE"/>
-            <w:u w:val="single"/>
-          </w:rPr>
-          <w:t>उत्पत्ति 06:4</w:t>
-        </w:r>
-      </w:hyperlink>
+      <w:r>
+        <w:rPr>
+          <w:lang w:val="hi_IN" w:bidi="hi_IN"/>
+        </w:rPr>
+        <w:t>उत्पत्ति 06:4</w:t>
+      </w:r>
     </w:p>
     <w:p>
       <w:pPr>
@@ -10918,90 +10156,66 @@
           <w:lang w:val="hi_IN" w:bidi="hi_IN"/>
         </w:rPr>
       </w:r>
-      <w:hyperlink r:id="rId129">
-        <w:r>
-          <w:rPr>
-            <w:lang w:val="hi_IN" w:bidi="hi_IN"/>
-          </w:rPr>
-          <w:rPr>
-            <w:color w:val="0000EE"/>
-            <w:u w:val="single"/>
-          </w:rPr>
-          <w:t>यिर्मयाह 29:3</w:t>
-        </w:r>
-      </w:hyperlink>
-    </w:p>
-    <w:p>
-      <w:pPr>
-        <w:pStyle w:val="ListBullet"/>
-        <w:spacing w:line="240" w:lineRule="auto"/>
-        <w:ind w:left="720"/>
-      </w:pPr>
-      <w:r>
-        <w:rPr>
-          <w:lang w:val="hi_IN" w:bidi="hi_IN"/>
-        </w:rPr>
-      </w:r>
-      <w:hyperlink r:id="rId130">
-        <w:r>
-          <w:rPr>
-            <w:lang w:val="hi_IN" w:bidi="hi_IN"/>
-          </w:rPr>
-          <w:rPr>
-            <w:color w:val="0000EE"/>
-            <w:u w:val="single"/>
-          </w:rPr>
-          <w:t>लूका 4:17</w:t>
-        </w:r>
-      </w:hyperlink>
-    </w:p>
-    <w:p>
-      <w:pPr>
-        <w:pStyle w:val="ListBullet"/>
-        <w:spacing w:line="240" w:lineRule="auto"/>
-        <w:ind w:left="720"/>
-      </w:pPr>
-      <w:r>
-        <w:rPr>
-          <w:lang w:val="hi_IN" w:bidi="hi_IN"/>
-        </w:rPr>
-      </w:r>
-      <w:hyperlink r:id="rId131">
-        <w:r>
-          <w:rPr>
-            <w:lang w:val="hi_IN" w:bidi="hi_IN"/>
-          </w:rPr>
-          <w:rPr>
-            <w:color w:val="0000EE"/>
-            <w:u w:val="single"/>
-          </w:rPr>
-          <w:t>गिनती 21:14–15</w:t>
-        </w:r>
-      </w:hyperlink>
-    </w:p>
-    <w:p>
-      <w:pPr>
-        <w:pStyle w:val="ListBullet"/>
-        <w:spacing w:line="240" w:lineRule="auto"/>
-        <w:ind w:left="720"/>
-      </w:pPr>
-      <w:r>
-        <w:rPr>
-          <w:lang w:val="hi_IN" w:bidi="hi_IN"/>
-        </w:rPr>
-      </w:r>
-      <w:hyperlink r:id="rId132">
-        <w:r>
-          <w:rPr>
-            <w:lang w:val="hi_IN" w:bidi="hi_IN"/>
-          </w:rPr>
-          <w:rPr>
-            <w:color w:val="0000EE"/>
-            <w:u w:val="single"/>
-          </w:rPr>
-          <w:t>प्रकाशितवाक्य 5:2</w:t>
-        </w:r>
-      </w:hyperlink>
+      <w:r>
+        <w:rPr>
+          <w:lang w:val="hi_IN" w:bidi="hi_IN"/>
+        </w:rPr>
+        <w:t>यिर्मयाह 29:3</w:t>
+      </w:r>
+    </w:p>
+    <w:p>
+      <w:pPr>
+        <w:pStyle w:val="ListBullet"/>
+        <w:spacing w:line="240" w:lineRule="auto"/>
+        <w:ind w:left="720"/>
+      </w:pPr>
+      <w:r>
+        <w:rPr>
+          <w:lang w:val="hi_IN" w:bidi="hi_IN"/>
+        </w:rPr>
+      </w:r>
+      <w:r>
+        <w:rPr>
+          <w:lang w:val="hi_IN" w:bidi="hi_IN"/>
+        </w:rPr>
+        <w:t>लूका 4:17</w:t>
+      </w:r>
+    </w:p>
+    <w:p>
+      <w:pPr>
+        <w:pStyle w:val="ListBullet"/>
+        <w:spacing w:line="240" w:lineRule="auto"/>
+        <w:ind w:left="720"/>
+      </w:pPr>
+      <w:r>
+        <w:rPr>
+          <w:lang w:val="hi_IN" w:bidi="hi_IN"/>
+        </w:rPr>
+      </w:r>
+      <w:r>
+        <w:rPr>
+          <w:lang w:val="hi_IN" w:bidi="hi_IN"/>
+        </w:rPr>
+        <w:t>गिनती 21:14–15</w:t>
+      </w:r>
+    </w:p>
+    <w:p>
+      <w:pPr>
+        <w:pStyle w:val="ListBullet"/>
+        <w:spacing w:line="240" w:lineRule="auto"/>
+        <w:ind w:left="720"/>
+      </w:pPr>
+      <w:r>
+        <w:rPr>
+          <w:lang w:val="hi_IN" w:bidi="hi_IN"/>
+        </w:rPr>
+      </w:r>
+      <w:r>
+        <w:rPr>
+          <w:lang w:val="hi_IN" w:bidi="hi_IN"/>
+        </w:rPr>
+        <w:t>प्रकाशितवाक्य 5:2</w:t>
+      </w:r>
     </w:p>
     <w:p>
       <w:pPr>
@@ -11229,114 +10443,84 @@
           <w:lang w:val="hi_IN" w:bidi="hi_IN"/>
         </w:rPr>
       </w:r>
-      <w:hyperlink r:id="rId133">
-        <w:r>
-          <w:rPr>
-            <w:lang w:val="hi_IN" w:bidi="hi_IN"/>
-          </w:rPr>
-          <w:rPr>
-            <w:color w:val="0000EE"/>
-            <w:u w:val="single"/>
-          </w:rPr>
-          <w:t>उत्पत्ति 24:15–16</w:t>
-        </w:r>
-      </w:hyperlink>
-    </w:p>
-    <w:p>
-      <w:pPr>
-        <w:pStyle w:val="ListBullet"/>
-        <w:spacing w:line="240" w:lineRule="auto"/>
-        <w:ind w:left="720"/>
-      </w:pPr>
-      <w:r>
-        <w:rPr>
-          <w:lang w:val="hi_IN" w:bidi="hi_IN"/>
-        </w:rPr>
-      </w:r>
-      <w:hyperlink r:id="rId134">
-        <w:r>
-          <w:rPr>
-            <w:lang w:val="hi_IN" w:bidi="hi_IN"/>
-          </w:rPr>
-          <w:rPr>
-            <w:color w:val="0000EE"/>
-            <w:u w:val="single"/>
-          </w:rPr>
-          <w:t>लूका 1:27</w:t>
-        </w:r>
-      </w:hyperlink>
-    </w:p>
-    <w:p>
-      <w:pPr>
-        <w:pStyle w:val="ListBullet"/>
-        <w:spacing w:line="240" w:lineRule="auto"/>
-        <w:ind w:left="720"/>
-      </w:pPr>
-      <w:r>
-        <w:rPr>
-          <w:lang w:val="hi_IN" w:bidi="hi_IN"/>
-        </w:rPr>
-      </w:r>
-      <w:hyperlink r:id="rId135">
-        <w:r>
-          <w:rPr>
-            <w:lang w:val="hi_IN" w:bidi="hi_IN"/>
-          </w:rPr>
-          <w:rPr>
-            <w:color w:val="0000EE"/>
-            <w:u w:val="single"/>
-          </w:rPr>
-          <w:t>लूका 1:35</w:t>
-        </w:r>
-      </w:hyperlink>
-    </w:p>
-    <w:p>
-      <w:pPr>
-        <w:pStyle w:val="ListBullet"/>
-        <w:spacing w:line="240" w:lineRule="auto"/>
-        <w:ind w:left="720"/>
-      </w:pPr>
-      <w:r>
-        <w:rPr>
-          <w:lang w:val="hi_IN" w:bidi="hi_IN"/>
-        </w:rPr>
-      </w:r>
-      <w:hyperlink r:id="rId136">
-        <w:r>
-          <w:rPr>
-            <w:lang w:val="hi_IN" w:bidi="hi_IN"/>
-          </w:rPr>
-          <w:rPr>
-            <w:color w:val="0000EE"/>
-            <w:u w:val="single"/>
-          </w:rPr>
-          <w:t>मत्ती 1:23</w:t>
-        </w:r>
-      </w:hyperlink>
-    </w:p>
-    <w:p>
-      <w:pPr>
-        <w:pStyle w:val="ListBullet"/>
-        <w:spacing w:line="240" w:lineRule="auto"/>
-        <w:ind w:left="720"/>
-      </w:pPr>
-      <w:r>
-        <w:rPr>
-          <w:lang w:val="hi_IN" w:bidi="hi_IN"/>
-        </w:rPr>
-      </w:r>
-      <w:hyperlink r:id="rId137">
-        <w:r>
-          <w:rPr>
-            <w:lang w:val="hi_IN" w:bidi="hi_IN"/>
-          </w:rPr>
-          <w:rPr>
-            <w:color w:val="0000EE"/>
-            <w:u w:val="single"/>
-          </w:rPr>
-          <w:t>मत्ती 25:2</w:t>
-        </w:r>
-      </w:hyperlink>
+      <w:r>
+        <w:rPr>
+          <w:lang w:val="hi_IN" w:bidi="hi_IN"/>
+        </w:rPr>
+        <w:t>उत्पत्ति 24:15–16</w:t>
+      </w:r>
+    </w:p>
+    <w:p>
+      <w:pPr>
+        <w:pStyle w:val="ListBullet"/>
+        <w:spacing w:line="240" w:lineRule="auto"/>
+        <w:ind w:left="720"/>
+      </w:pPr>
+      <w:r>
+        <w:rPr>
+          <w:lang w:val="hi_IN" w:bidi="hi_IN"/>
+        </w:rPr>
+      </w:r>
+      <w:r>
+        <w:rPr>
+          <w:lang w:val="hi_IN" w:bidi="hi_IN"/>
+        </w:rPr>
+        <w:t>लूका 1:27</w:t>
+      </w:r>
+    </w:p>
+    <w:p>
+      <w:pPr>
+        <w:pStyle w:val="ListBullet"/>
+        <w:spacing w:line="240" w:lineRule="auto"/>
+        <w:ind w:left="720"/>
+      </w:pPr>
+      <w:r>
+        <w:rPr>
+          <w:lang w:val="hi_IN" w:bidi="hi_IN"/>
+        </w:rPr>
+      </w:r>
+      <w:r>
+        <w:rPr>
+          <w:lang w:val="hi_IN" w:bidi="hi_IN"/>
+        </w:rPr>
+        <w:t>लूका 1:35</w:t>
+      </w:r>
+    </w:p>
+    <w:p>
+      <w:pPr>
+        <w:pStyle w:val="ListBullet"/>
+        <w:spacing w:line="240" w:lineRule="auto"/>
+        <w:ind w:left="720"/>
+      </w:pPr>
+      <w:r>
+        <w:rPr>
+          <w:lang w:val="hi_IN" w:bidi="hi_IN"/>
+        </w:rPr>
+      </w:r>
+      <w:r>
+        <w:rPr>
+          <w:lang w:val="hi_IN" w:bidi="hi_IN"/>
+        </w:rPr>
+        <w:t>मत्ती 1:23</w:t>
+      </w:r>
+    </w:p>
+    <w:p>
+      <w:pPr>
+        <w:pStyle w:val="ListBullet"/>
+        <w:spacing w:line="240" w:lineRule="auto"/>
+        <w:ind w:left="720"/>
+      </w:pPr>
+      <w:r>
+        <w:rPr>
+          <w:lang w:val="hi_IN" w:bidi="hi_IN"/>
+        </w:rPr>
+      </w:r>
+      <w:r>
+        <w:rPr>
+          <w:lang w:val="hi_IN" w:bidi="hi_IN"/>
+        </w:rPr>
+        <w:t>मत्ती 25:2</w:t>
+      </w:r>
     </w:p>
     <w:p>
       <w:pPr>
@@ -11679,186 +10863,138 @@
           <w:lang w:val="hi_IN" w:bidi="hi_IN"/>
         </w:rPr>
       </w:r>
-      <w:hyperlink r:id="rId138">
-        <w:r>
-          <w:rPr>
-            <w:lang w:val="hi_IN" w:bidi="hi_IN"/>
-          </w:rPr>
-          <w:rPr>
-            <w:color w:val="0000EE"/>
-            <w:u w:val="single"/>
-          </w:rPr>
-          <w:t>प्रेरि. 07:10</w:t>
-        </w:r>
-      </w:hyperlink>
-    </w:p>
-    <w:p>
-      <w:pPr>
-        <w:pStyle w:val="ListBullet"/>
-        <w:spacing w:line="240" w:lineRule="auto"/>
-        <w:ind w:left="720"/>
-      </w:pPr>
-      <w:r>
-        <w:rPr>
-          <w:lang w:val="hi_IN" w:bidi="hi_IN"/>
-        </w:rPr>
-      </w:r>
-      <w:hyperlink r:id="rId139">
-        <w:r>
-          <w:rPr>
-            <w:lang w:val="hi_IN" w:bidi="hi_IN"/>
-          </w:rPr>
-          <w:rPr>
-            <w:color w:val="0000EE"/>
-            <w:u w:val="single"/>
-          </w:rPr>
-          <w:t>गलातियों 06:10</w:t>
-        </w:r>
-      </w:hyperlink>
-    </w:p>
-    <w:p>
-      <w:pPr>
-        <w:pStyle w:val="ListBullet"/>
-        <w:spacing w:line="240" w:lineRule="auto"/>
-        <w:ind w:left="720"/>
-      </w:pPr>
-      <w:r>
-        <w:rPr>
-          <w:lang w:val="hi_IN" w:bidi="hi_IN"/>
-        </w:rPr>
-      </w:r>
-      <w:hyperlink r:id="rId140">
-        <w:r>
-          <w:rPr>
-            <w:lang w:val="hi_IN" w:bidi="hi_IN"/>
-          </w:rPr>
-          <w:rPr>
-            <w:color w:val="0000EE"/>
-            <w:u w:val="single"/>
-          </w:rPr>
-          <w:t>उत्पत्ति 07:01</w:t>
-        </w:r>
-      </w:hyperlink>
-    </w:p>
-    <w:p>
-      <w:pPr>
-        <w:pStyle w:val="ListBullet"/>
-        <w:spacing w:line="240" w:lineRule="auto"/>
-        <w:ind w:left="720"/>
-      </w:pPr>
-      <w:r>
-        <w:rPr>
-          <w:lang w:val="hi_IN" w:bidi="hi_IN"/>
-        </w:rPr>
-      </w:r>
-      <w:hyperlink r:id="rId141">
-        <w:r>
-          <w:rPr>
-            <w:lang w:val="hi_IN" w:bidi="hi_IN"/>
-          </w:rPr>
-          <w:rPr>
-            <w:color w:val="0000EE"/>
-            <w:u w:val="single"/>
-          </w:rPr>
-          <w:t>उत्पत्ति 34:19</w:t>
-        </w:r>
-      </w:hyperlink>
-    </w:p>
-    <w:p>
-      <w:pPr>
-        <w:pStyle w:val="ListBullet"/>
-        <w:spacing w:line="240" w:lineRule="auto"/>
-        <w:ind w:left="720"/>
-      </w:pPr>
-      <w:r>
-        <w:rPr>
-          <w:lang w:val="hi_IN" w:bidi="hi_IN"/>
-        </w:rPr>
-      </w:r>
-      <w:hyperlink r:id="rId142">
-        <w:r>
-          <w:rPr>
-            <w:lang w:val="hi_IN" w:bidi="hi_IN"/>
-          </w:rPr>
-          <w:rPr>
-            <w:color w:val="0000EE"/>
-            <w:u w:val="single"/>
-          </w:rPr>
-          <w:t>यूहन्ना 04:53</w:t>
-        </w:r>
-      </w:hyperlink>
-    </w:p>
-    <w:p>
-      <w:pPr>
-        <w:pStyle w:val="ListBullet"/>
-        <w:spacing w:line="240" w:lineRule="auto"/>
-        <w:ind w:left="720"/>
-      </w:pPr>
-      <w:r>
-        <w:rPr>
-          <w:lang w:val="hi_IN" w:bidi="hi_IN"/>
-        </w:rPr>
-      </w:r>
-      <w:hyperlink r:id="rId143">
-        <w:r>
-          <w:rPr>
-            <w:lang w:val="hi_IN" w:bidi="hi_IN"/>
-          </w:rPr>
-          <w:rPr>
-            <w:color w:val="0000EE"/>
-            <w:u w:val="single"/>
-          </w:rPr>
-          <w:t>मत्ती 10:25</w:t>
-        </w:r>
-      </w:hyperlink>
-    </w:p>
-    <w:p>
-      <w:pPr>
-        <w:pStyle w:val="ListBullet"/>
-        <w:spacing w:line="240" w:lineRule="auto"/>
-        <w:ind w:left="720"/>
-      </w:pPr>
-      <w:r>
-        <w:rPr>
-          <w:lang w:val="hi_IN" w:bidi="hi_IN"/>
-        </w:rPr>
-      </w:r>
-      <w:hyperlink r:id="rId144">
-        <w:r>
-          <w:rPr>
-            <w:lang w:val="hi_IN" w:bidi="hi_IN"/>
-          </w:rPr>
-          <w:rPr>
-            <w:color w:val="0000EE"/>
-            <w:u w:val="single"/>
-          </w:rPr>
-          <w:t>मत्ती 10:36</w:t>
-        </w:r>
-      </w:hyperlink>
-    </w:p>
-    <w:p>
-      <w:pPr>
-        <w:pStyle w:val="ListBullet"/>
-        <w:spacing w:line="240" w:lineRule="auto"/>
-        <w:ind w:left="720"/>
-      </w:pPr>
-      <w:r>
-        <w:rPr>
-          <w:lang w:val="hi_IN" w:bidi="hi_IN"/>
-        </w:rPr>
-      </w:r>
-      <w:hyperlink r:id="rId145">
-        <w:r>
-          <w:rPr>
-            <w:lang w:val="hi_IN" w:bidi="hi_IN"/>
-          </w:rPr>
-          <w:rPr>
-            <w:color w:val="0000EE"/>
-            <w:u w:val="single"/>
-          </w:rPr>
-          <w:t>फिलिप्पियों 04:22</w:t>
-        </w:r>
-      </w:hyperlink>
+      <w:r>
+        <w:rPr>
+          <w:lang w:val="hi_IN" w:bidi="hi_IN"/>
+        </w:rPr>
+        <w:t>प्रेरि. 07:10</w:t>
+      </w:r>
+    </w:p>
+    <w:p>
+      <w:pPr>
+        <w:pStyle w:val="ListBullet"/>
+        <w:spacing w:line="240" w:lineRule="auto"/>
+        <w:ind w:left="720"/>
+      </w:pPr>
+      <w:r>
+        <w:rPr>
+          <w:lang w:val="hi_IN" w:bidi="hi_IN"/>
+        </w:rPr>
+      </w:r>
+      <w:r>
+        <w:rPr>
+          <w:lang w:val="hi_IN" w:bidi="hi_IN"/>
+        </w:rPr>
+        <w:t>गलातियों 06:10</w:t>
+      </w:r>
+    </w:p>
+    <w:p>
+      <w:pPr>
+        <w:pStyle w:val="ListBullet"/>
+        <w:spacing w:line="240" w:lineRule="auto"/>
+        <w:ind w:left="720"/>
+      </w:pPr>
+      <w:r>
+        <w:rPr>
+          <w:lang w:val="hi_IN" w:bidi="hi_IN"/>
+        </w:rPr>
+      </w:r>
+      <w:r>
+        <w:rPr>
+          <w:lang w:val="hi_IN" w:bidi="hi_IN"/>
+        </w:rPr>
+        <w:t>उत्पत्ति 07:01</w:t>
+      </w:r>
+    </w:p>
+    <w:p>
+      <w:pPr>
+        <w:pStyle w:val="ListBullet"/>
+        <w:spacing w:line="240" w:lineRule="auto"/>
+        <w:ind w:left="720"/>
+      </w:pPr>
+      <w:r>
+        <w:rPr>
+          <w:lang w:val="hi_IN" w:bidi="hi_IN"/>
+        </w:rPr>
+      </w:r>
+      <w:r>
+        <w:rPr>
+          <w:lang w:val="hi_IN" w:bidi="hi_IN"/>
+        </w:rPr>
+        <w:t>उत्पत्ति 34:19</w:t>
+      </w:r>
+    </w:p>
+    <w:p>
+      <w:pPr>
+        <w:pStyle w:val="ListBullet"/>
+        <w:spacing w:line="240" w:lineRule="auto"/>
+        <w:ind w:left="720"/>
+      </w:pPr>
+      <w:r>
+        <w:rPr>
+          <w:lang w:val="hi_IN" w:bidi="hi_IN"/>
+        </w:rPr>
+      </w:r>
+      <w:r>
+        <w:rPr>
+          <w:lang w:val="hi_IN" w:bidi="hi_IN"/>
+        </w:rPr>
+        <w:t>यूहन्ना 04:53</w:t>
+      </w:r>
+    </w:p>
+    <w:p>
+      <w:pPr>
+        <w:pStyle w:val="ListBullet"/>
+        <w:spacing w:line="240" w:lineRule="auto"/>
+        <w:ind w:left="720"/>
+      </w:pPr>
+      <w:r>
+        <w:rPr>
+          <w:lang w:val="hi_IN" w:bidi="hi_IN"/>
+        </w:rPr>
+      </w:r>
+      <w:r>
+        <w:rPr>
+          <w:lang w:val="hi_IN" w:bidi="hi_IN"/>
+        </w:rPr>
+        <w:t>मत्ती 10:25</w:t>
+      </w:r>
+    </w:p>
+    <w:p>
+      <w:pPr>
+        <w:pStyle w:val="ListBullet"/>
+        <w:spacing w:line="240" w:lineRule="auto"/>
+        <w:ind w:left="720"/>
+      </w:pPr>
+      <w:r>
+        <w:rPr>
+          <w:lang w:val="hi_IN" w:bidi="hi_IN"/>
+        </w:rPr>
+      </w:r>
+      <w:r>
+        <w:rPr>
+          <w:lang w:val="hi_IN" w:bidi="hi_IN"/>
+        </w:rPr>
+        <w:t>मत्ती 10:36</w:t>
+      </w:r>
+    </w:p>
+    <w:p>
+      <w:pPr>
+        <w:pStyle w:val="ListBullet"/>
+        <w:spacing w:line="240" w:lineRule="auto"/>
+        <w:ind w:left="720"/>
+      </w:pPr>
+      <w:r>
+        <w:rPr>
+          <w:lang w:val="hi_IN" w:bidi="hi_IN"/>
+        </w:rPr>
+      </w:r>
+      <w:r>
+        <w:rPr>
+          <w:lang w:val="hi_IN" w:bidi="hi_IN"/>
+        </w:rPr>
+        <w:t>फिलिप्पियों 04:22</w:t>
+      </w:r>
     </w:p>
     <w:p>
       <w:pPr>
@@ -12024,66 +11160,48 @@
           <w:lang w:val="hi_IN" w:bidi="hi_IN"/>
         </w:rPr>
       </w:r>
-      <w:hyperlink r:id="rId146">
-        <w:r>
-          <w:rPr>
-            <w:lang w:val="hi_IN" w:bidi="hi_IN"/>
-          </w:rPr>
-          <w:rPr>
-            <w:color w:val="0000EE"/>
-            <w:u w:val="single"/>
-          </w:rPr>
-          <w:t>रोमियो 16:9–11</w:t>
-        </w:r>
-      </w:hyperlink>
-    </w:p>
-    <w:p>
-      <w:pPr>
-        <w:pStyle w:val="ListBullet"/>
-        <w:spacing w:line="240" w:lineRule="auto"/>
-        <w:ind w:left="720"/>
-      </w:pPr>
-      <w:r>
-        <w:rPr>
-          <w:lang w:val="hi_IN" w:bidi="hi_IN"/>
-        </w:rPr>
-      </w:r>
-      <w:hyperlink r:id="rId147">
-        <w:r>
-          <w:rPr>
-            <w:lang w:val="hi_IN" w:bidi="hi_IN"/>
-          </w:rPr>
-          <w:rPr>
-            <w:color w:val="0000EE"/>
-            <w:u w:val="single"/>
-          </w:rPr>
-          <w:t>रूत 2:20</w:t>
-        </w:r>
-      </w:hyperlink>
-    </w:p>
-    <w:p>
-      <w:pPr>
-        <w:pStyle w:val="ListBullet"/>
-        <w:spacing w:line="240" w:lineRule="auto"/>
-        <w:ind w:left="720"/>
-      </w:pPr>
-      <w:r>
-        <w:rPr>
-          <w:lang w:val="hi_IN" w:bidi="hi_IN"/>
-        </w:rPr>
-      </w:r>
-      <w:hyperlink r:id="rId148">
-        <w:r>
-          <w:rPr>
-            <w:lang w:val="hi_IN" w:bidi="hi_IN"/>
-          </w:rPr>
-          <w:rPr>
-            <w:color w:val="0000EE"/>
-            <w:u w:val="single"/>
-          </w:rPr>
-          <w:t>रूत 3:9</w:t>
-        </w:r>
-      </w:hyperlink>
+      <w:r>
+        <w:rPr>
+          <w:lang w:val="hi_IN" w:bidi="hi_IN"/>
+        </w:rPr>
+        <w:t>रोमियो 16:9–11</w:t>
+      </w:r>
+    </w:p>
+    <w:p>
+      <w:pPr>
+        <w:pStyle w:val="ListBullet"/>
+        <w:spacing w:line="240" w:lineRule="auto"/>
+        <w:ind w:left="720"/>
+      </w:pPr>
+      <w:r>
+        <w:rPr>
+          <w:lang w:val="hi_IN" w:bidi="hi_IN"/>
+        </w:rPr>
+      </w:r>
+      <w:r>
+        <w:rPr>
+          <w:lang w:val="hi_IN" w:bidi="hi_IN"/>
+        </w:rPr>
+        <w:t>रूत 2:20</w:t>
+      </w:r>
+    </w:p>
+    <w:p>
+      <w:pPr>
+        <w:pStyle w:val="ListBullet"/>
+        <w:spacing w:line="240" w:lineRule="auto"/>
+        <w:ind w:left="720"/>
+      </w:pPr>
+      <w:r>
+        <w:rPr>
+          <w:lang w:val="hi_IN" w:bidi="hi_IN"/>
+        </w:rPr>
+      </w:r>
+      <w:r>
+        <w:rPr>
+          <w:lang w:val="hi_IN" w:bidi="hi_IN"/>
+        </w:rPr>
+        <w:t>रूत 3:9</w:t>
+      </w:r>
     </w:p>
     <w:p>
       <w:pPr>
@@ -12454,114 +11572,84 @@
           <w:lang w:val="hi_IN" w:bidi="hi_IN"/>
         </w:rPr>
       </w:r>
-      <w:hyperlink r:id="rId63">
-        <w:r>
-          <w:rPr>
-            <w:lang w:val="hi_IN" w:bidi="hi_IN"/>
-          </w:rPr>
-          <w:rPr>
-            <w:color w:val="0000EE"/>
-            <w:u w:val="single"/>
-          </w:rPr>
-          <w:t>1 इतिहास 11:17</w:t>
-        </w:r>
-      </w:hyperlink>
-    </w:p>
-    <w:p>
-      <w:pPr>
-        <w:pStyle w:val="ListBullet"/>
-        <w:spacing w:line="240" w:lineRule="auto"/>
-        <w:ind w:left="720"/>
-      </w:pPr>
-      <w:r>
-        <w:rPr>
-          <w:lang w:val="hi_IN" w:bidi="hi_IN"/>
-        </w:rPr>
-      </w:r>
-      <w:hyperlink r:id="rId105">
-        <w:r>
-          <w:rPr>
-            <w:lang w:val="hi_IN" w:bidi="hi_IN"/>
-          </w:rPr>
-          <w:rPr>
-            <w:color w:val="0000EE"/>
-            <w:u w:val="single"/>
-          </w:rPr>
-          <w:t>2 शमूएल 17:17–18</w:t>
-        </w:r>
-      </w:hyperlink>
-    </w:p>
-    <w:p>
-      <w:pPr>
-        <w:pStyle w:val="ListBullet"/>
-        <w:spacing w:line="240" w:lineRule="auto"/>
-        <w:ind w:left="720"/>
-      </w:pPr>
-      <w:r>
-        <w:rPr>
-          <w:lang w:val="hi_IN" w:bidi="hi_IN"/>
-        </w:rPr>
-      </w:r>
-      <w:hyperlink r:id="rId149">
-        <w:r>
-          <w:rPr>
-            <w:lang w:val="hi_IN" w:bidi="hi_IN"/>
-          </w:rPr>
-          <w:rPr>
-            <w:color w:val="0000EE"/>
-            <w:u w:val="single"/>
-          </w:rPr>
-          <w:t>उत्पत्ति 16:14</w:t>
-        </w:r>
-      </w:hyperlink>
-    </w:p>
-    <w:p>
-      <w:pPr>
-        <w:pStyle w:val="ListBullet"/>
-        <w:spacing w:line="240" w:lineRule="auto"/>
-        <w:ind w:left="720"/>
-      </w:pPr>
-      <w:r>
-        <w:rPr>
-          <w:lang w:val="hi_IN" w:bidi="hi_IN"/>
-        </w:rPr>
-      </w:r>
-      <w:hyperlink r:id="rId150">
-        <w:r>
-          <w:rPr>
-            <w:lang w:val="hi_IN" w:bidi="hi_IN"/>
-          </w:rPr>
-          <w:rPr>
-            <w:color w:val="0000EE"/>
-            <w:u w:val="single"/>
-          </w:rPr>
-          <w:t>लूका 14:4–6</w:t>
-        </w:r>
-      </w:hyperlink>
-    </w:p>
-    <w:p>
-      <w:pPr>
-        <w:pStyle w:val="ListBullet"/>
-        <w:spacing w:line="240" w:lineRule="auto"/>
-        <w:ind w:left="720"/>
-      </w:pPr>
-      <w:r>
-        <w:rPr>
-          <w:lang w:val="hi_IN" w:bidi="hi_IN"/>
-        </w:rPr>
-      </w:r>
-      <w:hyperlink r:id="rId151">
-        <w:r>
-          <w:rPr>
-            <w:lang w:val="hi_IN" w:bidi="hi_IN"/>
-          </w:rPr>
-          <w:rPr>
-            <w:color w:val="0000EE"/>
-            <w:u w:val="single"/>
-          </w:rPr>
-          <w:t>गिनती 20:17</w:t>
-        </w:r>
-      </w:hyperlink>
+      <w:r>
+        <w:rPr>
+          <w:lang w:val="hi_IN" w:bidi="hi_IN"/>
+        </w:rPr>
+        <w:t>1 इतिहास 11:17</w:t>
+      </w:r>
+    </w:p>
+    <w:p>
+      <w:pPr>
+        <w:pStyle w:val="ListBullet"/>
+        <w:spacing w:line="240" w:lineRule="auto"/>
+        <w:ind w:left="720"/>
+      </w:pPr>
+      <w:r>
+        <w:rPr>
+          <w:lang w:val="hi_IN" w:bidi="hi_IN"/>
+        </w:rPr>
+      </w:r>
+      <w:r>
+        <w:rPr>
+          <w:lang w:val="hi_IN" w:bidi="hi_IN"/>
+        </w:rPr>
+        <w:t>2 शमूएल 17:17–18</w:t>
+      </w:r>
+    </w:p>
+    <w:p>
+      <w:pPr>
+        <w:pStyle w:val="ListBullet"/>
+        <w:spacing w:line="240" w:lineRule="auto"/>
+        <w:ind w:left="720"/>
+      </w:pPr>
+      <w:r>
+        <w:rPr>
+          <w:lang w:val="hi_IN" w:bidi="hi_IN"/>
+        </w:rPr>
+      </w:r>
+      <w:r>
+        <w:rPr>
+          <w:lang w:val="hi_IN" w:bidi="hi_IN"/>
+        </w:rPr>
+        <w:t>उत्पत्ति 16:14</w:t>
+      </w:r>
+    </w:p>
+    <w:p>
+      <w:pPr>
+        <w:pStyle w:val="ListBullet"/>
+        <w:spacing w:line="240" w:lineRule="auto"/>
+        <w:ind w:left="720"/>
+      </w:pPr>
+      <w:r>
+        <w:rPr>
+          <w:lang w:val="hi_IN" w:bidi="hi_IN"/>
+        </w:rPr>
+      </w:r>
+      <w:r>
+        <w:rPr>
+          <w:lang w:val="hi_IN" w:bidi="hi_IN"/>
+        </w:rPr>
+        <w:t>लूका 14:4–6</w:t>
+      </w:r>
+    </w:p>
+    <w:p>
+      <w:pPr>
+        <w:pStyle w:val="ListBullet"/>
+        <w:spacing w:line="240" w:lineRule="auto"/>
+        <w:ind w:left="720"/>
+      </w:pPr>
+      <w:r>
+        <w:rPr>
+          <w:lang w:val="hi_IN" w:bidi="hi_IN"/>
+        </w:rPr>
+      </w:r>
+      <w:r>
+        <w:rPr>
+          <w:lang w:val="hi_IN" w:bidi="hi_IN"/>
+        </w:rPr>
+        <w:t>गिनती 20:17</w:t>
+      </w:r>
     </w:p>
     <w:p>
       <w:pPr>
@@ -12845,162 +11933,120 @@
           <w:lang w:val="hi_IN" w:bidi="hi_IN"/>
         </w:rPr>
       </w:r>
-      <w:hyperlink r:id="rId152">
-        <w:r>
-          <w:rPr>
-            <w:lang w:val="hi_IN" w:bidi="hi_IN"/>
-          </w:rPr>
-          <w:rPr>
-            <w:color w:val="0000EE"/>
-            <w:u w:val="single"/>
-          </w:rPr>
-          <w:t>प्रे.का. 10:1–2</w:t>
-        </w:r>
-      </w:hyperlink>
-    </w:p>
-    <w:p>
-      <w:pPr>
-        <w:pStyle w:val="ListBullet"/>
-        <w:spacing w:line="240" w:lineRule="auto"/>
-        <w:ind w:left="720"/>
-      </w:pPr>
-      <w:r>
-        <w:rPr>
-          <w:lang w:val="hi_IN" w:bidi="hi_IN"/>
-        </w:rPr>
-      </w:r>
-      <w:hyperlink r:id="rId153">
-        <w:r>
-          <w:rPr>
-            <w:lang w:val="hi_IN" w:bidi="hi_IN"/>
-          </w:rPr>
-          <w:rPr>
-            <w:color w:val="0000EE"/>
-            <w:u w:val="single"/>
-          </w:rPr>
-          <w:t>प्रे.का. 10:7–8</w:t>
-        </w:r>
-      </w:hyperlink>
-    </w:p>
-    <w:p>
-      <w:pPr>
-        <w:pStyle w:val="ListBullet"/>
-        <w:spacing w:line="240" w:lineRule="auto"/>
-        <w:ind w:left="720"/>
-      </w:pPr>
-      <w:r>
-        <w:rPr>
-          <w:lang w:val="hi_IN" w:bidi="hi_IN"/>
-        </w:rPr>
-      </w:r>
-      <w:hyperlink r:id="rId154">
-        <w:r>
-          <w:rPr>
-            <w:lang w:val="hi_IN" w:bidi="hi_IN"/>
-          </w:rPr>
-          <w:rPr>
-            <w:color w:val="0000EE"/>
-            <w:u w:val="single"/>
-          </w:rPr>
-          <w:t>प्रे.का. 10:17–18</w:t>
-        </w:r>
-      </w:hyperlink>
-    </w:p>
-    <w:p>
-      <w:pPr>
-        <w:pStyle w:val="ListBullet"/>
-        <w:spacing w:line="240" w:lineRule="auto"/>
-        <w:ind w:left="720"/>
-      </w:pPr>
-      <w:r>
-        <w:rPr>
-          <w:lang w:val="hi_IN" w:bidi="hi_IN"/>
-        </w:rPr>
-      </w:r>
-      <w:hyperlink r:id="rId155">
-        <w:r>
-          <w:rPr>
-            <w:lang w:val="hi_IN" w:bidi="hi_IN"/>
-          </w:rPr>
-          <w:rPr>
-            <w:color w:val="0000EE"/>
-            <w:u w:val="single"/>
-          </w:rPr>
-          <w:t>प्रे.का. 10:22–23</w:t>
-        </w:r>
-      </w:hyperlink>
-    </w:p>
-    <w:p>
-      <w:pPr>
-        <w:pStyle w:val="ListBullet"/>
-        <w:spacing w:line="240" w:lineRule="auto"/>
-        <w:ind w:left="720"/>
-      </w:pPr>
-      <w:r>
-        <w:rPr>
-          <w:lang w:val="hi_IN" w:bidi="hi_IN"/>
-        </w:rPr>
-      </w:r>
-      <w:hyperlink r:id="rId156">
-        <w:r>
-          <w:rPr>
-            <w:lang w:val="hi_IN" w:bidi="hi_IN"/>
-          </w:rPr>
-          <w:rPr>
-            <w:color w:val="0000EE"/>
-            <w:u w:val="single"/>
-          </w:rPr>
-          <w:t>प्रे.का. 10:24</w:t>
-        </w:r>
-      </w:hyperlink>
-    </w:p>
-    <w:p>
-      <w:pPr>
-        <w:pStyle w:val="ListBullet"/>
-        <w:spacing w:line="240" w:lineRule="auto"/>
-        <w:ind w:left="720"/>
-      </w:pPr>
-      <w:r>
-        <w:rPr>
-          <w:lang w:val="hi_IN" w:bidi="hi_IN"/>
-        </w:rPr>
-      </w:r>
-      <w:hyperlink r:id="rId157">
-        <w:r>
-          <w:rPr>
-            <w:lang w:val="hi_IN" w:bidi="hi_IN"/>
-          </w:rPr>
-          <w:rPr>
-            <w:color w:val="0000EE"/>
-            <w:u w:val="single"/>
-          </w:rPr>
-          <w:t>प्रे.का. 10:25–26</w:t>
-        </w:r>
-      </w:hyperlink>
-    </w:p>
-    <w:p>
-      <w:pPr>
-        <w:pStyle w:val="ListBullet"/>
-        <w:spacing w:line="240" w:lineRule="auto"/>
-        <w:ind w:left="720"/>
-      </w:pPr>
-      <w:r>
-        <w:rPr>
-          <w:lang w:val="hi_IN" w:bidi="hi_IN"/>
-        </w:rPr>
-      </w:r>
-      <w:hyperlink r:id="rId158">
-        <w:r>
-          <w:rPr>
-            <w:lang w:val="hi_IN" w:bidi="hi_IN"/>
-          </w:rPr>
-          <w:rPr>
-            <w:color w:val="0000EE"/>
-            <w:u w:val="single"/>
-          </w:rPr>
-          <w:t>प्रे.का. 10:30–33</w:t>
-        </w:r>
-      </w:hyperlink>
+      <w:r>
+        <w:rPr>
+          <w:lang w:val="hi_IN" w:bidi="hi_IN"/>
+        </w:rPr>
+        <w:t>प्रे.का. 10:1–2</w:t>
+      </w:r>
+    </w:p>
+    <w:p>
+      <w:pPr>
+        <w:pStyle w:val="ListBullet"/>
+        <w:spacing w:line="240" w:lineRule="auto"/>
+        <w:ind w:left="720"/>
+      </w:pPr>
+      <w:r>
+        <w:rPr>
+          <w:lang w:val="hi_IN" w:bidi="hi_IN"/>
+        </w:rPr>
+      </w:r>
+      <w:r>
+        <w:rPr>
+          <w:lang w:val="hi_IN" w:bidi="hi_IN"/>
+        </w:rPr>
+        <w:t>प्रे.का. 10:7–8</w:t>
+      </w:r>
+    </w:p>
+    <w:p>
+      <w:pPr>
+        <w:pStyle w:val="ListBullet"/>
+        <w:spacing w:line="240" w:lineRule="auto"/>
+        <w:ind w:left="720"/>
+      </w:pPr>
+      <w:r>
+        <w:rPr>
+          <w:lang w:val="hi_IN" w:bidi="hi_IN"/>
+        </w:rPr>
+      </w:r>
+      <w:r>
+        <w:rPr>
+          <w:lang w:val="hi_IN" w:bidi="hi_IN"/>
+        </w:rPr>
+        <w:t>प्रे.का. 10:17–18</w:t>
+      </w:r>
+    </w:p>
+    <w:p>
+      <w:pPr>
+        <w:pStyle w:val="ListBullet"/>
+        <w:spacing w:line="240" w:lineRule="auto"/>
+        <w:ind w:left="720"/>
+      </w:pPr>
+      <w:r>
+        <w:rPr>
+          <w:lang w:val="hi_IN" w:bidi="hi_IN"/>
+        </w:rPr>
+      </w:r>
+      <w:r>
+        <w:rPr>
+          <w:lang w:val="hi_IN" w:bidi="hi_IN"/>
+        </w:rPr>
+        <w:t>प्रे.का. 10:22–23</w:t>
+      </w:r>
+    </w:p>
+    <w:p>
+      <w:pPr>
+        <w:pStyle w:val="ListBullet"/>
+        <w:spacing w:line="240" w:lineRule="auto"/>
+        <w:ind w:left="720"/>
+      </w:pPr>
+      <w:r>
+        <w:rPr>
+          <w:lang w:val="hi_IN" w:bidi="hi_IN"/>
+        </w:rPr>
+      </w:r>
+      <w:r>
+        <w:rPr>
+          <w:lang w:val="hi_IN" w:bidi="hi_IN"/>
+        </w:rPr>
+        <w:t>प्रे.का. 10:24</w:t>
+      </w:r>
+    </w:p>
+    <w:p>
+      <w:pPr>
+        <w:pStyle w:val="ListBullet"/>
+        <w:spacing w:line="240" w:lineRule="auto"/>
+        <w:ind w:left="720"/>
+      </w:pPr>
+      <w:r>
+        <w:rPr>
+          <w:lang w:val="hi_IN" w:bidi="hi_IN"/>
+        </w:rPr>
+      </w:r>
+      <w:r>
+        <w:rPr>
+          <w:lang w:val="hi_IN" w:bidi="hi_IN"/>
+        </w:rPr>
+        <w:t>प्रे.का. 10:25–26</w:t>
+      </w:r>
+    </w:p>
+    <w:p>
+      <w:pPr>
+        <w:pStyle w:val="ListBullet"/>
+        <w:spacing w:line="240" w:lineRule="auto"/>
+        <w:ind w:left="720"/>
+      </w:pPr>
+      <w:r>
+        <w:rPr>
+          <w:lang w:val="hi_IN" w:bidi="hi_IN"/>
+        </w:rPr>
+      </w:r>
+      <w:r>
+        <w:rPr>
+          <w:lang w:val="hi_IN" w:bidi="hi_IN"/>
+        </w:rPr>
+        <w:t>प्रे.का. 10:30–33</w:t>
+      </w:r>
     </w:p>
     <w:p>
       <w:pPr>
@@ -13266,90 +12312,66 @@
           <w:lang w:val="hi_IN" w:bidi="hi_IN"/>
         </w:rPr>
       </w:r>
-      <w:hyperlink r:id="rId81">
-        <w:r>
-          <w:rPr>
-            <w:lang w:val="hi_IN" w:bidi="hi_IN"/>
-          </w:rPr>
-          <w:rPr>
-            <w:color w:val="0000EE"/>
-            <w:u w:val="single"/>
-          </w:rPr>
-          <w:t>1 कुरिन्थियों 1:3</w:t>
-        </w:r>
-      </w:hyperlink>
-    </w:p>
-    <w:p>
-      <w:pPr>
-        <w:pStyle w:val="ListBullet"/>
-        <w:spacing w:line="240" w:lineRule="auto"/>
-        <w:ind w:left="720"/>
-      </w:pPr>
-      <w:r>
-        <w:rPr>
-          <w:lang w:val="hi_IN" w:bidi="hi_IN"/>
-        </w:rPr>
-      </w:r>
-      <w:hyperlink r:id="rId18">
-        <w:r>
-          <w:rPr>
-            <w:lang w:val="hi_IN" w:bidi="hi_IN"/>
-          </w:rPr>
-          <w:rPr>
-            <w:color w:val="0000EE"/>
-            <w:u w:val="single"/>
-          </w:rPr>
-          <w:t>2 कुरिन्थियों 1:23–24</w:t>
-        </w:r>
-      </w:hyperlink>
-    </w:p>
-    <w:p>
-      <w:pPr>
-        <w:pStyle w:val="ListBullet"/>
-        <w:spacing w:line="240" w:lineRule="auto"/>
-        <w:ind w:left="720"/>
-      </w:pPr>
-      <w:r>
-        <w:rPr>
-          <w:lang w:val="hi_IN" w:bidi="hi_IN"/>
-        </w:rPr>
-      </w:r>
-      <w:hyperlink r:id="rId159">
-        <w:r>
-          <w:rPr>
-            <w:lang w:val="hi_IN" w:bidi="hi_IN"/>
-          </w:rPr>
-          <w:rPr>
-            <w:color w:val="0000EE"/>
-            <w:u w:val="single"/>
-          </w:rPr>
-          <w:t>2 तीमुथियुस 4:19–22</w:t>
-        </w:r>
-      </w:hyperlink>
-    </w:p>
-    <w:p>
-      <w:pPr>
-        <w:pStyle w:val="ListBullet"/>
-        <w:spacing w:line="240" w:lineRule="auto"/>
-        <w:ind w:left="720"/>
-      </w:pPr>
-      <w:r>
-        <w:rPr>
-          <w:lang w:val="hi_IN" w:bidi="hi_IN"/>
-        </w:rPr>
-      </w:r>
-      <w:hyperlink r:id="rId160">
-        <w:r>
-          <w:rPr>
-            <w:lang w:val="hi_IN" w:bidi="hi_IN"/>
-          </w:rPr>
-          <w:rPr>
-            <w:color w:val="0000EE"/>
-            <w:u w:val="single"/>
-          </w:rPr>
-          <w:t>प्रे.का. 18:1</w:t>
-        </w:r>
-      </w:hyperlink>
+      <w:r>
+        <w:rPr>
+          <w:lang w:val="hi_IN" w:bidi="hi_IN"/>
+        </w:rPr>
+        <w:t>1 कुरिन्थियों 1:3</w:t>
+      </w:r>
+    </w:p>
+    <w:p>
+      <w:pPr>
+        <w:pStyle w:val="ListBullet"/>
+        <w:spacing w:line="240" w:lineRule="auto"/>
+        <w:ind w:left="720"/>
+      </w:pPr>
+      <w:r>
+        <w:rPr>
+          <w:lang w:val="hi_IN" w:bidi="hi_IN"/>
+        </w:rPr>
+      </w:r>
+      <w:r>
+        <w:rPr>
+          <w:lang w:val="hi_IN" w:bidi="hi_IN"/>
+        </w:rPr>
+        <w:t>2 कुरिन्थियों 1:23–24</w:t>
+      </w:r>
+    </w:p>
+    <w:p>
+      <w:pPr>
+        <w:pStyle w:val="ListBullet"/>
+        <w:spacing w:line="240" w:lineRule="auto"/>
+        <w:ind w:left="720"/>
+      </w:pPr>
+      <w:r>
+        <w:rPr>
+          <w:lang w:val="hi_IN" w:bidi="hi_IN"/>
+        </w:rPr>
+      </w:r>
+      <w:r>
+        <w:rPr>
+          <w:lang w:val="hi_IN" w:bidi="hi_IN"/>
+        </w:rPr>
+        <w:t>2 तीमुथियुस 4:19–22</w:t>
+      </w:r>
+    </w:p>
+    <w:p>
+      <w:pPr>
+        <w:pStyle w:val="ListBullet"/>
+        <w:spacing w:line="240" w:lineRule="auto"/>
+        <w:ind w:left="720"/>
+      </w:pPr>
+      <w:r>
+        <w:rPr>
+          <w:lang w:val="hi_IN" w:bidi="hi_IN"/>
+        </w:rPr>
+      </w:r>
+      <w:r>
+        <w:rPr>
+          <w:lang w:val="hi_IN" w:bidi="hi_IN"/>
+        </w:rPr>
+        <w:t>प्रे.का. 18:1</w:t>
+      </w:r>
     </w:p>
     <w:p>
       <w:pPr>
@@ -13537,42 +12559,30 @@
           <w:lang w:val="hi_IN" w:bidi="hi_IN"/>
         </w:rPr>
       </w:r>
-      <w:hyperlink r:id="rId161">
-        <w:r>
-          <w:rPr>
-            <w:lang w:val="hi_IN" w:bidi="hi_IN"/>
-          </w:rPr>
-          <w:rPr>
-            <w:color w:val="0000EE"/>
-            <w:u w:val="single"/>
-          </w:rPr>
-          <w:t>प्रे.का. 11:19–21</w:t>
-        </w:r>
-      </w:hyperlink>
-    </w:p>
-    <w:p>
-      <w:pPr>
-        <w:pStyle w:val="ListBullet"/>
-        <w:spacing w:line="240" w:lineRule="auto"/>
-        <w:ind w:left="720"/>
-      </w:pPr>
-      <w:r>
-        <w:rPr>
-          <w:lang w:val="hi_IN" w:bidi="hi_IN"/>
-        </w:rPr>
-      </w:r>
-      <w:hyperlink r:id="rId162">
-        <w:r>
-          <w:rPr>
-            <w:lang w:val="hi_IN" w:bidi="hi_IN"/>
-          </w:rPr>
-          <w:rPr>
-            <w:color w:val="0000EE"/>
-            <w:u w:val="single"/>
-          </w:rPr>
-          <w:t>मत्ती 27:32–34</w:t>
-        </w:r>
-      </w:hyperlink>
+      <w:r>
+        <w:rPr>
+          <w:lang w:val="hi_IN" w:bidi="hi_IN"/>
+        </w:rPr>
+        <w:t>प्रे.का. 11:19–21</w:t>
+      </w:r>
+    </w:p>
+    <w:p>
+      <w:pPr>
+        <w:pStyle w:val="ListBullet"/>
+        <w:spacing w:line="240" w:lineRule="auto"/>
+        <w:ind w:left="720"/>
+      </w:pPr>
+      <w:r>
+        <w:rPr>
+          <w:lang w:val="hi_IN" w:bidi="hi_IN"/>
+        </w:rPr>
+      </w:r>
+      <w:r>
+        <w:rPr>
+          <w:lang w:val="hi_IN" w:bidi="hi_IN"/>
+        </w:rPr>
+        <w:t>मत्ती 27:32–34</w:t>
+      </w:r>
     </w:p>
     <w:p>
       <w:pPr>
@@ -13796,138 +12806,102 @@
           <w:lang w:val="hi_IN" w:bidi="hi_IN"/>
         </w:rPr>
       </w:r>
-      <w:hyperlink r:id="rId163">
-        <w:r>
-          <w:rPr>
-            <w:lang w:val="hi_IN" w:bidi="hi_IN"/>
-          </w:rPr>
-          <w:rPr>
-            <w:color w:val="0000EE"/>
-            <w:u w:val="single"/>
-          </w:rPr>
-          <w:t>दानिय्येल 3:21–23</w:t>
-        </w:r>
-      </w:hyperlink>
-    </w:p>
-    <w:p>
-      <w:pPr>
-        <w:pStyle w:val="ListBullet"/>
-        <w:spacing w:line="240" w:lineRule="auto"/>
-        <w:ind w:left="720"/>
-      </w:pPr>
-      <w:r>
-        <w:rPr>
-          <w:lang w:val="hi_IN" w:bidi="hi_IN"/>
-        </w:rPr>
-      </w:r>
-      <w:hyperlink r:id="rId164">
-        <w:r>
-          <w:rPr>
-            <w:lang w:val="hi_IN" w:bidi="hi_IN"/>
-          </w:rPr>
-          <w:rPr>
-            <w:color w:val="0000EE"/>
-            <w:u w:val="single"/>
-          </w:rPr>
-          <w:t>यशायाह 22:21</w:t>
-        </w:r>
-      </w:hyperlink>
-    </w:p>
-    <w:p>
-      <w:pPr>
-        <w:pStyle w:val="ListBullet"/>
-        <w:spacing w:line="240" w:lineRule="auto"/>
-        <w:ind w:left="720"/>
-      </w:pPr>
-      <w:r>
-        <w:rPr>
-          <w:lang w:val="hi_IN" w:bidi="hi_IN"/>
-        </w:rPr>
-      </w:r>
-      <w:hyperlink r:id="rId165">
-        <w:r>
-          <w:rPr>
-            <w:lang w:val="hi_IN" w:bidi="hi_IN"/>
-          </w:rPr>
-          <w:rPr>
-            <w:color w:val="0000EE"/>
-            <w:u w:val="single"/>
-          </w:rPr>
-          <w:t>लैव्यव्यवस्था 8:12–13</w:t>
-        </w:r>
-      </w:hyperlink>
-    </w:p>
-    <w:p>
-      <w:pPr>
-        <w:pStyle w:val="ListBullet"/>
-        <w:spacing w:line="240" w:lineRule="auto"/>
-        <w:ind w:left="720"/>
-      </w:pPr>
-      <w:r>
-        <w:rPr>
-          <w:lang w:val="hi_IN" w:bidi="hi_IN"/>
-        </w:rPr>
-      </w:r>
-      <w:hyperlink r:id="rId166">
-        <w:r>
-          <w:rPr>
-            <w:lang w:val="hi_IN" w:bidi="hi_IN"/>
-          </w:rPr>
-          <w:rPr>
-            <w:color w:val="0000EE"/>
-            <w:u w:val="single"/>
-          </w:rPr>
-          <w:t>लूका 3:11</w:t>
-        </w:r>
-      </w:hyperlink>
-    </w:p>
-    <w:p>
-      <w:pPr>
-        <w:pStyle w:val="ListBullet"/>
-        <w:spacing w:line="240" w:lineRule="auto"/>
-        <w:ind w:left="720"/>
-      </w:pPr>
-      <w:r>
-        <w:rPr>
-          <w:lang w:val="hi_IN" w:bidi="hi_IN"/>
-        </w:rPr>
-      </w:r>
-      <w:hyperlink r:id="rId167">
-        <w:r>
-          <w:rPr>
-            <w:lang w:val="hi_IN" w:bidi="hi_IN"/>
-          </w:rPr>
-          <w:rPr>
-            <w:color w:val="0000EE"/>
-            <w:u w:val="single"/>
-          </w:rPr>
-          <w:t>मरकुस 6:7–9</w:t>
-        </w:r>
-      </w:hyperlink>
-    </w:p>
-    <w:p>
-      <w:pPr>
-        <w:pStyle w:val="ListBullet"/>
-        <w:spacing w:line="240" w:lineRule="auto"/>
-        <w:ind w:left="720"/>
-      </w:pPr>
-      <w:r>
-        <w:rPr>
-          <w:lang w:val="hi_IN" w:bidi="hi_IN"/>
-        </w:rPr>
-      </w:r>
-      <w:hyperlink r:id="rId168">
-        <w:r>
-          <w:rPr>
-            <w:lang w:val="hi_IN" w:bidi="hi_IN"/>
-          </w:rPr>
-          <w:rPr>
-            <w:color w:val="0000EE"/>
-            <w:u w:val="single"/>
-          </w:rPr>
-          <w:t>मत्ती 10:10</w:t>
-        </w:r>
-      </w:hyperlink>
+      <w:r>
+        <w:rPr>
+          <w:lang w:val="hi_IN" w:bidi="hi_IN"/>
+        </w:rPr>
+        <w:t>दानिय्येल 3:21–23</w:t>
+      </w:r>
+    </w:p>
+    <w:p>
+      <w:pPr>
+        <w:pStyle w:val="ListBullet"/>
+        <w:spacing w:line="240" w:lineRule="auto"/>
+        <w:ind w:left="720"/>
+      </w:pPr>
+      <w:r>
+        <w:rPr>
+          <w:lang w:val="hi_IN" w:bidi="hi_IN"/>
+        </w:rPr>
+      </w:r>
+      <w:r>
+        <w:rPr>
+          <w:lang w:val="hi_IN" w:bidi="hi_IN"/>
+        </w:rPr>
+        <w:t>यशायाह 22:21</w:t>
+      </w:r>
+    </w:p>
+    <w:p>
+      <w:pPr>
+        <w:pStyle w:val="ListBullet"/>
+        <w:spacing w:line="240" w:lineRule="auto"/>
+        <w:ind w:left="720"/>
+      </w:pPr>
+      <w:r>
+        <w:rPr>
+          <w:lang w:val="hi_IN" w:bidi="hi_IN"/>
+        </w:rPr>
+      </w:r>
+      <w:r>
+        <w:rPr>
+          <w:lang w:val="hi_IN" w:bidi="hi_IN"/>
+        </w:rPr>
+        <w:t>लैव्यव्यवस्था 8:12–13</w:t>
+      </w:r>
+    </w:p>
+    <w:p>
+      <w:pPr>
+        <w:pStyle w:val="ListBullet"/>
+        <w:spacing w:line="240" w:lineRule="auto"/>
+        <w:ind w:left="720"/>
+      </w:pPr>
+      <w:r>
+        <w:rPr>
+          <w:lang w:val="hi_IN" w:bidi="hi_IN"/>
+        </w:rPr>
+      </w:r>
+      <w:r>
+        <w:rPr>
+          <w:lang w:val="hi_IN" w:bidi="hi_IN"/>
+        </w:rPr>
+        <w:t>लूका 3:11</w:t>
+      </w:r>
+    </w:p>
+    <w:p>
+      <w:pPr>
+        <w:pStyle w:val="ListBullet"/>
+        <w:spacing w:line="240" w:lineRule="auto"/>
+        <w:ind w:left="720"/>
+      </w:pPr>
+      <w:r>
+        <w:rPr>
+          <w:lang w:val="hi_IN" w:bidi="hi_IN"/>
+        </w:rPr>
+      </w:r>
+      <w:r>
+        <w:rPr>
+          <w:lang w:val="hi_IN" w:bidi="hi_IN"/>
+        </w:rPr>
+        <w:t>मरकुस 6:7–9</w:t>
+      </w:r>
+    </w:p>
+    <w:p>
+      <w:pPr>
+        <w:pStyle w:val="ListBullet"/>
+        <w:spacing w:line="240" w:lineRule="auto"/>
+        <w:ind w:left="720"/>
+      </w:pPr>
+      <w:r>
+        <w:rPr>
+          <w:lang w:val="hi_IN" w:bidi="hi_IN"/>
+        </w:rPr>
+      </w:r>
+      <w:r>
+        <w:rPr>
+          <w:lang w:val="hi_IN" w:bidi="hi_IN"/>
+        </w:rPr>
+        <w:t>मत्ती 10:10</w:t>
+      </w:r>
     </w:p>
     <w:p>
       <w:pPr>
@@ -14157,162 +13131,120 @@
           <w:lang w:val="hi_IN" w:bidi="hi_IN"/>
         </w:rPr>
       </w:r>
-      <w:hyperlink r:id="rId63">
-        <w:r>
-          <w:rPr>
-            <w:lang w:val="hi_IN" w:bidi="hi_IN"/>
-          </w:rPr>
-          <w:rPr>
-            <w:color w:val="0000EE"/>
-            <w:u w:val="single"/>
-          </w:rPr>
-          <w:t>1 इतिहास 06:33–35</w:t>
-        </w:r>
-      </w:hyperlink>
-    </w:p>
-    <w:p>
-      <w:pPr>
-        <w:pStyle w:val="ListBullet"/>
-        <w:spacing w:line="240" w:lineRule="auto"/>
-        <w:ind w:left="720"/>
-      </w:pPr>
-      <w:r>
-        <w:rPr>
-          <w:lang w:val="hi_IN" w:bidi="hi_IN"/>
-        </w:rPr>
-      </w:r>
-      <w:hyperlink r:id="rId169">
-        <w:r>
-          <w:rPr>
-            <w:lang w:val="hi_IN" w:bidi="hi_IN"/>
-          </w:rPr>
-          <w:rPr>
-            <w:color w:val="0000EE"/>
-            <w:u w:val="single"/>
-          </w:rPr>
-          <w:t>उत्पत्ति 10:2–5</w:t>
-        </w:r>
-      </w:hyperlink>
-    </w:p>
-    <w:p>
-      <w:pPr>
-        <w:pStyle w:val="ListBullet"/>
-        <w:spacing w:line="240" w:lineRule="auto"/>
-        <w:ind w:left="720"/>
-      </w:pPr>
-      <w:r>
-        <w:rPr>
-          <w:lang w:val="hi_IN" w:bidi="hi_IN"/>
-        </w:rPr>
-      </w:r>
-      <w:hyperlink r:id="rId170">
-        <w:r>
-          <w:rPr>
-            <w:lang w:val="hi_IN" w:bidi="hi_IN"/>
-          </w:rPr>
-          <w:rPr>
-            <w:color w:val="0000EE"/>
-            <w:u w:val="single"/>
-          </w:rPr>
-          <w:t>उत्पत्ति 36:15–16</w:t>
-        </w:r>
-      </w:hyperlink>
-    </w:p>
-    <w:p>
-      <w:pPr>
-        <w:pStyle w:val="ListBullet"/>
-        <w:spacing w:line="240" w:lineRule="auto"/>
-        <w:ind w:left="720"/>
-      </w:pPr>
-      <w:r>
-        <w:rPr>
-          <w:lang w:val="hi_IN" w:bidi="hi_IN"/>
-        </w:rPr>
-      </w:r>
-      <w:hyperlink r:id="rId171">
-        <w:r>
-          <w:rPr>
-            <w:lang w:val="hi_IN" w:bidi="hi_IN"/>
-          </w:rPr>
-          <w:rPr>
-            <w:color w:val="0000EE"/>
-            <w:u w:val="single"/>
-          </w:rPr>
-          <w:t>उत्पत्ति 36:29–30</w:t>
-        </w:r>
-      </w:hyperlink>
-    </w:p>
-    <w:p>
-      <w:pPr>
-        <w:pStyle w:val="ListBullet"/>
-        <w:spacing w:line="240" w:lineRule="auto"/>
-        <w:ind w:left="720"/>
-      </w:pPr>
-      <w:r>
-        <w:rPr>
-          <w:lang w:val="hi_IN" w:bidi="hi_IN"/>
-        </w:rPr>
-      </w:r>
-      <w:hyperlink r:id="rId172">
-        <w:r>
-          <w:rPr>
-            <w:lang w:val="hi_IN" w:bidi="hi_IN"/>
-          </w:rPr>
-          <w:rPr>
-            <w:color w:val="0000EE"/>
-            <w:u w:val="single"/>
-          </w:rPr>
-          <w:t>उत्पत्ति 36:40–43</w:t>
-        </w:r>
-      </w:hyperlink>
-    </w:p>
-    <w:p>
-      <w:pPr>
-        <w:pStyle w:val="ListBullet"/>
-        <w:spacing w:line="240" w:lineRule="auto"/>
-        <w:ind w:left="720"/>
-      </w:pPr>
-      <w:r>
-        <w:rPr>
-          <w:lang w:val="hi_IN" w:bidi="hi_IN"/>
-        </w:rPr>
-      </w:r>
-      <w:hyperlink r:id="rId173">
-        <w:r>
-          <w:rPr>
-            <w:lang w:val="hi_IN" w:bidi="hi_IN"/>
-          </w:rPr>
-          <w:rPr>
-            <w:color w:val="0000EE"/>
-            <w:u w:val="single"/>
-          </w:rPr>
-          <w:t>यहोशू 15:20</w:t>
-        </w:r>
-      </w:hyperlink>
-    </w:p>
-    <w:p>
-      <w:pPr>
-        <w:pStyle w:val="ListBullet"/>
-        <w:spacing w:line="240" w:lineRule="auto"/>
-        <w:ind w:left="720"/>
-      </w:pPr>
-      <w:r>
-        <w:rPr>
-          <w:lang w:val="hi_IN" w:bidi="hi_IN"/>
-        </w:rPr>
-      </w:r>
-      <w:hyperlink r:id="rId174">
-        <w:r>
-          <w:rPr>
-            <w:lang w:val="hi_IN" w:bidi="hi_IN"/>
-          </w:rPr>
-          <w:rPr>
-            <w:color w:val="0000EE"/>
-            <w:u w:val="single"/>
-          </w:rPr>
-          <w:t>गिनती 03:38–39</w:t>
-        </w:r>
-      </w:hyperlink>
+      <w:r>
+        <w:rPr>
+          <w:lang w:val="hi_IN" w:bidi="hi_IN"/>
+        </w:rPr>
+        <w:t>1 इतिहास 06:33–35</w:t>
+      </w:r>
+    </w:p>
+    <w:p>
+      <w:pPr>
+        <w:pStyle w:val="ListBullet"/>
+        <w:spacing w:line="240" w:lineRule="auto"/>
+        <w:ind w:left="720"/>
+      </w:pPr>
+      <w:r>
+        <w:rPr>
+          <w:lang w:val="hi_IN" w:bidi="hi_IN"/>
+        </w:rPr>
+      </w:r>
+      <w:r>
+        <w:rPr>
+          <w:lang w:val="hi_IN" w:bidi="hi_IN"/>
+        </w:rPr>
+        <w:t>उत्पत्ति 10:2–5</w:t>
+      </w:r>
+    </w:p>
+    <w:p>
+      <w:pPr>
+        <w:pStyle w:val="ListBullet"/>
+        <w:spacing w:line="240" w:lineRule="auto"/>
+        <w:ind w:left="720"/>
+      </w:pPr>
+      <w:r>
+        <w:rPr>
+          <w:lang w:val="hi_IN" w:bidi="hi_IN"/>
+        </w:rPr>
+      </w:r>
+      <w:r>
+        <w:rPr>
+          <w:lang w:val="hi_IN" w:bidi="hi_IN"/>
+        </w:rPr>
+        <w:t>उत्पत्ति 36:15–16</w:t>
+      </w:r>
+    </w:p>
+    <w:p>
+      <w:pPr>
+        <w:pStyle w:val="ListBullet"/>
+        <w:spacing w:line="240" w:lineRule="auto"/>
+        <w:ind w:left="720"/>
+      </w:pPr>
+      <w:r>
+        <w:rPr>
+          <w:lang w:val="hi_IN" w:bidi="hi_IN"/>
+        </w:rPr>
+      </w:r>
+      <w:r>
+        <w:rPr>
+          <w:lang w:val="hi_IN" w:bidi="hi_IN"/>
+        </w:rPr>
+        <w:t>उत्पत्ति 36:29–30</w:t>
+      </w:r>
+    </w:p>
+    <w:p>
+      <w:pPr>
+        <w:pStyle w:val="ListBullet"/>
+        <w:spacing w:line="240" w:lineRule="auto"/>
+        <w:ind w:left="720"/>
+      </w:pPr>
+      <w:r>
+        <w:rPr>
+          <w:lang w:val="hi_IN" w:bidi="hi_IN"/>
+        </w:rPr>
+      </w:r>
+      <w:r>
+        <w:rPr>
+          <w:lang w:val="hi_IN" w:bidi="hi_IN"/>
+        </w:rPr>
+        <w:t>उत्पत्ति 36:40–43</w:t>
+      </w:r>
+    </w:p>
+    <w:p>
+      <w:pPr>
+        <w:pStyle w:val="ListBullet"/>
+        <w:spacing w:line="240" w:lineRule="auto"/>
+        <w:ind w:left="720"/>
+      </w:pPr>
+      <w:r>
+        <w:rPr>
+          <w:lang w:val="hi_IN" w:bidi="hi_IN"/>
+        </w:rPr>
+      </w:r>
+      <w:r>
+        <w:rPr>
+          <w:lang w:val="hi_IN" w:bidi="hi_IN"/>
+        </w:rPr>
+        <w:t>यहोशू 15:20</w:t>
+      </w:r>
+    </w:p>
+    <w:p>
+      <w:pPr>
+        <w:pStyle w:val="ListBullet"/>
+        <w:spacing w:line="240" w:lineRule="auto"/>
+        <w:ind w:left="720"/>
+      </w:pPr>
+      <w:r>
+        <w:rPr>
+          <w:lang w:val="hi_IN" w:bidi="hi_IN"/>
+        </w:rPr>
+      </w:r>
+      <w:r>
+        <w:rPr>
+          <w:lang w:val="hi_IN" w:bidi="hi_IN"/>
+        </w:rPr>
+        <w:t>गिनती 03:38–39</w:t>
+      </w:r>
     </w:p>
     <w:p>
       <w:pPr>
@@ -14486,90 +13418,66 @@
           <w:lang w:val="hi_IN" w:bidi="hi_IN"/>
         </w:rPr>
       </w:r>
-      <w:hyperlink r:id="rId44">
-        <w:r>
-          <w:rPr>
-            <w:lang w:val="hi_IN" w:bidi="hi_IN"/>
-          </w:rPr>
-          <w:rPr>
-            <w:color w:val="0000EE"/>
-            <w:u w:val="single"/>
-          </w:rPr>
-          <w:t>प्रे.का. 02:29–31</w:t>
-        </w:r>
-      </w:hyperlink>
-    </w:p>
-    <w:p>
-      <w:pPr>
-        <w:pStyle w:val="ListBullet"/>
-        <w:spacing w:line="240" w:lineRule="auto"/>
-        <w:ind w:left="720"/>
-      </w:pPr>
-      <w:r>
-        <w:rPr>
-          <w:lang w:val="hi_IN" w:bidi="hi_IN"/>
-        </w:rPr>
-      </w:r>
-      <w:hyperlink r:id="rId175">
-        <w:r>
-          <w:rPr>
-            <w:lang w:val="hi_IN" w:bidi="hi_IN"/>
-          </w:rPr>
-          <w:rPr>
-            <w:color w:val="0000EE"/>
-            <w:u w:val="single"/>
-          </w:rPr>
-          <w:t>प्रे.का. 07:6–8</w:t>
-        </w:r>
-      </w:hyperlink>
-    </w:p>
-    <w:p>
-      <w:pPr>
-        <w:pStyle w:val="ListBullet"/>
-        <w:spacing w:line="240" w:lineRule="auto"/>
-        <w:ind w:left="720"/>
-      </w:pPr>
-      <w:r>
-        <w:rPr>
-          <w:lang w:val="hi_IN" w:bidi="hi_IN"/>
-        </w:rPr>
-      </w:r>
-      <w:hyperlink r:id="rId176">
-        <w:r>
-          <w:rPr>
-            <w:lang w:val="hi_IN" w:bidi="hi_IN"/>
-          </w:rPr>
-          <w:rPr>
-            <w:color w:val="0000EE"/>
-            <w:u w:val="single"/>
-          </w:rPr>
-          <w:t>प्रे.का. 07:9–10</w:t>
-        </w:r>
-      </w:hyperlink>
-    </w:p>
-    <w:p>
-      <w:pPr>
-        <w:pStyle w:val="ListBullet"/>
-        <w:spacing w:line="240" w:lineRule="auto"/>
-        <w:ind w:left="720"/>
-      </w:pPr>
-      <w:r>
-        <w:rPr>
-          <w:lang w:val="hi_IN" w:bidi="hi_IN"/>
-        </w:rPr>
-      </w:r>
-      <w:hyperlink r:id="rId177">
-        <w:r>
-          <w:rPr>
-            <w:lang w:val="hi_IN" w:bidi="hi_IN"/>
-          </w:rPr>
-          <w:rPr>
-            <w:color w:val="0000EE"/>
-            <w:u w:val="single"/>
-          </w:rPr>
-          <w:t>एज्रा 03:12–13</w:t>
-        </w:r>
-      </w:hyperlink>
+      <w:r>
+        <w:rPr>
+          <w:lang w:val="hi_IN" w:bidi="hi_IN"/>
+        </w:rPr>
+        <w:t>प्रे.का. 02:29–31</w:t>
+      </w:r>
+    </w:p>
+    <w:p>
+      <w:pPr>
+        <w:pStyle w:val="ListBullet"/>
+        <w:spacing w:line="240" w:lineRule="auto"/>
+        <w:ind w:left="720"/>
+      </w:pPr>
+      <w:r>
+        <w:rPr>
+          <w:lang w:val="hi_IN" w:bidi="hi_IN"/>
+        </w:rPr>
+      </w:r>
+      <w:r>
+        <w:rPr>
+          <w:lang w:val="hi_IN" w:bidi="hi_IN"/>
+        </w:rPr>
+        <w:t>प्रे.का. 07:6–8</w:t>
+      </w:r>
+    </w:p>
+    <w:p>
+      <w:pPr>
+        <w:pStyle w:val="ListBullet"/>
+        <w:spacing w:line="240" w:lineRule="auto"/>
+        <w:ind w:left="720"/>
+      </w:pPr>
+      <w:r>
+        <w:rPr>
+          <w:lang w:val="hi_IN" w:bidi="hi_IN"/>
+        </w:rPr>
+      </w:r>
+      <w:r>
+        <w:rPr>
+          <w:lang w:val="hi_IN" w:bidi="hi_IN"/>
+        </w:rPr>
+        <w:t>प्रे.का. 07:9–10</w:t>
+      </w:r>
+    </w:p>
+    <w:p>
+      <w:pPr>
+        <w:pStyle w:val="ListBullet"/>
+        <w:spacing w:line="240" w:lineRule="auto"/>
+        <w:ind w:left="720"/>
+      </w:pPr>
+      <w:r>
+        <w:rPr>
+          <w:lang w:val="hi_IN" w:bidi="hi_IN"/>
+        </w:rPr>
+      </w:r>
+      <w:r>
+        <w:rPr>
+          <w:lang w:val="hi_IN" w:bidi="hi_IN"/>
+        </w:rPr>
+        <w:t>एज्रा 03:12–13</w:t>
+      </w:r>
     </w:p>
     <w:p>
       <w:pPr>
@@ -14823,18 +13731,12 @@
           <w:lang w:val="hi_IN" w:bidi="hi_IN"/>
         </w:rPr>
       </w:r>
-      <w:hyperlink r:id="rId178">
-        <w:r>
-          <w:rPr>
-            <w:lang w:val="hi_IN" w:bidi="hi_IN"/>
-          </w:rPr>
-          <w:rPr>
-            <w:color w:val="0000EE"/>
-            <w:u w:val="single"/>
-          </w:rPr>
-          <w:t>कुलुस्सियों 1:3</w:t>
-        </w:r>
-      </w:hyperlink>
+      <w:r>
+        <w:rPr>
+          <w:lang w:val="hi_IN" w:bidi="hi_IN"/>
+        </w:rPr>
+        <w:t>कुलुस्सियों 1:3</w:t>
+      </w:r>
     </w:p>
     <w:p>
       <w:pPr>
@@ -15018,114 +13920,84 @@
           <w:lang w:val="hi_IN" w:bidi="hi_IN"/>
         </w:rPr>
       </w:r>
-      <w:hyperlink r:id="rId73">
-        <w:r>
-          <w:rPr>
-            <w:lang w:val="hi_IN" w:bidi="hi_IN"/>
-          </w:rPr>
-          <w:rPr>
-            <w:color w:val="0000EE"/>
-            <w:u w:val="single"/>
-          </w:rPr>
-          <w:t>1 राजा 6:7–8</w:t>
-        </w:r>
-      </w:hyperlink>
-    </w:p>
-    <w:p>
-      <w:pPr>
-        <w:pStyle w:val="ListBullet"/>
-        <w:spacing w:line="240" w:lineRule="auto"/>
-        <w:ind w:left="720"/>
-      </w:pPr>
-      <w:r>
-        <w:rPr>
-          <w:lang w:val="hi_IN" w:bidi="hi_IN"/>
-        </w:rPr>
-      </w:r>
-      <w:hyperlink r:id="rId64">
-        <w:r>
-          <w:rPr>
-            <w:lang w:val="hi_IN" w:bidi="hi_IN"/>
-          </w:rPr>
-          <w:rPr>
-            <w:color w:val="0000EE"/>
-            <w:u w:val="single"/>
-          </w:rPr>
-          <w:t>2 राजा 6:5</w:t>
-        </w:r>
-      </w:hyperlink>
-    </w:p>
-    <w:p>
-      <w:pPr>
-        <w:pStyle w:val="ListBullet"/>
-        <w:spacing w:line="240" w:lineRule="auto"/>
-        <w:ind w:left="720"/>
-      </w:pPr>
-      <w:r>
-        <w:rPr>
-          <w:lang w:val="hi_IN" w:bidi="hi_IN"/>
-        </w:rPr>
-      </w:r>
-      <w:hyperlink r:id="rId179">
-        <w:r>
-          <w:rPr>
-            <w:lang w:val="hi_IN" w:bidi="hi_IN"/>
-          </w:rPr>
-          <w:rPr>
-            <w:color w:val="0000EE"/>
-            <w:u w:val="single"/>
-          </w:rPr>
-          <w:t>न्यायियों 9:48–49</w:t>
-        </w:r>
-      </w:hyperlink>
-    </w:p>
-    <w:p>
-      <w:pPr>
-        <w:pStyle w:val="ListBullet"/>
-        <w:spacing w:line="240" w:lineRule="auto"/>
-        <w:ind w:left="720"/>
-      </w:pPr>
-      <w:r>
-        <w:rPr>
-          <w:lang w:val="hi_IN" w:bidi="hi_IN"/>
-        </w:rPr>
-      </w:r>
-      <w:hyperlink r:id="rId180">
-        <w:r>
-          <w:rPr>
-            <w:lang w:val="hi_IN" w:bidi="hi_IN"/>
-          </w:rPr>
-          <w:rPr>
-            <w:color w:val="0000EE"/>
-            <w:u w:val="single"/>
-          </w:rPr>
-          <w:t>लूका 3:9</w:t>
-        </w:r>
-      </w:hyperlink>
-    </w:p>
-    <w:p>
-      <w:pPr>
-        <w:pStyle w:val="ListBullet"/>
-        <w:spacing w:line="240" w:lineRule="auto"/>
-        <w:ind w:left="720"/>
-      </w:pPr>
-      <w:r>
-        <w:rPr>
-          <w:lang w:val="hi_IN" w:bidi="hi_IN"/>
-        </w:rPr>
-      </w:r>
-      <w:hyperlink r:id="rId181">
-        <w:r>
-          <w:rPr>
-            <w:lang w:val="hi_IN" w:bidi="hi_IN"/>
-          </w:rPr>
-          <w:rPr>
-            <w:color w:val="0000EE"/>
-            <w:u w:val="single"/>
-          </w:rPr>
-          <w:t>मत्ती 3:10</w:t>
-        </w:r>
-      </w:hyperlink>
+      <w:r>
+        <w:rPr>
+          <w:lang w:val="hi_IN" w:bidi="hi_IN"/>
+        </w:rPr>
+        <w:t>1 राजा 6:7–8</w:t>
+      </w:r>
+    </w:p>
+    <w:p>
+      <w:pPr>
+        <w:pStyle w:val="ListBullet"/>
+        <w:spacing w:line="240" w:lineRule="auto"/>
+        <w:ind w:left="720"/>
+      </w:pPr>
+      <w:r>
+        <w:rPr>
+          <w:lang w:val="hi_IN" w:bidi="hi_IN"/>
+        </w:rPr>
+      </w:r>
+      <w:r>
+        <w:rPr>
+          <w:lang w:val="hi_IN" w:bidi="hi_IN"/>
+        </w:rPr>
+        <w:t>2 राजा 6:5</w:t>
+      </w:r>
+    </w:p>
+    <w:p>
+      <w:pPr>
+        <w:pStyle w:val="ListBullet"/>
+        <w:spacing w:line="240" w:lineRule="auto"/>
+        <w:ind w:left="720"/>
+      </w:pPr>
+      <w:r>
+        <w:rPr>
+          <w:lang w:val="hi_IN" w:bidi="hi_IN"/>
+        </w:rPr>
+      </w:r>
+      <w:r>
+        <w:rPr>
+          <w:lang w:val="hi_IN" w:bidi="hi_IN"/>
+        </w:rPr>
+        <w:t>न्यायियों 9:48–49</w:t>
+      </w:r>
+    </w:p>
+    <w:p>
+      <w:pPr>
+        <w:pStyle w:val="ListBullet"/>
+        <w:spacing w:line="240" w:lineRule="auto"/>
+        <w:ind w:left="720"/>
+      </w:pPr>
+      <w:r>
+        <w:rPr>
+          <w:lang w:val="hi_IN" w:bidi="hi_IN"/>
+        </w:rPr>
+      </w:r>
+      <w:r>
+        <w:rPr>
+          <w:lang w:val="hi_IN" w:bidi="hi_IN"/>
+        </w:rPr>
+        <w:t>लूका 3:9</w:t>
+      </w:r>
+    </w:p>
+    <w:p>
+      <w:pPr>
+        <w:pStyle w:val="ListBullet"/>
+        <w:spacing w:line="240" w:lineRule="auto"/>
+        <w:ind w:left="720"/>
+      </w:pPr>
+      <w:r>
+        <w:rPr>
+          <w:lang w:val="hi_IN" w:bidi="hi_IN"/>
+        </w:rPr>
+      </w:r>
+      <w:r>
+        <w:rPr>
+          <w:lang w:val="hi_IN" w:bidi="hi_IN"/>
+        </w:rPr>
+        <w:t>मत्ती 3:10</w:t>
+      </w:r>
     </w:p>
     <w:p>
       <w:pPr>
@@ -15397,90 +14269,66 @@
           <w:lang w:val="hi_IN" w:bidi="hi_IN"/>
         </w:rPr>
       </w:r>
-      <w:hyperlink r:id="rId14">
-        <w:r>
-          <w:rPr>
-            <w:lang w:val="hi_IN" w:bidi="hi_IN"/>
-          </w:rPr>
-          <w:rPr>
-            <w:color w:val="0000EE"/>
-            <w:u w:val="single"/>
-          </w:rPr>
-          <w:t>2 इतिहास 36:23</w:t>
-        </w:r>
-      </w:hyperlink>
-    </w:p>
-    <w:p>
-      <w:pPr>
-        <w:pStyle w:val="ListBullet"/>
-        <w:spacing w:line="240" w:lineRule="auto"/>
-        <w:ind w:left="720"/>
-      </w:pPr>
-      <w:r>
-        <w:rPr>
-          <w:lang w:val="hi_IN" w:bidi="hi_IN"/>
-        </w:rPr>
-      </w:r>
-      <w:hyperlink r:id="rId182">
-        <w:r>
-          <w:rPr>
-            <w:lang w:val="hi_IN" w:bidi="hi_IN"/>
-          </w:rPr>
-          <w:rPr>
-            <w:color w:val="0000EE"/>
-            <w:u w:val="single"/>
-          </w:rPr>
-          <w:t>दानिय्येल 01:21</w:t>
-        </w:r>
-      </w:hyperlink>
-    </w:p>
-    <w:p>
-      <w:pPr>
-        <w:pStyle w:val="ListBullet"/>
-        <w:spacing w:line="240" w:lineRule="auto"/>
-        <w:ind w:left="720"/>
-      </w:pPr>
-      <w:r>
-        <w:rPr>
-          <w:lang w:val="hi_IN" w:bidi="hi_IN"/>
-        </w:rPr>
-      </w:r>
-      <w:hyperlink r:id="rId183">
-        <w:r>
-          <w:rPr>
-            <w:lang w:val="hi_IN" w:bidi="hi_IN"/>
-          </w:rPr>
-          <w:rPr>
-            <w:color w:val="0000EE"/>
-            <w:u w:val="single"/>
-          </w:rPr>
-          <w:t>एज्रा 05:13</w:t>
-        </w:r>
-      </w:hyperlink>
-    </w:p>
-    <w:p>
-      <w:pPr>
-        <w:pStyle w:val="ListBullet"/>
-        <w:spacing w:line="240" w:lineRule="auto"/>
-        <w:ind w:left="720"/>
-      </w:pPr>
-      <w:r>
-        <w:rPr>
-          <w:lang w:val="hi_IN" w:bidi="hi_IN"/>
-        </w:rPr>
-      </w:r>
-      <w:hyperlink r:id="rId184">
-        <w:r>
-          <w:rPr>
-            <w:lang w:val="hi_IN" w:bidi="hi_IN"/>
-          </w:rPr>
-          <w:rPr>
-            <w:color w:val="0000EE"/>
-            <w:u w:val="single"/>
-          </w:rPr>
-          <w:t>यशायाह 44:28</w:t>
-        </w:r>
-      </w:hyperlink>
+      <w:r>
+        <w:rPr>
+          <w:lang w:val="hi_IN" w:bidi="hi_IN"/>
+        </w:rPr>
+        <w:t>2 इतिहास 36:23</w:t>
+      </w:r>
+    </w:p>
+    <w:p>
+      <w:pPr>
+        <w:pStyle w:val="ListBullet"/>
+        <w:spacing w:line="240" w:lineRule="auto"/>
+        <w:ind w:left="720"/>
+      </w:pPr>
+      <w:r>
+        <w:rPr>
+          <w:lang w:val="hi_IN" w:bidi="hi_IN"/>
+        </w:rPr>
+      </w:r>
+      <w:r>
+        <w:rPr>
+          <w:lang w:val="hi_IN" w:bidi="hi_IN"/>
+        </w:rPr>
+        <w:t>दानिय्येल 01:21</w:t>
+      </w:r>
+    </w:p>
+    <w:p>
+      <w:pPr>
+        <w:pStyle w:val="ListBullet"/>
+        <w:spacing w:line="240" w:lineRule="auto"/>
+        <w:ind w:left="720"/>
+      </w:pPr>
+      <w:r>
+        <w:rPr>
+          <w:lang w:val="hi_IN" w:bidi="hi_IN"/>
+        </w:rPr>
+      </w:r>
+      <w:r>
+        <w:rPr>
+          <w:lang w:val="hi_IN" w:bidi="hi_IN"/>
+        </w:rPr>
+        <w:t>एज्रा 05:13</w:t>
+      </w:r>
+    </w:p>
+    <w:p>
+      <w:pPr>
+        <w:pStyle w:val="ListBullet"/>
+        <w:spacing w:line="240" w:lineRule="auto"/>
+        <w:ind w:left="720"/>
+      </w:pPr>
+      <w:r>
+        <w:rPr>
+          <w:lang w:val="hi_IN" w:bidi="hi_IN"/>
+        </w:rPr>
+      </w:r>
+      <w:r>
+        <w:rPr>
+          <w:lang w:val="hi_IN" w:bidi="hi_IN"/>
+        </w:rPr>
+        <w:t>यशायाह 44:28</w:t>
+      </w:r>
     </w:p>
     <w:p>
       <w:pPr>
@@ -15722,114 +14570,84 @@
           <w:lang w:val="hi_IN" w:bidi="hi_IN"/>
         </w:rPr>
       </w:r>
-      <w:hyperlink r:id="rId63">
-        <w:r>
-          <w:rPr>
-            <w:lang w:val="hi_IN" w:bidi="hi_IN"/>
-          </w:rPr>
-          <w:rPr>
-            <w:color w:val="0000EE"/>
-            <w:u w:val="single"/>
-          </w:rPr>
-          <w:t>1 इतिहास 01:8–10</w:t>
-        </w:r>
-      </w:hyperlink>
-    </w:p>
-    <w:p>
-      <w:pPr>
-        <w:pStyle w:val="ListBullet"/>
-        <w:spacing w:line="240" w:lineRule="auto"/>
-        <w:ind w:left="720"/>
-      </w:pPr>
-      <w:r>
-        <w:rPr>
-          <w:lang w:val="hi_IN" w:bidi="hi_IN"/>
-        </w:rPr>
-      </w:r>
-      <w:hyperlink r:id="rId185">
-        <w:r>
-          <w:rPr>
-            <w:lang w:val="hi_IN" w:bidi="hi_IN"/>
-          </w:rPr>
-          <w:rPr>
-            <w:color w:val="0000EE"/>
-            <w:u w:val="single"/>
-          </w:rPr>
-          <w:t>यहेजकेल 29:8–10</w:t>
-        </w:r>
-      </w:hyperlink>
-    </w:p>
-    <w:p>
-      <w:pPr>
-        <w:pStyle w:val="ListBullet"/>
-        <w:spacing w:line="240" w:lineRule="auto"/>
-        <w:ind w:left="720"/>
-      </w:pPr>
-      <w:r>
-        <w:rPr>
-          <w:lang w:val="hi_IN" w:bidi="hi_IN"/>
-        </w:rPr>
-      </w:r>
-      <w:hyperlink r:id="rId186">
-        <w:r>
-          <w:rPr>
-            <w:lang w:val="hi_IN" w:bidi="hi_IN"/>
-          </w:rPr>
-          <w:rPr>
-            <w:color w:val="0000EE"/>
-            <w:u w:val="single"/>
-          </w:rPr>
-          <w:t>उत्पत्ति 02:13–14</w:t>
-        </w:r>
-      </w:hyperlink>
-    </w:p>
-    <w:p>
-      <w:pPr>
-        <w:pStyle w:val="ListBullet"/>
-        <w:spacing w:line="240" w:lineRule="auto"/>
-        <w:ind w:left="720"/>
-      </w:pPr>
-      <w:r>
-        <w:rPr>
-          <w:lang w:val="hi_IN" w:bidi="hi_IN"/>
-        </w:rPr>
-      </w:r>
-      <w:hyperlink r:id="rId187">
-        <w:r>
-          <w:rPr>
-            <w:lang w:val="hi_IN" w:bidi="hi_IN"/>
-          </w:rPr>
-          <w:rPr>
-            <w:color w:val="0000EE"/>
-            <w:u w:val="single"/>
-          </w:rPr>
-          <w:t>उत्पत्ति 10:6–7</w:t>
-        </w:r>
-      </w:hyperlink>
-    </w:p>
-    <w:p>
-      <w:pPr>
-        <w:pStyle w:val="ListBullet"/>
-        <w:spacing w:line="240" w:lineRule="auto"/>
-        <w:ind w:left="720"/>
-      </w:pPr>
-      <w:r>
-        <w:rPr>
-          <w:lang w:val="hi_IN" w:bidi="hi_IN"/>
-        </w:rPr>
-      </w:r>
-      <w:hyperlink r:id="rId188">
-        <w:r>
-          <w:rPr>
-            <w:lang w:val="hi_IN" w:bidi="hi_IN"/>
-          </w:rPr>
-          <w:rPr>
-            <w:color w:val="0000EE"/>
-            <w:u w:val="single"/>
-          </w:rPr>
-          <w:t>यिर्मयाह 13:22–24</w:t>
-        </w:r>
-      </w:hyperlink>
+      <w:r>
+        <w:rPr>
+          <w:lang w:val="hi_IN" w:bidi="hi_IN"/>
+        </w:rPr>
+        <w:t>1 इतिहास 01:8–10</w:t>
+      </w:r>
+    </w:p>
+    <w:p>
+      <w:pPr>
+        <w:pStyle w:val="ListBullet"/>
+        <w:spacing w:line="240" w:lineRule="auto"/>
+        <w:ind w:left="720"/>
+      </w:pPr>
+      <w:r>
+        <w:rPr>
+          <w:lang w:val="hi_IN" w:bidi="hi_IN"/>
+        </w:rPr>
+      </w:r>
+      <w:r>
+        <w:rPr>
+          <w:lang w:val="hi_IN" w:bidi="hi_IN"/>
+        </w:rPr>
+        <w:t>यहेजकेल 29:8–10</w:t>
+      </w:r>
+    </w:p>
+    <w:p>
+      <w:pPr>
+        <w:pStyle w:val="ListBullet"/>
+        <w:spacing w:line="240" w:lineRule="auto"/>
+        <w:ind w:left="720"/>
+      </w:pPr>
+      <w:r>
+        <w:rPr>
+          <w:lang w:val="hi_IN" w:bidi="hi_IN"/>
+        </w:rPr>
+      </w:r>
+      <w:r>
+        <w:rPr>
+          <w:lang w:val="hi_IN" w:bidi="hi_IN"/>
+        </w:rPr>
+        <w:t>उत्पत्ति 02:13–14</w:t>
+      </w:r>
+    </w:p>
+    <w:p>
+      <w:pPr>
+        <w:pStyle w:val="ListBullet"/>
+        <w:spacing w:line="240" w:lineRule="auto"/>
+        <w:ind w:left="720"/>
+      </w:pPr>
+      <w:r>
+        <w:rPr>
+          <w:lang w:val="hi_IN" w:bidi="hi_IN"/>
+        </w:rPr>
+      </w:r>
+      <w:r>
+        <w:rPr>
+          <w:lang w:val="hi_IN" w:bidi="hi_IN"/>
+        </w:rPr>
+        <w:t>उत्पत्ति 10:6–7</w:t>
+      </w:r>
+    </w:p>
+    <w:p>
+      <w:pPr>
+        <w:pStyle w:val="ListBullet"/>
+        <w:spacing w:line="240" w:lineRule="auto"/>
+        <w:ind w:left="720"/>
+      </w:pPr>
+      <w:r>
+        <w:rPr>
+          <w:lang w:val="hi_IN" w:bidi="hi_IN"/>
+        </w:rPr>
+      </w:r>
+      <w:r>
+        <w:rPr>
+          <w:lang w:val="hi_IN" w:bidi="hi_IN"/>
+        </w:rPr>
+        <w:t>यिर्मयाह 13:22–24</w:t>
+      </w:r>
     </w:p>
     <w:p>
       <w:pPr>
@@ -16089,162 +14907,120 @@
           <w:lang w:val="hi_IN" w:bidi="hi_IN"/>
         </w:rPr>
       </w:r>
-      <w:hyperlink r:id="rId189">
-        <w:r>
-          <w:rPr>
-            <w:lang w:val="hi_IN" w:bidi="hi_IN"/>
-          </w:rPr>
-          <w:rPr>
-            <w:color w:val="0000EE"/>
-            <w:u w:val="single"/>
-          </w:rPr>
-          <w:t>प्रे.का. 08:27</w:t>
-        </w:r>
-      </w:hyperlink>
-    </w:p>
-    <w:p>
-      <w:pPr>
-        <w:pStyle w:val="ListBullet"/>
-        <w:spacing w:line="240" w:lineRule="auto"/>
-        <w:ind w:left="720"/>
-      </w:pPr>
-      <w:r>
-        <w:rPr>
-          <w:lang w:val="hi_IN" w:bidi="hi_IN"/>
-        </w:rPr>
-      </w:r>
-      <w:hyperlink r:id="rId190">
-        <w:r>
-          <w:rPr>
-            <w:lang w:val="hi_IN" w:bidi="hi_IN"/>
-          </w:rPr>
-          <w:rPr>
-            <w:color w:val="0000EE"/>
-            <w:u w:val="single"/>
-          </w:rPr>
-          <w:t>प्रे.का. 08:30</w:t>
-        </w:r>
-      </w:hyperlink>
-    </w:p>
-    <w:p>
-      <w:pPr>
-        <w:pStyle w:val="ListBullet"/>
-        <w:spacing w:line="240" w:lineRule="auto"/>
-        <w:ind w:left="720"/>
-      </w:pPr>
-      <w:r>
-        <w:rPr>
-          <w:lang w:val="hi_IN" w:bidi="hi_IN"/>
-        </w:rPr>
-      </w:r>
-      <w:hyperlink r:id="rId191">
-        <w:r>
-          <w:rPr>
-            <w:lang w:val="hi_IN" w:bidi="hi_IN"/>
-          </w:rPr>
-          <w:rPr>
-            <w:color w:val="0000EE"/>
-            <w:u w:val="single"/>
-          </w:rPr>
-          <w:t>प्रे.का. 08:32–33</w:t>
-        </w:r>
-      </w:hyperlink>
-    </w:p>
-    <w:p>
-      <w:pPr>
-        <w:pStyle w:val="ListBullet"/>
-        <w:spacing w:line="240" w:lineRule="auto"/>
-        <w:ind w:left="720"/>
-      </w:pPr>
-      <w:r>
-        <w:rPr>
-          <w:lang w:val="hi_IN" w:bidi="hi_IN"/>
-        </w:rPr>
-      </w:r>
-      <w:hyperlink r:id="rId192">
-        <w:r>
-          <w:rPr>
-            <w:lang w:val="hi_IN" w:bidi="hi_IN"/>
-          </w:rPr>
-          <w:rPr>
-            <w:color w:val="0000EE"/>
-            <w:u w:val="single"/>
-          </w:rPr>
-          <w:t>प्रे.का. 08:36–38</w:t>
-        </w:r>
-      </w:hyperlink>
-    </w:p>
-    <w:p>
-      <w:pPr>
-        <w:pStyle w:val="ListBullet"/>
-        <w:spacing w:line="240" w:lineRule="auto"/>
-        <w:ind w:left="720"/>
-      </w:pPr>
-      <w:r>
-        <w:rPr>
-          <w:lang w:val="hi_IN" w:bidi="hi_IN"/>
-        </w:rPr>
-      </w:r>
-      <w:hyperlink r:id="rId193">
-        <w:r>
-          <w:rPr>
-            <w:lang w:val="hi_IN" w:bidi="hi_IN"/>
-          </w:rPr>
-          <w:rPr>
-            <w:color w:val="0000EE"/>
-            <w:u w:val="single"/>
-          </w:rPr>
-          <w:t>यशायाह 18:1–2</w:t>
-        </w:r>
-      </w:hyperlink>
-    </w:p>
-    <w:p>
-      <w:pPr>
-        <w:pStyle w:val="ListBullet"/>
-        <w:spacing w:line="240" w:lineRule="auto"/>
-        <w:ind w:left="720"/>
-      </w:pPr>
-      <w:r>
-        <w:rPr>
-          <w:lang w:val="hi_IN" w:bidi="hi_IN"/>
-        </w:rPr>
-      </w:r>
-      <w:hyperlink r:id="rId194">
-        <w:r>
-          <w:rPr>
-            <w:lang w:val="hi_IN" w:bidi="hi_IN"/>
-          </w:rPr>
-          <w:rPr>
-            <w:color w:val="0000EE"/>
-            <w:u w:val="single"/>
-          </w:rPr>
-          <w:t>नहूम 03:8–09</w:t>
-        </w:r>
-      </w:hyperlink>
-    </w:p>
-    <w:p>
-      <w:pPr>
-        <w:pStyle w:val="ListBullet"/>
-        <w:spacing w:line="240" w:lineRule="auto"/>
-        <w:ind w:left="720"/>
-      </w:pPr>
-      <w:r>
-        <w:rPr>
-          <w:lang w:val="hi_IN" w:bidi="hi_IN"/>
-        </w:rPr>
-      </w:r>
-      <w:hyperlink r:id="rId195">
-        <w:r>
-          <w:rPr>
-            <w:lang w:val="hi_IN" w:bidi="hi_IN"/>
-          </w:rPr>
-          <w:rPr>
-            <w:color w:val="0000EE"/>
-            <w:u w:val="single"/>
-          </w:rPr>
-          <w:t>सपन्याह 03:9–11</w:t>
-        </w:r>
-      </w:hyperlink>
+      <w:r>
+        <w:rPr>
+          <w:lang w:val="hi_IN" w:bidi="hi_IN"/>
+        </w:rPr>
+        <w:t>प्रे.का. 08:27</w:t>
+      </w:r>
+    </w:p>
+    <w:p>
+      <w:pPr>
+        <w:pStyle w:val="ListBullet"/>
+        <w:spacing w:line="240" w:lineRule="auto"/>
+        <w:ind w:left="720"/>
+      </w:pPr>
+      <w:r>
+        <w:rPr>
+          <w:lang w:val="hi_IN" w:bidi="hi_IN"/>
+        </w:rPr>
+      </w:r>
+      <w:r>
+        <w:rPr>
+          <w:lang w:val="hi_IN" w:bidi="hi_IN"/>
+        </w:rPr>
+        <w:t>प्रे.का. 08:30</w:t>
+      </w:r>
+    </w:p>
+    <w:p>
+      <w:pPr>
+        <w:pStyle w:val="ListBullet"/>
+        <w:spacing w:line="240" w:lineRule="auto"/>
+        <w:ind w:left="720"/>
+      </w:pPr>
+      <w:r>
+        <w:rPr>
+          <w:lang w:val="hi_IN" w:bidi="hi_IN"/>
+        </w:rPr>
+      </w:r>
+      <w:r>
+        <w:rPr>
+          <w:lang w:val="hi_IN" w:bidi="hi_IN"/>
+        </w:rPr>
+        <w:t>प्रे.का. 08:32–33</w:t>
+      </w:r>
+    </w:p>
+    <w:p>
+      <w:pPr>
+        <w:pStyle w:val="ListBullet"/>
+        <w:spacing w:line="240" w:lineRule="auto"/>
+        <w:ind w:left="720"/>
+      </w:pPr>
+      <w:r>
+        <w:rPr>
+          <w:lang w:val="hi_IN" w:bidi="hi_IN"/>
+        </w:rPr>
+      </w:r>
+      <w:r>
+        <w:rPr>
+          <w:lang w:val="hi_IN" w:bidi="hi_IN"/>
+        </w:rPr>
+        <w:t>प्रे.का. 08:36–38</w:t>
+      </w:r>
+    </w:p>
+    <w:p>
+      <w:pPr>
+        <w:pStyle w:val="ListBullet"/>
+        <w:spacing w:line="240" w:lineRule="auto"/>
+        <w:ind w:left="720"/>
+      </w:pPr>
+      <w:r>
+        <w:rPr>
+          <w:lang w:val="hi_IN" w:bidi="hi_IN"/>
+        </w:rPr>
+      </w:r>
+      <w:r>
+        <w:rPr>
+          <w:lang w:val="hi_IN" w:bidi="hi_IN"/>
+        </w:rPr>
+        <w:t>यशायाह 18:1–2</w:t>
+      </w:r>
+    </w:p>
+    <w:p>
+      <w:pPr>
+        <w:pStyle w:val="ListBullet"/>
+        <w:spacing w:line="240" w:lineRule="auto"/>
+        <w:ind w:left="720"/>
+      </w:pPr>
+      <w:r>
+        <w:rPr>
+          <w:lang w:val="hi_IN" w:bidi="hi_IN"/>
+        </w:rPr>
+      </w:r>
+      <w:r>
+        <w:rPr>
+          <w:lang w:val="hi_IN" w:bidi="hi_IN"/>
+        </w:rPr>
+        <w:t>नहूम 03:8–09</w:t>
+      </w:r>
+    </w:p>
+    <w:p>
+      <w:pPr>
+        <w:pStyle w:val="ListBullet"/>
+        <w:spacing w:line="240" w:lineRule="auto"/>
+        <w:ind w:left="720"/>
+      </w:pPr>
+      <w:r>
+        <w:rPr>
+          <w:lang w:val="hi_IN" w:bidi="hi_IN"/>
+        </w:rPr>
+      </w:r>
+      <w:r>
+        <w:rPr>
+          <w:lang w:val="hi_IN" w:bidi="hi_IN"/>
+        </w:rPr>
+        <w:t>सपन्याह 03:9–11</w:t>
+      </w:r>
     </w:p>
     <w:p>
       <w:pPr>
@@ -16603,90 +15379,66 @@
           <w:lang w:val="hi_IN" w:bidi="hi_IN"/>
         </w:rPr>
       </w:r>
-      <w:hyperlink r:id="rId196">
-        <w:r>
-          <w:rPr>
-            <w:lang w:val="hi_IN" w:bidi="hi_IN"/>
-          </w:rPr>
-          <w:rPr>
-            <w:color w:val="0000EE"/>
-            <w:u w:val="single"/>
-          </w:rPr>
-          <w:t>यहेजकेल 1:5</w:t>
-        </w:r>
-      </w:hyperlink>
-    </w:p>
-    <w:p>
-      <w:pPr>
-        <w:pStyle w:val="ListBullet"/>
-        <w:spacing w:line="240" w:lineRule="auto"/>
-        <w:ind w:left="720"/>
-      </w:pPr>
-      <w:r>
-        <w:rPr>
-          <w:lang w:val="hi_IN" w:bidi="hi_IN"/>
-        </w:rPr>
-      </w:r>
-      <w:hyperlink r:id="rId197">
-        <w:r>
-          <w:rPr>
-            <w:lang w:val="hi_IN" w:bidi="hi_IN"/>
-          </w:rPr>
-          <w:rPr>
-            <w:color w:val="0000EE"/>
-            <w:u w:val="single"/>
-          </w:rPr>
-          <w:t>मरकुस 8:24</w:t>
-        </w:r>
-      </w:hyperlink>
-    </w:p>
-    <w:p>
-      <w:pPr>
-        <w:pStyle w:val="ListBullet"/>
-        <w:spacing w:line="240" w:lineRule="auto"/>
-        <w:ind w:left="720"/>
-      </w:pPr>
-      <w:r>
-        <w:rPr>
-          <w:lang w:val="hi_IN" w:bidi="hi_IN"/>
-        </w:rPr>
-      </w:r>
-      <w:hyperlink r:id="rId198">
-        <w:r>
-          <w:rPr>
-            <w:lang w:val="hi_IN" w:bidi="hi_IN"/>
-          </w:rPr>
-          <w:rPr>
-            <w:color w:val="0000EE"/>
-            <w:u w:val="single"/>
-          </w:rPr>
-          <w:t>मत्ती 17:2</w:t>
-        </w:r>
-      </w:hyperlink>
-    </w:p>
-    <w:p>
-      <w:pPr>
-        <w:pStyle w:val="ListBullet"/>
-        <w:spacing w:line="240" w:lineRule="auto"/>
-        <w:ind w:left="720"/>
-      </w:pPr>
-      <w:r>
-        <w:rPr>
-          <w:lang w:val="hi_IN" w:bidi="hi_IN"/>
-        </w:rPr>
-      </w:r>
-      <w:hyperlink r:id="rId199">
-        <w:r>
-          <w:rPr>
-            <w:lang w:val="hi_IN" w:bidi="hi_IN"/>
-          </w:rPr>
-          <w:rPr>
-            <w:color w:val="0000EE"/>
-            <w:u w:val="single"/>
-          </w:rPr>
-          <w:t>मत्ती 18:3</w:t>
-        </w:r>
-      </w:hyperlink>
+      <w:r>
+        <w:rPr>
+          <w:lang w:val="hi_IN" w:bidi="hi_IN"/>
+        </w:rPr>
+        <w:t>यहेजकेल 1:5</w:t>
+      </w:r>
+    </w:p>
+    <w:p>
+      <w:pPr>
+        <w:pStyle w:val="ListBullet"/>
+        <w:spacing w:line="240" w:lineRule="auto"/>
+        <w:ind w:left="720"/>
+      </w:pPr>
+      <w:r>
+        <w:rPr>
+          <w:lang w:val="hi_IN" w:bidi="hi_IN"/>
+        </w:rPr>
+      </w:r>
+      <w:r>
+        <w:rPr>
+          <w:lang w:val="hi_IN" w:bidi="hi_IN"/>
+        </w:rPr>
+        <w:t>मरकुस 8:24</w:t>
+      </w:r>
+    </w:p>
+    <w:p>
+      <w:pPr>
+        <w:pStyle w:val="ListBullet"/>
+        <w:spacing w:line="240" w:lineRule="auto"/>
+        <w:ind w:left="720"/>
+      </w:pPr>
+      <w:r>
+        <w:rPr>
+          <w:lang w:val="hi_IN" w:bidi="hi_IN"/>
+        </w:rPr>
+      </w:r>
+      <w:r>
+        <w:rPr>
+          <w:lang w:val="hi_IN" w:bidi="hi_IN"/>
+        </w:rPr>
+        <w:t>मत्ती 17:2</w:t>
+      </w:r>
+    </w:p>
+    <w:p>
+      <w:pPr>
+        <w:pStyle w:val="ListBullet"/>
+        <w:spacing w:line="240" w:lineRule="auto"/>
+        <w:ind w:left="720"/>
+      </w:pPr>
+      <w:r>
+        <w:rPr>
+          <w:lang w:val="hi_IN" w:bidi="hi_IN"/>
+        </w:rPr>
+      </w:r>
+      <w:r>
+        <w:rPr>
+          <w:lang w:val="hi_IN" w:bidi="hi_IN"/>
+        </w:rPr>
+        <w:t>मत्ती 18:3</w:t>
+      </w:r>
     </w:p>
     <w:p>
       <w:pPr>
@@ -16717,18 +15469,12 @@
           <w:lang w:val="hi_IN" w:bidi="hi_IN"/>
         </w:rPr>
       </w:r>
-      <w:hyperlink r:id="rId200">
-        <w:r>
-          <w:rPr>
-            <w:lang w:val="hi_IN" w:bidi="hi_IN"/>
-          </w:rPr>
-          <w:rPr>
-            <w:color w:val="0000EE"/>
-            <w:u w:val="single"/>
-          </w:rPr>
-          <w:t>प्रकाशितवाक्य 1:12–13</w:t>
-        </w:r>
-      </w:hyperlink>
+      <w:r>
+        <w:rPr>
+          <w:lang w:val="hi_IN" w:bidi="hi_IN"/>
+        </w:rPr>
+        <w:t>प्रकाशितवाक्य 1:12–13</w:t>
+      </w:r>
     </w:p>
     <w:p>
       <w:pPr>
@@ -17006,18 +15752,12 @@
           <w:lang w:val="hi_IN" w:bidi="hi_IN"/>
         </w:rPr>
       </w:r>
-      <w:hyperlink r:id="rId201">
-        <w:r>
-          <w:rPr>
-            <w:lang w:val="hi_IN" w:bidi="hi_IN"/>
-          </w:rPr>
-          <w:rPr>
-            <w:color w:val="0000EE"/>
-            <w:u w:val="single"/>
-          </w:rPr>
-          <w:t>श्रेष्ठगीत 01:5–6</w:t>
-        </w:r>
-      </w:hyperlink>
+      <w:r>
+        <w:rPr>
+          <w:lang w:val="hi_IN" w:bidi="hi_IN"/>
+        </w:rPr>
+        <w:t>श्रेष्ठगीत 01:5–6</w:t>
+      </w:r>
     </w:p>
     <w:p>
       <w:pPr>
@@ -17307,66 +16047,48 @@
           <w:lang w:val="hi_IN" w:bidi="hi_IN"/>
         </w:rPr>
       </w:r>
-      <w:hyperlink r:id="rId63">
-        <w:r>
-          <w:rPr>
-            <w:lang w:val="hi_IN" w:bidi="hi_IN"/>
-          </w:rPr>
-          <w:rPr>
-            <w:color w:val="0000EE"/>
-            <w:u w:val="single"/>
-          </w:rPr>
-          <w:t>1 इतिहास 06:71–73</w:t>
-        </w:r>
-      </w:hyperlink>
-    </w:p>
-    <w:p>
-      <w:pPr>
-        <w:pStyle w:val="ListBullet"/>
-        <w:spacing w:line="240" w:lineRule="auto"/>
-        <w:ind w:left="720"/>
-      </w:pPr>
-      <w:r>
-        <w:rPr>
-          <w:lang w:val="hi_IN" w:bidi="hi_IN"/>
-        </w:rPr>
-      </w:r>
-      <w:hyperlink r:id="rId202">
-        <w:r>
-          <w:rPr>
-            <w:lang w:val="hi_IN" w:bidi="hi_IN"/>
-          </w:rPr>
-          <w:rPr>
-            <w:color w:val="0000EE"/>
-            <w:u w:val="single"/>
-          </w:rPr>
-          <w:t>यहोशू 19:35–37</w:t>
-        </w:r>
-      </w:hyperlink>
-    </w:p>
-    <w:p>
-      <w:pPr>
-        <w:pStyle w:val="ListBullet"/>
-        <w:spacing w:line="240" w:lineRule="auto"/>
-        <w:ind w:left="720"/>
-      </w:pPr>
-      <w:r>
-        <w:rPr>
-          <w:lang w:val="hi_IN" w:bidi="hi_IN"/>
-        </w:rPr>
-      </w:r>
-      <w:hyperlink r:id="rId203">
-        <w:r>
-          <w:rPr>
-            <w:lang w:val="hi_IN" w:bidi="hi_IN"/>
-          </w:rPr>
-          <w:rPr>
-            <w:color w:val="0000EE"/>
-            <w:u w:val="single"/>
-          </w:rPr>
-          <w:t>न्यायियों 04:10</w:t>
-        </w:r>
-      </w:hyperlink>
+      <w:r>
+        <w:rPr>
+          <w:lang w:val="hi_IN" w:bidi="hi_IN"/>
+        </w:rPr>
+        <w:t>1 इतिहास 06:71–73</w:t>
+      </w:r>
+    </w:p>
+    <w:p>
+      <w:pPr>
+        <w:pStyle w:val="ListBullet"/>
+        <w:spacing w:line="240" w:lineRule="auto"/>
+        <w:ind w:left="720"/>
+      </w:pPr>
+      <w:r>
+        <w:rPr>
+          <w:lang w:val="hi_IN" w:bidi="hi_IN"/>
+        </w:rPr>
+      </w:r>
+      <w:r>
+        <w:rPr>
+          <w:lang w:val="hi_IN" w:bidi="hi_IN"/>
+        </w:rPr>
+        <w:t>यहोशू 19:35–37</w:t>
+      </w:r>
+    </w:p>
+    <w:p>
+      <w:pPr>
+        <w:pStyle w:val="ListBullet"/>
+        <w:spacing w:line="240" w:lineRule="auto"/>
+        <w:ind w:left="720"/>
+      </w:pPr>
+      <w:r>
+        <w:rPr>
+          <w:lang w:val="hi_IN" w:bidi="hi_IN"/>
+        </w:rPr>
+      </w:r>
+      <w:r>
+        <w:rPr>
+          <w:lang w:val="hi_IN" w:bidi="hi_IN"/>
+        </w:rPr>
+        <w:t>न्यायियों 04:10</w:t>
+      </w:r>
     </w:p>
     <w:p>
       <w:pPr>
@@ -17584,138 +16306,102 @@
           <w:lang w:val="hi_IN" w:bidi="hi_IN"/>
         </w:rPr>
       </w:r>
-      <w:hyperlink r:id="rId204">
-        <w:r>
-          <w:rPr>
-            <w:lang w:val="hi_IN" w:bidi="hi_IN"/>
-          </w:rPr>
-          <w:rPr>
-            <w:color w:val="0000EE"/>
-            <w:u w:val="single"/>
-          </w:rPr>
-          <w:t>1 यूहन्ना 3:12</w:t>
-        </w:r>
-      </w:hyperlink>
-    </w:p>
-    <w:p>
-      <w:pPr>
-        <w:pStyle w:val="ListBullet"/>
-        <w:spacing w:line="240" w:lineRule="auto"/>
-        <w:ind w:left="720"/>
-      </w:pPr>
-      <w:r>
-        <w:rPr>
-          <w:lang w:val="hi_IN" w:bidi="hi_IN"/>
-        </w:rPr>
-      </w:r>
-      <w:hyperlink r:id="rId205">
-        <w:r>
-          <w:rPr>
-            <w:lang w:val="hi_IN" w:bidi="hi_IN"/>
-          </w:rPr>
-          <w:rPr>
-            <w:color w:val="0000EE"/>
-            <w:u w:val="single"/>
-          </w:rPr>
-          <w:t>उत्पत्ति 4:2</w:t>
-        </w:r>
-      </w:hyperlink>
-    </w:p>
-    <w:p>
-      <w:pPr>
-        <w:pStyle w:val="ListBullet"/>
-        <w:spacing w:line="240" w:lineRule="auto"/>
-        <w:ind w:left="720"/>
-      </w:pPr>
-      <w:r>
-        <w:rPr>
-          <w:lang w:val="hi_IN" w:bidi="hi_IN"/>
-        </w:rPr>
-      </w:r>
-      <w:hyperlink r:id="rId206">
-        <w:r>
-          <w:rPr>
-            <w:lang w:val="hi_IN" w:bidi="hi_IN"/>
-          </w:rPr>
-          <w:rPr>
-            <w:color w:val="0000EE"/>
-            <w:u w:val="single"/>
-          </w:rPr>
-          <w:t>उत्पत्ति 4:9</w:t>
-        </w:r>
-      </w:hyperlink>
-    </w:p>
-    <w:p>
-      <w:pPr>
-        <w:pStyle w:val="ListBullet"/>
-        <w:spacing w:line="240" w:lineRule="auto"/>
-        <w:ind w:left="720"/>
-      </w:pPr>
-      <w:r>
-        <w:rPr>
-          <w:lang w:val="hi_IN" w:bidi="hi_IN"/>
-        </w:rPr>
-      </w:r>
-      <w:hyperlink r:id="rId207">
-        <w:r>
-          <w:rPr>
-            <w:lang w:val="hi_IN" w:bidi="hi_IN"/>
-          </w:rPr>
-          <w:rPr>
-            <w:color w:val="0000EE"/>
-            <w:u w:val="single"/>
-          </w:rPr>
-          <w:t>उत्पत्ति 4:15</w:t>
-        </w:r>
-      </w:hyperlink>
-    </w:p>
-    <w:p>
-      <w:pPr>
-        <w:pStyle w:val="ListBullet"/>
-        <w:spacing w:line="240" w:lineRule="auto"/>
-        <w:ind w:left="720"/>
-      </w:pPr>
-      <w:r>
-        <w:rPr>
-          <w:lang w:val="hi_IN" w:bidi="hi_IN"/>
-        </w:rPr>
-      </w:r>
-      <w:hyperlink r:id="rId208">
-        <w:r>
-          <w:rPr>
-            <w:lang w:val="hi_IN" w:bidi="hi_IN"/>
-          </w:rPr>
-          <w:rPr>
-            <w:color w:val="0000EE"/>
-            <w:u w:val="single"/>
-          </w:rPr>
-          <w:t>इब्रानियों 11:4</w:t>
-        </w:r>
-      </w:hyperlink>
-    </w:p>
-    <w:p>
-      <w:pPr>
-        <w:pStyle w:val="ListBullet"/>
-        <w:spacing w:line="240" w:lineRule="auto"/>
-        <w:ind w:left="720"/>
-      </w:pPr>
-      <w:r>
-        <w:rPr>
-          <w:lang w:val="hi_IN" w:bidi="hi_IN"/>
-        </w:rPr>
-      </w:r>
-      <w:hyperlink r:id="rId209">
-        <w:r>
-          <w:rPr>
-            <w:lang w:val="hi_IN" w:bidi="hi_IN"/>
-          </w:rPr>
-          <w:rPr>
-            <w:color w:val="0000EE"/>
-            <w:u w:val="single"/>
-          </w:rPr>
-          <w:t>यहूदा 1:11</w:t>
-        </w:r>
-      </w:hyperlink>
+      <w:r>
+        <w:rPr>
+          <w:lang w:val="hi_IN" w:bidi="hi_IN"/>
+        </w:rPr>
+        <w:t>1 यूहन्ना 3:12</w:t>
+      </w:r>
+    </w:p>
+    <w:p>
+      <w:pPr>
+        <w:pStyle w:val="ListBullet"/>
+        <w:spacing w:line="240" w:lineRule="auto"/>
+        <w:ind w:left="720"/>
+      </w:pPr>
+      <w:r>
+        <w:rPr>
+          <w:lang w:val="hi_IN" w:bidi="hi_IN"/>
+        </w:rPr>
+      </w:r>
+      <w:r>
+        <w:rPr>
+          <w:lang w:val="hi_IN" w:bidi="hi_IN"/>
+        </w:rPr>
+        <w:t>उत्पत्ति 4:2</w:t>
+      </w:r>
+    </w:p>
+    <w:p>
+      <w:pPr>
+        <w:pStyle w:val="ListBullet"/>
+        <w:spacing w:line="240" w:lineRule="auto"/>
+        <w:ind w:left="720"/>
+      </w:pPr>
+      <w:r>
+        <w:rPr>
+          <w:lang w:val="hi_IN" w:bidi="hi_IN"/>
+        </w:rPr>
+      </w:r>
+      <w:r>
+        <w:rPr>
+          <w:lang w:val="hi_IN" w:bidi="hi_IN"/>
+        </w:rPr>
+        <w:t>उत्पत्ति 4:9</w:t>
+      </w:r>
+    </w:p>
+    <w:p>
+      <w:pPr>
+        <w:pStyle w:val="ListBullet"/>
+        <w:spacing w:line="240" w:lineRule="auto"/>
+        <w:ind w:left="720"/>
+      </w:pPr>
+      <w:r>
+        <w:rPr>
+          <w:lang w:val="hi_IN" w:bidi="hi_IN"/>
+        </w:rPr>
+      </w:r>
+      <w:r>
+        <w:rPr>
+          <w:lang w:val="hi_IN" w:bidi="hi_IN"/>
+        </w:rPr>
+        <w:t>उत्पत्ति 4:15</w:t>
+      </w:r>
+    </w:p>
+    <w:p>
+      <w:pPr>
+        <w:pStyle w:val="ListBullet"/>
+        <w:spacing w:line="240" w:lineRule="auto"/>
+        <w:ind w:left="720"/>
+      </w:pPr>
+      <w:r>
+        <w:rPr>
+          <w:lang w:val="hi_IN" w:bidi="hi_IN"/>
+        </w:rPr>
+      </w:r>
+      <w:r>
+        <w:rPr>
+          <w:lang w:val="hi_IN" w:bidi="hi_IN"/>
+        </w:rPr>
+        <w:t>इब्रानियों 11:4</w:t>
+      </w:r>
+    </w:p>
+    <w:p>
+      <w:pPr>
+        <w:pStyle w:val="ListBullet"/>
+        <w:spacing w:line="240" w:lineRule="auto"/>
+        <w:ind w:left="720"/>
+      </w:pPr>
+      <w:r>
+        <w:rPr>
+          <w:lang w:val="hi_IN" w:bidi="hi_IN"/>
+        </w:rPr>
+      </w:r>
+      <w:r>
+        <w:rPr>
+          <w:lang w:val="hi_IN" w:bidi="hi_IN"/>
+        </w:rPr>
+        <w:t>यहूदा 1:11</w:t>
+      </w:r>
     </w:p>
     <w:p>
       <w:pPr>
@@ -17933,114 +16619,84 @@
           <w:lang w:val="hi_IN" w:bidi="hi_IN"/>
         </w:rPr>
       </w:r>
-      <w:hyperlink r:id="rId210">
-        <w:r>
-          <w:rPr>
-            <w:lang w:val="hi_IN" w:bidi="hi_IN"/>
-          </w:rPr>
-          <w:rPr>
-            <w:color w:val="0000EE"/>
-            <w:u w:val="single"/>
-          </w:rPr>
-          <w:t>प्रे.का. 4:7</w:t>
-        </w:r>
-      </w:hyperlink>
-    </w:p>
-    <w:p>
-      <w:pPr>
-        <w:pStyle w:val="ListBullet"/>
-        <w:spacing w:line="240" w:lineRule="auto"/>
-        <w:ind w:left="720"/>
-      </w:pPr>
-      <w:r>
-        <w:rPr>
-          <w:lang w:val="hi_IN" w:bidi="hi_IN"/>
-        </w:rPr>
-      </w:r>
-      <w:hyperlink r:id="rId211">
-        <w:r>
-          <w:rPr>
-            <w:lang w:val="hi_IN" w:bidi="hi_IN"/>
-          </w:rPr>
-          <w:rPr>
-            <w:color w:val="0000EE"/>
-            <w:u w:val="single"/>
-          </w:rPr>
-          <w:t>यूहन्ना 18:12</w:t>
-        </w:r>
-      </w:hyperlink>
-    </w:p>
-    <w:p>
-      <w:pPr>
-        <w:pStyle w:val="ListBullet"/>
-        <w:spacing w:line="240" w:lineRule="auto"/>
-        <w:ind w:left="720"/>
-      </w:pPr>
-      <w:r>
-        <w:rPr>
-          <w:lang w:val="hi_IN" w:bidi="hi_IN"/>
-        </w:rPr>
-      </w:r>
-      <w:hyperlink r:id="rId212">
-        <w:r>
-          <w:rPr>
-            <w:lang w:val="hi_IN" w:bidi="hi_IN"/>
-          </w:rPr>
-          <w:rPr>
-            <w:color w:val="0000EE"/>
-            <w:u w:val="single"/>
-          </w:rPr>
-          <w:t>लूका 3:2</w:t>
-        </w:r>
-      </w:hyperlink>
-    </w:p>
-    <w:p>
-      <w:pPr>
-        <w:pStyle w:val="ListBullet"/>
-        <w:spacing w:line="240" w:lineRule="auto"/>
-        <w:ind w:left="720"/>
-      </w:pPr>
-      <w:r>
-        <w:rPr>
-          <w:lang w:val="hi_IN" w:bidi="hi_IN"/>
-        </w:rPr>
-      </w:r>
-      <w:hyperlink r:id="rId213">
-        <w:r>
-          <w:rPr>
-            <w:lang w:val="hi_IN" w:bidi="hi_IN"/>
-          </w:rPr>
-          <w:rPr>
-            <w:color w:val="0000EE"/>
-            <w:u w:val="single"/>
-          </w:rPr>
-          <w:t>मत्ती 26:3–5</w:t>
-        </w:r>
-      </w:hyperlink>
-    </w:p>
-    <w:p>
-      <w:pPr>
-        <w:pStyle w:val="ListBullet"/>
-        <w:spacing w:line="240" w:lineRule="auto"/>
-        <w:ind w:left="720"/>
-      </w:pPr>
-      <w:r>
-        <w:rPr>
-          <w:lang w:val="hi_IN" w:bidi="hi_IN"/>
-        </w:rPr>
-      </w:r>
-      <w:hyperlink r:id="rId214">
-        <w:r>
-          <w:rPr>
-            <w:lang w:val="hi_IN" w:bidi="hi_IN"/>
-          </w:rPr>
-          <w:rPr>
-            <w:color w:val="0000EE"/>
-            <w:u w:val="single"/>
-          </w:rPr>
-          <w:t>मत्ती 26:57–58</w:t>
-        </w:r>
-      </w:hyperlink>
+      <w:r>
+        <w:rPr>
+          <w:lang w:val="hi_IN" w:bidi="hi_IN"/>
+        </w:rPr>
+        <w:t>प्रे.का. 4:7</w:t>
+      </w:r>
+    </w:p>
+    <w:p>
+      <w:pPr>
+        <w:pStyle w:val="ListBullet"/>
+        <w:spacing w:line="240" w:lineRule="auto"/>
+        <w:ind w:left="720"/>
+      </w:pPr>
+      <w:r>
+        <w:rPr>
+          <w:lang w:val="hi_IN" w:bidi="hi_IN"/>
+        </w:rPr>
+      </w:r>
+      <w:r>
+        <w:rPr>
+          <w:lang w:val="hi_IN" w:bidi="hi_IN"/>
+        </w:rPr>
+        <w:t>यूहन्ना 18:12</w:t>
+      </w:r>
+    </w:p>
+    <w:p>
+      <w:pPr>
+        <w:pStyle w:val="ListBullet"/>
+        <w:spacing w:line="240" w:lineRule="auto"/>
+        <w:ind w:left="720"/>
+      </w:pPr>
+      <w:r>
+        <w:rPr>
+          <w:lang w:val="hi_IN" w:bidi="hi_IN"/>
+        </w:rPr>
+      </w:r>
+      <w:r>
+        <w:rPr>
+          <w:lang w:val="hi_IN" w:bidi="hi_IN"/>
+        </w:rPr>
+        <w:t>लूका 3:2</w:t>
+      </w:r>
+    </w:p>
+    <w:p>
+      <w:pPr>
+        <w:pStyle w:val="ListBullet"/>
+        <w:spacing w:line="240" w:lineRule="auto"/>
+        <w:ind w:left="720"/>
+      </w:pPr>
+      <w:r>
+        <w:rPr>
+          <w:lang w:val="hi_IN" w:bidi="hi_IN"/>
+        </w:rPr>
+      </w:r>
+      <w:r>
+        <w:rPr>
+          <w:lang w:val="hi_IN" w:bidi="hi_IN"/>
+        </w:rPr>
+        <w:t>मत्ती 26:3–5</w:t>
+      </w:r>
+    </w:p>
+    <w:p>
+      <w:pPr>
+        <w:pStyle w:val="ListBullet"/>
+        <w:spacing w:line="240" w:lineRule="auto"/>
+        <w:ind w:left="720"/>
+      </w:pPr>
+      <w:r>
+        <w:rPr>
+          <w:lang w:val="hi_IN" w:bidi="hi_IN"/>
+        </w:rPr>
+      </w:r>
+      <w:r>
+        <w:rPr>
+          <w:lang w:val="hi_IN" w:bidi="hi_IN"/>
+        </w:rPr>
+        <w:t>मत्ती 26:57–58</w:t>
+      </w:r>
     </w:p>
     <w:p>
       <w:pPr>
@@ -18324,162 +16980,120 @@
           <w:lang w:val="hi_IN" w:bidi="hi_IN"/>
         </w:rPr>
       </w:r>
-      <w:hyperlink r:id="rId215">
-        <w:r>
-          <w:rPr>
-            <w:lang w:val="hi_IN" w:bidi="hi_IN"/>
-          </w:rPr>
-          <w:rPr>
-            <w:color w:val="0000EE"/>
-            <w:u w:val="single"/>
-          </w:rPr>
-          <w:t>प्रे.का. 25:6</w:t>
-        </w:r>
-      </w:hyperlink>
-    </w:p>
-    <w:p>
-      <w:pPr>
-        <w:pStyle w:val="ListBullet"/>
-        <w:spacing w:line="240" w:lineRule="auto"/>
-        <w:ind w:left="720"/>
-      </w:pPr>
-      <w:r>
-        <w:rPr>
-          <w:lang w:val="hi_IN" w:bidi="hi_IN"/>
-        </w:rPr>
-      </w:r>
-      <w:hyperlink r:id="rId216">
-        <w:r>
-          <w:rPr>
-            <w:lang w:val="hi_IN" w:bidi="hi_IN"/>
-          </w:rPr>
-          <w:rPr>
-            <w:color w:val="0000EE"/>
-            <w:u w:val="single"/>
-          </w:rPr>
-          <w:t>लूका 2:1</w:t>
-        </w:r>
-      </w:hyperlink>
-    </w:p>
-    <w:p>
-      <w:pPr>
-        <w:pStyle w:val="ListBullet"/>
-        <w:spacing w:line="240" w:lineRule="auto"/>
-        <w:ind w:left="720"/>
-      </w:pPr>
-      <w:r>
-        <w:rPr>
-          <w:lang w:val="hi_IN" w:bidi="hi_IN"/>
-        </w:rPr>
-      </w:r>
-      <w:hyperlink r:id="rId217">
-        <w:r>
-          <w:rPr>
-            <w:lang w:val="hi_IN" w:bidi="hi_IN"/>
-          </w:rPr>
-          <w:rPr>
-            <w:color w:val="0000EE"/>
-            <w:u w:val="single"/>
-          </w:rPr>
-          <w:t>लूका 20:23–24</w:t>
-        </w:r>
-      </w:hyperlink>
-    </w:p>
-    <w:p>
-      <w:pPr>
-        <w:pStyle w:val="ListBullet"/>
-        <w:spacing w:line="240" w:lineRule="auto"/>
-        <w:ind w:left="720"/>
-      </w:pPr>
-      <w:r>
-        <w:rPr>
-          <w:lang w:val="hi_IN" w:bidi="hi_IN"/>
-        </w:rPr>
-      </w:r>
-      <w:hyperlink r:id="rId65">
-        <w:r>
-          <w:rPr>
-            <w:lang w:val="hi_IN" w:bidi="hi_IN"/>
-          </w:rPr>
-          <w:rPr>
-            <w:color w:val="0000EE"/>
-            <w:u w:val="single"/>
-          </w:rPr>
-          <w:t>लूका 23:2</w:t>
-        </w:r>
-      </w:hyperlink>
-    </w:p>
-    <w:p>
-      <w:pPr>
-        <w:pStyle w:val="ListBullet"/>
-        <w:spacing w:line="240" w:lineRule="auto"/>
-        <w:ind w:left="720"/>
-      </w:pPr>
-      <w:r>
-        <w:rPr>
-          <w:lang w:val="hi_IN" w:bidi="hi_IN"/>
-        </w:rPr>
-      </w:r>
-      <w:hyperlink r:id="rId218">
-        <w:r>
-          <w:rPr>
-            <w:lang w:val="hi_IN" w:bidi="hi_IN"/>
-          </w:rPr>
-          <w:rPr>
-            <w:color w:val="0000EE"/>
-            <w:u w:val="single"/>
-          </w:rPr>
-          <w:t>मरकुस 12:13–15</w:t>
-        </w:r>
-      </w:hyperlink>
-    </w:p>
-    <w:p>
-      <w:pPr>
-        <w:pStyle w:val="ListBullet"/>
-        <w:spacing w:line="240" w:lineRule="auto"/>
-        <w:ind w:left="720"/>
-      </w:pPr>
-      <w:r>
-        <w:rPr>
-          <w:lang w:val="hi_IN" w:bidi="hi_IN"/>
-        </w:rPr>
-      </w:r>
-      <w:hyperlink r:id="rId219">
-        <w:r>
-          <w:rPr>
-            <w:lang w:val="hi_IN" w:bidi="hi_IN"/>
-          </w:rPr>
-          <w:rPr>
-            <w:color w:val="0000EE"/>
-            <w:u w:val="single"/>
-          </w:rPr>
-          <w:t>मत्ती 22:17</w:t>
-        </w:r>
-      </w:hyperlink>
-    </w:p>
-    <w:p>
-      <w:pPr>
-        <w:pStyle w:val="ListBullet"/>
-        <w:spacing w:line="240" w:lineRule="auto"/>
-        <w:ind w:left="720"/>
-      </w:pPr>
-      <w:r>
-        <w:rPr>
-          <w:lang w:val="hi_IN" w:bidi="hi_IN"/>
-        </w:rPr>
-      </w:r>
-      <w:hyperlink r:id="rId220">
-        <w:r>
-          <w:rPr>
-            <w:lang w:val="hi_IN" w:bidi="hi_IN"/>
-          </w:rPr>
-          <w:rPr>
-            <w:color w:val="0000EE"/>
-            <w:u w:val="single"/>
-          </w:rPr>
-          <w:t>फिलिप्पियों 4: 22</w:t>
-        </w:r>
-      </w:hyperlink>
+      <w:r>
+        <w:rPr>
+          <w:lang w:val="hi_IN" w:bidi="hi_IN"/>
+        </w:rPr>
+        <w:t>प्रे.का. 25:6</w:t>
+      </w:r>
+    </w:p>
+    <w:p>
+      <w:pPr>
+        <w:pStyle w:val="ListBullet"/>
+        <w:spacing w:line="240" w:lineRule="auto"/>
+        <w:ind w:left="720"/>
+      </w:pPr>
+      <w:r>
+        <w:rPr>
+          <w:lang w:val="hi_IN" w:bidi="hi_IN"/>
+        </w:rPr>
+      </w:r>
+      <w:r>
+        <w:rPr>
+          <w:lang w:val="hi_IN" w:bidi="hi_IN"/>
+        </w:rPr>
+        <w:t>लूका 2:1</w:t>
+      </w:r>
+    </w:p>
+    <w:p>
+      <w:pPr>
+        <w:pStyle w:val="ListBullet"/>
+        <w:spacing w:line="240" w:lineRule="auto"/>
+        <w:ind w:left="720"/>
+      </w:pPr>
+      <w:r>
+        <w:rPr>
+          <w:lang w:val="hi_IN" w:bidi="hi_IN"/>
+        </w:rPr>
+      </w:r>
+      <w:r>
+        <w:rPr>
+          <w:lang w:val="hi_IN" w:bidi="hi_IN"/>
+        </w:rPr>
+        <w:t>लूका 20:23–24</w:t>
+      </w:r>
+    </w:p>
+    <w:p>
+      <w:pPr>
+        <w:pStyle w:val="ListBullet"/>
+        <w:spacing w:line="240" w:lineRule="auto"/>
+        <w:ind w:left="720"/>
+      </w:pPr>
+      <w:r>
+        <w:rPr>
+          <w:lang w:val="hi_IN" w:bidi="hi_IN"/>
+        </w:rPr>
+      </w:r>
+      <w:r>
+        <w:rPr>
+          <w:lang w:val="hi_IN" w:bidi="hi_IN"/>
+        </w:rPr>
+        <w:t>लूका 23:2</w:t>
+      </w:r>
+    </w:p>
+    <w:p>
+      <w:pPr>
+        <w:pStyle w:val="ListBullet"/>
+        <w:spacing w:line="240" w:lineRule="auto"/>
+        <w:ind w:left="720"/>
+      </w:pPr>
+      <w:r>
+        <w:rPr>
+          <w:lang w:val="hi_IN" w:bidi="hi_IN"/>
+        </w:rPr>
+      </w:r>
+      <w:r>
+        <w:rPr>
+          <w:lang w:val="hi_IN" w:bidi="hi_IN"/>
+        </w:rPr>
+        <w:t>मरकुस 12:13–15</w:t>
+      </w:r>
+    </w:p>
+    <w:p>
+      <w:pPr>
+        <w:pStyle w:val="ListBullet"/>
+        <w:spacing w:line="240" w:lineRule="auto"/>
+        <w:ind w:left="720"/>
+      </w:pPr>
+      <w:r>
+        <w:rPr>
+          <w:lang w:val="hi_IN" w:bidi="hi_IN"/>
+        </w:rPr>
+      </w:r>
+      <w:r>
+        <w:rPr>
+          <w:lang w:val="hi_IN" w:bidi="hi_IN"/>
+        </w:rPr>
+        <w:t>मत्ती 22:17</w:t>
+      </w:r>
+    </w:p>
+    <w:p>
+      <w:pPr>
+        <w:pStyle w:val="ListBullet"/>
+        <w:spacing w:line="240" w:lineRule="auto"/>
+        <w:ind w:left="720"/>
+      </w:pPr>
+      <w:r>
+        <w:rPr>
+          <w:lang w:val="hi_IN" w:bidi="hi_IN"/>
+        </w:rPr>
+      </w:r>
+      <w:r>
+        <w:rPr>
+          <w:lang w:val="hi_IN" w:bidi="hi_IN"/>
+        </w:rPr>
+        <w:t>फिलिप्पियों 4: 22</w:t>
+      </w:r>
     </w:p>
     <w:p>
       <w:pPr>
@@ -18793,138 +17407,102 @@
           <w:lang w:val="hi_IN" w:bidi="hi_IN"/>
         </w:rPr>
       </w:r>
-      <w:hyperlink r:id="rId221">
-        <w:r>
-          <w:rPr>
-            <w:lang w:val="hi_IN" w:bidi="hi_IN"/>
-          </w:rPr>
-          <w:rPr>
-            <w:color w:val="0000EE"/>
-            <w:u w:val="single"/>
-          </w:rPr>
-          <w:t>प्रे.का. 9:30</w:t>
-        </w:r>
-      </w:hyperlink>
-    </w:p>
-    <w:p>
-      <w:pPr>
-        <w:pStyle w:val="ListBullet"/>
-        <w:spacing w:line="240" w:lineRule="auto"/>
-        <w:ind w:left="720"/>
-      </w:pPr>
-      <w:r>
-        <w:rPr>
-          <w:lang w:val="hi_IN" w:bidi="hi_IN"/>
-        </w:rPr>
-      </w:r>
-      <w:hyperlink r:id="rId152">
-        <w:r>
-          <w:rPr>
-            <w:lang w:val="hi_IN" w:bidi="hi_IN"/>
-          </w:rPr>
-          <w:rPr>
-            <w:color w:val="0000EE"/>
-            <w:u w:val="single"/>
-          </w:rPr>
-          <w:t>प्रे.का. 10:1–2</w:t>
-        </w:r>
-      </w:hyperlink>
-    </w:p>
-    <w:p>
-      <w:pPr>
-        <w:pStyle w:val="ListBullet"/>
-        <w:spacing w:line="240" w:lineRule="auto"/>
-        <w:ind w:left="720"/>
-      </w:pPr>
-      <w:r>
-        <w:rPr>
-          <w:lang w:val="hi_IN" w:bidi="hi_IN"/>
-        </w:rPr>
-      </w:r>
-      <w:hyperlink r:id="rId222">
-        <w:r>
-          <w:rPr>
-            <w:lang w:val="hi_IN" w:bidi="hi_IN"/>
-          </w:rPr>
-          <w:rPr>
-            <w:color w:val="0000EE"/>
-            <w:u w:val="single"/>
-          </w:rPr>
-          <w:t>प्रे.का. 25:1</w:t>
-        </w:r>
-      </w:hyperlink>
-    </w:p>
-    <w:p>
-      <w:pPr>
-        <w:pStyle w:val="ListBullet"/>
-        <w:spacing w:line="240" w:lineRule="auto"/>
-        <w:ind w:left="720"/>
-      </w:pPr>
-      <w:r>
-        <w:rPr>
-          <w:lang w:val="hi_IN" w:bidi="hi_IN"/>
-        </w:rPr>
-      </w:r>
-      <w:hyperlink r:id="rId223">
-        <w:r>
-          <w:rPr>
-            <w:lang w:val="hi_IN" w:bidi="hi_IN"/>
-          </w:rPr>
-          <w:rPr>
-            <w:color w:val="0000EE"/>
-            <w:u w:val="single"/>
-          </w:rPr>
-          <w:t>प्रे.का. 25:14</w:t>
-        </w:r>
-      </w:hyperlink>
-    </w:p>
-    <w:p>
-      <w:pPr>
-        <w:pStyle w:val="ListBullet"/>
-        <w:spacing w:line="240" w:lineRule="auto"/>
-        <w:ind w:left="720"/>
-      </w:pPr>
-      <w:r>
-        <w:rPr>
-          <w:lang w:val="hi_IN" w:bidi="hi_IN"/>
-        </w:rPr>
-      </w:r>
-      <w:hyperlink r:id="rId224">
-        <w:r>
-          <w:rPr>
-            <w:lang w:val="hi_IN" w:bidi="hi_IN"/>
-          </w:rPr>
-          <w:rPr>
-            <w:color w:val="0000EE"/>
-            <w:u w:val="single"/>
-          </w:rPr>
-          <w:t>मरकुस 08:27</w:t>
-        </w:r>
-      </w:hyperlink>
-    </w:p>
-    <w:p>
-      <w:pPr>
-        <w:pStyle w:val="ListBullet"/>
-        <w:spacing w:line="240" w:lineRule="auto"/>
-        <w:ind w:left="720"/>
-      </w:pPr>
-      <w:r>
-        <w:rPr>
-          <w:lang w:val="hi_IN" w:bidi="hi_IN"/>
-        </w:rPr>
-      </w:r>
-      <w:hyperlink r:id="rId225">
-        <w:r>
-          <w:rPr>
-            <w:lang w:val="hi_IN" w:bidi="hi_IN"/>
-          </w:rPr>
-          <w:rPr>
-            <w:color w:val="0000EE"/>
-            <w:u w:val="single"/>
-          </w:rPr>
-          <w:t>मत्ती 16:13–16</w:t>
-        </w:r>
-      </w:hyperlink>
+      <w:r>
+        <w:rPr>
+          <w:lang w:val="hi_IN" w:bidi="hi_IN"/>
+        </w:rPr>
+        <w:t>प्रे.का. 9:30</w:t>
+      </w:r>
+    </w:p>
+    <w:p>
+      <w:pPr>
+        <w:pStyle w:val="ListBullet"/>
+        <w:spacing w:line="240" w:lineRule="auto"/>
+        <w:ind w:left="720"/>
+      </w:pPr>
+      <w:r>
+        <w:rPr>
+          <w:lang w:val="hi_IN" w:bidi="hi_IN"/>
+        </w:rPr>
+      </w:r>
+      <w:r>
+        <w:rPr>
+          <w:lang w:val="hi_IN" w:bidi="hi_IN"/>
+        </w:rPr>
+        <w:t>प्रे.का. 10:1–2</w:t>
+      </w:r>
+    </w:p>
+    <w:p>
+      <w:pPr>
+        <w:pStyle w:val="ListBullet"/>
+        <w:spacing w:line="240" w:lineRule="auto"/>
+        <w:ind w:left="720"/>
+      </w:pPr>
+      <w:r>
+        <w:rPr>
+          <w:lang w:val="hi_IN" w:bidi="hi_IN"/>
+        </w:rPr>
+      </w:r>
+      <w:r>
+        <w:rPr>
+          <w:lang w:val="hi_IN" w:bidi="hi_IN"/>
+        </w:rPr>
+        <w:t>प्रे.का. 25:1</w:t>
+      </w:r>
+    </w:p>
+    <w:p>
+      <w:pPr>
+        <w:pStyle w:val="ListBullet"/>
+        <w:spacing w:line="240" w:lineRule="auto"/>
+        <w:ind w:left="720"/>
+      </w:pPr>
+      <w:r>
+        <w:rPr>
+          <w:lang w:val="hi_IN" w:bidi="hi_IN"/>
+        </w:rPr>
+      </w:r>
+      <w:r>
+        <w:rPr>
+          <w:lang w:val="hi_IN" w:bidi="hi_IN"/>
+        </w:rPr>
+        <w:t>प्रे.का. 25:14</w:t>
+      </w:r>
+    </w:p>
+    <w:p>
+      <w:pPr>
+        <w:pStyle w:val="ListBullet"/>
+        <w:spacing w:line="240" w:lineRule="auto"/>
+        <w:ind w:left="720"/>
+      </w:pPr>
+      <w:r>
+        <w:rPr>
+          <w:lang w:val="hi_IN" w:bidi="hi_IN"/>
+        </w:rPr>
+      </w:r>
+      <w:r>
+        <w:rPr>
+          <w:lang w:val="hi_IN" w:bidi="hi_IN"/>
+        </w:rPr>
+        <w:t>मरकुस 08:27</w:t>
+      </w:r>
+    </w:p>
+    <w:p>
+      <w:pPr>
+        <w:pStyle w:val="ListBullet"/>
+        <w:spacing w:line="240" w:lineRule="auto"/>
+        <w:ind w:left="720"/>
+      </w:pPr>
+      <w:r>
+        <w:rPr>
+          <w:lang w:val="hi_IN" w:bidi="hi_IN"/>
+        </w:rPr>
+      </w:r>
+      <w:r>
+        <w:rPr>
+          <w:lang w:val="hi_IN" w:bidi="hi_IN"/>
+        </w:rPr>
+        <w:t>मत्ती 16:13–16</w:t>
+      </w:r>
     </w:p>
     <w:p>
       <w:pPr>
@@ -19191,66 +17769,48 @@
           <w:lang w:val="hi_IN" w:bidi="hi_IN"/>
         </w:rPr>
       </w:r>
-      <w:hyperlink r:id="rId226">
-        <w:r>
-          <w:rPr>
-            <w:lang w:val="hi_IN" w:bidi="hi_IN"/>
-          </w:rPr>
-          <w:rPr>
-            <w:color w:val="0000EE"/>
-            <w:u w:val="single"/>
-          </w:rPr>
-          <w:t>प्रे.का. 4:11</w:t>
-        </w:r>
-      </w:hyperlink>
-    </w:p>
-    <w:p>
-      <w:pPr>
-        <w:pStyle w:val="ListBullet"/>
-        <w:spacing w:line="240" w:lineRule="auto"/>
-        <w:ind w:left="720"/>
-      </w:pPr>
-      <w:r>
-        <w:rPr>
-          <w:lang w:val="hi_IN" w:bidi="hi_IN"/>
-        </w:rPr>
-      </w:r>
-      <w:hyperlink r:id="rId227">
-        <w:r>
-          <w:rPr>
-            <w:lang w:val="hi_IN" w:bidi="hi_IN"/>
-          </w:rPr>
-          <w:rPr>
-            <w:color w:val="0000EE"/>
-            <w:u w:val="single"/>
-          </w:rPr>
-          <w:t>इफिसियों 2:20</w:t>
-        </w:r>
-      </w:hyperlink>
-    </w:p>
-    <w:p>
-      <w:pPr>
-        <w:pStyle w:val="ListBullet"/>
-        <w:spacing w:line="240" w:lineRule="auto"/>
-        <w:ind w:left="720"/>
-      </w:pPr>
-      <w:r>
-        <w:rPr>
-          <w:lang w:val="hi_IN" w:bidi="hi_IN"/>
-        </w:rPr>
-      </w:r>
-      <w:hyperlink r:id="rId228">
-        <w:r>
-          <w:rPr>
-            <w:lang w:val="hi_IN" w:bidi="hi_IN"/>
-          </w:rPr>
-          <w:rPr>
-            <w:color w:val="0000EE"/>
-            <w:u w:val="single"/>
-          </w:rPr>
-          <w:t>मत्ती 21:42</w:t>
-        </w:r>
-      </w:hyperlink>
+      <w:r>
+        <w:rPr>
+          <w:lang w:val="hi_IN" w:bidi="hi_IN"/>
+        </w:rPr>
+        <w:t>प्रे.का. 4:11</w:t>
+      </w:r>
+    </w:p>
+    <w:p>
+      <w:pPr>
+        <w:pStyle w:val="ListBullet"/>
+        <w:spacing w:line="240" w:lineRule="auto"/>
+        <w:ind w:left="720"/>
+      </w:pPr>
+      <w:r>
+        <w:rPr>
+          <w:lang w:val="hi_IN" w:bidi="hi_IN"/>
+        </w:rPr>
+      </w:r>
+      <w:r>
+        <w:rPr>
+          <w:lang w:val="hi_IN" w:bidi="hi_IN"/>
+        </w:rPr>
+        <w:t>इफिसियों 2:20</w:t>
+      </w:r>
+    </w:p>
+    <w:p>
+      <w:pPr>
+        <w:pStyle w:val="ListBullet"/>
+        <w:spacing w:line="240" w:lineRule="auto"/>
+        <w:ind w:left="720"/>
+      </w:pPr>
+      <w:r>
+        <w:rPr>
+          <w:lang w:val="hi_IN" w:bidi="hi_IN"/>
+        </w:rPr>
+      </w:r>
+      <w:r>
+        <w:rPr>
+          <w:lang w:val="hi_IN" w:bidi="hi_IN"/>
+        </w:rPr>
+        <w:t>मत्ती 21:42</w:t>
+      </w:r>
     </w:p>
     <w:p>
       <w:pPr>
@@ -19532,66 +18092,48 @@
           <w:lang w:val="hi_IN" w:bidi="hi_IN"/>
         </w:rPr>
       </w:r>
-      <w:hyperlink r:id="rId63">
-        <w:r>
-          <w:rPr>
-            <w:lang w:val="hi_IN" w:bidi="hi_IN"/>
-          </w:rPr>
-          <w:rPr>
-            <w:color w:val="0000EE"/>
-            <w:u w:val="single"/>
-          </w:rPr>
-          <w:t>1 इतिहास 1:34–37</w:t>
-        </w:r>
-      </w:hyperlink>
-    </w:p>
-    <w:p>
-      <w:pPr>
-        <w:pStyle w:val="ListBullet"/>
-        <w:spacing w:line="240" w:lineRule="auto"/>
-        <w:ind w:left="720"/>
-      </w:pPr>
-      <w:r>
-        <w:rPr>
-          <w:lang w:val="hi_IN" w:bidi="hi_IN"/>
-        </w:rPr>
-      </w:r>
-      <w:hyperlink r:id="rId229">
-        <w:r>
-          <w:rPr>
-            <w:lang w:val="hi_IN" w:bidi="hi_IN"/>
-          </w:rPr>
-          <w:rPr>
-            <w:color w:val="0000EE"/>
-            <w:u w:val="single"/>
-          </w:rPr>
-          <w:t>गिनती 16:1–3</w:t>
-        </w:r>
-      </w:hyperlink>
-    </w:p>
-    <w:p>
-      <w:pPr>
-        <w:pStyle w:val="ListBullet"/>
-        <w:spacing w:line="240" w:lineRule="auto"/>
-        <w:ind w:left="720"/>
-      </w:pPr>
-      <w:r>
-        <w:rPr>
-          <w:lang w:val="hi_IN" w:bidi="hi_IN"/>
-        </w:rPr>
-      </w:r>
-      <w:hyperlink r:id="rId230">
-        <w:r>
-          <w:rPr>
-            <w:lang w:val="hi_IN" w:bidi="hi_IN"/>
-          </w:rPr>
-          <w:rPr>
-            <w:color w:val="0000EE"/>
-            <w:u w:val="single"/>
-          </w:rPr>
-          <w:t>गिनती 16:25–27</w:t>
-        </w:r>
-      </w:hyperlink>
+      <w:r>
+        <w:rPr>
+          <w:lang w:val="hi_IN" w:bidi="hi_IN"/>
+        </w:rPr>
+        <w:t>1 इतिहास 1:34–37</w:t>
+      </w:r>
+    </w:p>
+    <w:p>
+      <w:pPr>
+        <w:pStyle w:val="ListBullet"/>
+        <w:spacing w:line="240" w:lineRule="auto"/>
+        <w:ind w:left="720"/>
+      </w:pPr>
+      <w:r>
+        <w:rPr>
+          <w:lang w:val="hi_IN" w:bidi="hi_IN"/>
+        </w:rPr>
+      </w:r>
+      <w:r>
+        <w:rPr>
+          <w:lang w:val="hi_IN" w:bidi="hi_IN"/>
+        </w:rPr>
+        <w:t>गिनती 16:1–3</w:t>
+      </w:r>
+    </w:p>
+    <w:p>
+      <w:pPr>
+        <w:pStyle w:val="ListBullet"/>
+        <w:spacing w:line="240" w:lineRule="auto"/>
+        <w:ind w:left="720"/>
+      </w:pPr>
+      <w:r>
+        <w:rPr>
+          <w:lang w:val="hi_IN" w:bidi="hi_IN"/>
+        </w:rPr>
+      </w:r>
+      <w:r>
+        <w:rPr>
+          <w:lang w:val="hi_IN" w:bidi="hi_IN"/>
+        </w:rPr>
+        <w:t>गिनती 16:25–27</w:t>
+      </w:r>
     </w:p>
     <w:p>
       <w:pPr>
